--- a/bantuin/muy/Skripsi - MUYASSAR AHMAD TAQY - 211011400390.docx
+++ b/bantuin/muy/Skripsi - MUYASSAR AHMAD TAQY - 211011400390.docx
@@ -6,6 +6,7 @@
       <w:pPr>
         <w:pStyle w:val="Heading1"/>
         <w:spacing w:line="360" w:lineRule="auto"/>
+        <w:jc w:val="both"/>
         <w:rPr>
           <w:sz w:val="32"/>
           <w:szCs w:val="40"/>
@@ -1442,67 +1443,7 @@
                 <w:u w:val="single"/>
                 <w:lang w:val="en-US"/>
               </w:rPr>
-              <w:t xml:space="preserve">Dr. Eng. Ahmad </w:t>
-            </w:r>
-            <w:proofErr w:type="spellStart"/>
-            <w:r>
-              <w:rPr>
-                <w:bCs/>
-                <w:szCs w:val="24"/>
-                <w:u w:val="single"/>
-                <w:lang w:val="en-US"/>
-              </w:rPr>
-              <w:t>Musyafa</w:t>
-            </w:r>
-            <w:proofErr w:type="spellEnd"/>
-            <w:r>
-              <w:rPr>
-                <w:bCs/>
-                <w:szCs w:val="24"/>
-                <w:u w:val="single"/>
-                <w:lang w:val="en-US"/>
-              </w:rPr>
-              <w:t xml:space="preserve">, </w:t>
-            </w:r>
-            <w:proofErr w:type="spellStart"/>
-            <w:r>
-              <w:rPr>
-                <w:bCs/>
-                <w:szCs w:val="24"/>
-                <w:u w:val="single"/>
-                <w:lang w:val="en-US"/>
-              </w:rPr>
-              <w:t>S.Kom</w:t>
-            </w:r>
-            <w:proofErr w:type="spellEnd"/>
-            <w:r>
-              <w:rPr>
-                <w:bCs/>
-                <w:szCs w:val="24"/>
-                <w:u w:val="single"/>
-                <w:lang w:val="en-US"/>
-              </w:rPr>
-              <w:t xml:space="preserve">., </w:t>
-            </w:r>
-            <w:proofErr w:type="spellStart"/>
-            <w:r>
-              <w:rPr>
-                <w:bCs/>
-                <w:szCs w:val="24"/>
-                <w:u w:val="single"/>
-                <w:lang w:val="en-US"/>
-              </w:rPr>
-              <w:t>M.Kom</w:t>
-            </w:r>
-            <w:proofErr w:type="spellEnd"/>
-            <w:r>
-              <w:rPr>
-                <w:bCs/>
-                <w:szCs w:val="24"/>
-                <w:u w:val="single"/>
-                <w:lang w:val="en-US"/>
-              </w:rPr>
-              <w:t>.</w:t>
+              <w:t>Dr. Eng. Ahmad Musyafa, S.Kom., M.Kom.</w:t>
             </w:r>
           </w:p>
         </w:tc>
@@ -2219,67 +2160,7 @@
                 <w:u w:val="single"/>
                 <w:lang w:val="en-US"/>
               </w:rPr>
-              <w:t xml:space="preserve">Dr. Eng. Ahmad </w:t>
-            </w:r>
-            <w:proofErr w:type="spellStart"/>
-            <w:r>
-              <w:rPr>
-                <w:bCs/>
-                <w:szCs w:val="24"/>
-                <w:u w:val="single"/>
-                <w:lang w:val="en-US"/>
-              </w:rPr>
-              <w:t>Musyafa</w:t>
-            </w:r>
-            <w:proofErr w:type="spellEnd"/>
-            <w:r>
-              <w:rPr>
-                <w:bCs/>
-                <w:szCs w:val="24"/>
-                <w:u w:val="single"/>
-                <w:lang w:val="en-US"/>
-              </w:rPr>
-              <w:t xml:space="preserve">, </w:t>
-            </w:r>
-            <w:proofErr w:type="spellStart"/>
-            <w:r>
-              <w:rPr>
-                <w:bCs/>
-                <w:szCs w:val="24"/>
-                <w:u w:val="single"/>
-                <w:lang w:val="en-US"/>
-              </w:rPr>
-              <w:t>S.Kom</w:t>
-            </w:r>
-            <w:proofErr w:type="spellEnd"/>
-            <w:r>
-              <w:rPr>
-                <w:bCs/>
-                <w:szCs w:val="24"/>
-                <w:u w:val="single"/>
-                <w:lang w:val="en-US"/>
-              </w:rPr>
-              <w:t xml:space="preserve">., </w:t>
-            </w:r>
-            <w:proofErr w:type="spellStart"/>
-            <w:r>
-              <w:rPr>
-                <w:bCs/>
-                <w:szCs w:val="24"/>
-                <w:u w:val="single"/>
-                <w:lang w:val="en-US"/>
-              </w:rPr>
-              <w:t>M.Kom</w:t>
-            </w:r>
-            <w:proofErr w:type="spellEnd"/>
-            <w:r>
-              <w:rPr>
-                <w:bCs/>
-                <w:szCs w:val="24"/>
-                <w:u w:val="single"/>
-                <w:lang w:val="en-US"/>
-              </w:rPr>
-              <w:t>.</w:t>
+              <w:t>Dr. Eng. Ahmad Musyafa, S.Kom., M.Kom.</w:t>
             </w:r>
           </w:p>
         </w:tc>
@@ -2980,53 +2861,12 @@
         </w:rPr>
         <w:t xml:space="preserve"> </w:t>
       </w:r>
-      <w:proofErr w:type="spellStart"/>
       <w:r>
         <w:rPr>
           <w:b/>
           <w:lang w:val="en-GB"/>
         </w:rPr>
-        <w:t>Dr.</w:t>
-      </w:r>
-      <w:proofErr w:type="spellEnd"/>
-      <w:r>
-        <w:rPr>
-          <w:b/>
-          <w:lang w:val="en-GB"/>
-        </w:rPr>
-        <w:t xml:space="preserve"> E </w:t>
-      </w:r>
-      <w:proofErr w:type="spellStart"/>
-      <w:r>
-        <w:rPr>
-          <w:b/>
-          <w:lang w:val="en-GB"/>
-        </w:rPr>
-        <w:t>Nurzaman</w:t>
-      </w:r>
-      <w:proofErr w:type="spellEnd"/>
-      <w:r>
-        <w:rPr>
-          <w:b/>
-          <w:lang w:val="en-GB"/>
-        </w:rPr>
-        <w:t xml:space="preserve"> AM., M.M., </w:t>
-      </w:r>
-      <w:proofErr w:type="spellStart"/>
-      <w:r>
-        <w:rPr>
-          <w:b/>
-          <w:lang w:val="en-GB"/>
-        </w:rPr>
-        <w:t>M.Si</w:t>
-      </w:r>
-      <w:proofErr w:type="spellEnd"/>
-      <w:r>
-        <w:rPr>
-          <w:b/>
-          <w:lang w:val="en-GB"/>
-        </w:rPr>
-        <w:t xml:space="preserve">. </w:t>
+        <w:t xml:space="preserve">Dr. E Nurzaman AM., M.M., M.Si. </w:t>
       </w:r>
       <w:r>
         <w:t>selaku</w:t>
@@ -3064,95 +2904,23 @@
           <w:bCs/>
           <w:lang w:val="en-US"/>
         </w:rPr>
-        <w:t xml:space="preserve">Yan </w:t>
-      </w:r>
-      <w:proofErr w:type="spellStart"/>
+        <w:t>Yan Mitha Djaksana, S.</w:t>
+      </w:r>
       <w:r>
         <w:rPr>
           <w:b/>
           <w:bCs/>
           <w:lang w:val="en-US"/>
         </w:rPr>
-        <w:t>Mitha</w:t>
-      </w:r>
-      <w:proofErr w:type="spellEnd"/>
+        <w:t>K</w:t>
+      </w:r>
       <w:r>
         <w:rPr>
           <w:b/>
           <w:bCs/>
           <w:lang w:val="en-US"/>
         </w:rPr>
-        <w:t xml:space="preserve"> </w:t>
-      </w:r>
-      <w:proofErr w:type="spellStart"/>
-      <w:r>
-        <w:rPr>
-          <w:b/>
-          <w:bCs/>
-          <w:lang w:val="en-US"/>
-        </w:rPr>
-        <w:t>Djaksana</w:t>
-      </w:r>
-      <w:proofErr w:type="spellEnd"/>
-      <w:r>
-        <w:rPr>
-          <w:b/>
-          <w:bCs/>
-          <w:lang w:val="en-US"/>
-        </w:rPr>
-        <w:t xml:space="preserve">, </w:t>
-      </w:r>
-      <w:proofErr w:type="spellStart"/>
-      <w:r>
-        <w:rPr>
-          <w:b/>
-          <w:bCs/>
-          <w:lang w:val="en-US"/>
-        </w:rPr>
-        <w:t>S.</w:t>
-      </w:r>
-      <w:r>
-        <w:rPr>
-          <w:b/>
-          <w:bCs/>
-          <w:lang w:val="en-US"/>
-        </w:rPr>
-        <w:t>K</w:t>
-      </w:r>
-      <w:r>
-        <w:rPr>
-          <w:b/>
-          <w:bCs/>
-          <w:lang w:val="en-US"/>
-        </w:rPr>
-        <w:t>om</w:t>
-      </w:r>
-      <w:proofErr w:type="spellEnd"/>
-      <w:r>
-        <w:rPr>
-          <w:b/>
-          <w:bCs/>
-          <w:lang w:val="en-US"/>
-        </w:rPr>
-        <w:t xml:space="preserve">., </w:t>
-      </w:r>
-      <w:proofErr w:type="spellStart"/>
-      <w:r>
-        <w:rPr>
-          <w:b/>
-          <w:bCs/>
-          <w:lang w:val="en-US"/>
-        </w:rPr>
-        <w:t>M.Kom</w:t>
-      </w:r>
-      <w:proofErr w:type="spellEnd"/>
-      <w:r>
-        <w:rPr>
-          <w:b/>
-          <w:bCs/>
-          <w:lang w:val="en-US"/>
-        </w:rPr>
-        <w:t>.,</w:t>
+        <w:t>om., M.Kom.,</w:t>
       </w:r>
       <w:r>
         <w:rPr>
@@ -3187,61 +2955,7 @@
           <w:bCs/>
           <w:lang w:val="en-US"/>
         </w:rPr>
-        <w:t xml:space="preserve">Dr. Eng. Ahmad </w:t>
-      </w:r>
-      <w:proofErr w:type="spellStart"/>
-      <w:r>
-        <w:rPr>
-          <w:b/>
-          <w:bCs/>
-          <w:lang w:val="en-US"/>
-        </w:rPr>
-        <w:t>Musyafa</w:t>
-      </w:r>
-      <w:proofErr w:type="spellEnd"/>
-      <w:r>
-        <w:rPr>
-          <w:b/>
-          <w:bCs/>
-          <w:lang w:val="en-US"/>
-        </w:rPr>
-        <w:t xml:space="preserve">, </w:t>
-      </w:r>
-      <w:proofErr w:type="spellStart"/>
-      <w:r>
-        <w:rPr>
-          <w:b/>
-          <w:bCs/>
-          <w:lang w:val="en-US"/>
-        </w:rPr>
-        <w:t>S.Kom</w:t>
-      </w:r>
-      <w:proofErr w:type="spellEnd"/>
-      <w:r>
-        <w:rPr>
-          <w:b/>
-          <w:bCs/>
-          <w:lang w:val="en-US"/>
-        </w:rPr>
-        <w:t xml:space="preserve">., </w:t>
-      </w:r>
-      <w:proofErr w:type="spellStart"/>
-      <w:r>
-        <w:rPr>
-          <w:b/>
-          <w:bCs/>
-          <w:lang w:val="en-US"/>
-        </w:rPr>
-        <w:t>M.Kom</w:t>
-      </w:r>
-      <w:proofErr w:type="spellEnd"/>
-      <w:r>
-        <w:rPr>
-          <w:b/>
-          <w:bCs/>
-          <w:lang w:val="en-US"/>
-        </w:rPr>
-        <w:t>.,</w:t>
+        <w:t>Dr. Eng. Ahmad Musyafa, S.Kom., M.Kom.,</w:t>
       </w:r>
       <w:r>
         <w:rPr>
@@ -3286,25 +3000,7 @@
           <w:bCs/>
           <w:lang w:val="en-US"/>
         </w:rPr>
-        <w:t xml:space="preserve">, </w:t>
-      </w:r>
-      <w:proofErr w:type="spellStart"/>
-      <w:r>
-        <w:rPr>
-          <w:b/>
-          <w:bCs/>
-          <w:lang w:val="en-US"/>
-        </w:rPr>
-        <w:t>S.Kom</w:t>
-      </w:r>
-      <w:proofErr w:type="spellEnd"/>
-      <w:r>
-        <w:rPr>
-          <w:b/>
-          <w:bCs/>
-          <w:lang w:val="en-US"/>
-        </w:rPr>
-        <w:t xml:space="preserve">., </w:t>
+        <w:t xml:space="preserve">, S.Kom., </w:t>
       </w:r>
       <w:r>
         <w:rPr>
@@ -12344,7 +12040,19 @@
         <w:rPr>
           <w:lang w:eastAsia="en-ID"/>
         </w:rPr>
-        <w:t>Kebutuhan utama dari sistem ini adalah mampu memfasilitasi proses penilaian anak yang sebelumnya dilakukan secara manual, menjadi digital dan terstandarisasi. Penulis perlu memahami kriteria apa saja yang dianggap penting oleh guru dalam menilai kesiapan anak, seperti aspek kognitif</w:t>
+        <w:t xml:space="preserve">Kebutuhan utama dari sistem ini adalah mampu memfasilitasi proses penilaian anak yang sebelumnya dilakukan secara manual, menjadi digital dan terstandarisasi. Penulis perlu memahami kriteria apa saja yang dianggap penting oleh guru dalam menilai </w:t>
+      </w:r>
+      <w:r>
+        <w:rPr>
+          <w:lang w:val="en-US" w:eastAsia="en-ID"/>
+        </w:rPr>
+        <w:t xml:space="preserve">hasil penilaian </w:t>
+      </w:r>
+      <w:r>
+        <w:rPr>
+          <w:lang w:eastAsia="en-ID"/>
+        </w:rPr>
+        <w:t>anak, seperti aspek kognitif</w:t>
       </w:r>
       <w:r>
         <w:rPr>
@@ -12449,7 +12157,14 @@
         <w:rPr>
           <w:lang w:eastAsia="en-ID"/>
         </w:rPr>
-        <w:t>Akhirnya, sistem juga harus mampu menyimpan dan mengelola data hasil penilaian dengan baik, agar dapat digunakan untuk keperluan evaluasi di masa mendatang. Dengan memahami kebutuhan-kebutuhan tersebut, penulis dapat memastikan sistem yang dikembangkan benar-benar bermanfaat dan sesuai dengan kondisi nyata di lapangan.</w:t>
+        <w:t xml:space="preserve">Akhirnya, sistem juga harus mampu menyimpan dan mengelola data hasil penilaian dengan baik, agar dapat digunakan untuk keperluan evaluasi di masa mendatang. Dengan memahami kebutuhan-kebutuhan tersebut, penulis dapat </w:t>
+      </w:r>
+      <w:r>
+        <w:rPr>
+          <w:lang w:eastAsia="en-ID"/>
+        </w:rPr>
+        <w:lastRenderedPageBreak/>
+        <w:t>memastikan sistem yang dikembangkan benar-benar bermanfaat dan sesuai dengan kondisi nyata di lapangan.</w:t>
       </w:r>
     </w:p>
     <w:p>
@@ -12465,7 +12180,6 @@
       <w:bookmarkStart w:id="118" w:name="_Toc177131233"/>
       <w:bookmarkStart w:id="119" w:name="_Toc207663079"/>
       <w:r>
-        <w:lastRenderedPageBreak/>
         <w:t>Analisa Sistem Berjalan</w:t>
       </w:r>
       <w:bookmarkEnd w:id="118"/>
@@ -12477,7 +12191,16 @@
         <w:ind w:firstLine="567"/>
       </w:pPr>
       <w:r>
-        <w:t xml:space="preserve">Analisis sistem yang sedang berjalan merupakan proses penguraian dari suatu sistem dengan tujuan untuk mengidentifikasi dan mengevaluasi permasalahan yang terjadi pada sistem tersebut. Proses penilaian kesiapan anak masuk Sekolah Dasar (SD) pada TK Aisyiyah Bustanul Athfal </w:t>
+        <w:t xml:space="preserve">Analisis sistem yang sedang berjalan merupakan proses penguraian dari suatu sistem dengan tujuan untuk mengidentifikasi dan mengevaluasi permasalahan yang terjadi pada sistem tersebut. Proses </w:t>
+      </w:r>
+      <w:r>
+        <w:rPr>
+          <w:lang w:val="en-US"/>
+        </w:rPr>
+        <w:t xml:space="preserve">hasil </w:t>
+      </w:r>
+      <w:r>
+        <w:t xml:space="preserve">penilaian anak pada TK Aisyiyah Bustanul Athfal </w:t>
       </w:r>
       <w:r>
         <w:t xml:space="preserve">79 dan </w:t>
@@ -12498,7 +12221,25 @@
         <w:t xml:space="preserve"> agama &amp; moral</w:t>
       </w:r>
       <w:r>
-        <w:t xml:space="preserve"> dan kemandirian. Observasi ini biasanya dilakukan secara berkelanjutan menggunakan lembar kerja atau catatan guru. Setelah itu, hasil observasi diolah secara manual oleh guru untuk dijadikan dasar pertimbangan dalam memberikan rekomendasi mengenai kesiapan anak melanjutkan ke jenjang Sekolah Dasar. Selanjutnya, guru bersama pihak sekolah melakukan diskusi informal untuk memutuskan kesiapan anak berdasarkan data yang telah ada. </w:t>
+        <w:t xml:space="preserve"> dan kemandirian. Observasi ini biasanya dilakukan secara berkelanjutan menggunakan lembar kerja atau catatan guru. Setelah itu, hasil observasi diolah secara manual oleh guru untuk dijadikan dasar pertimbangan dalam memberikan rekomendasi mengenai </w:t>
+      </w:r>
+      <w:r>
+        <w:rPr>
+          <w:lang w:val="en-US"/>
+        </w:rPr>
+        <w:t>hasil penilaian</w:t>
+      </w:r>
+      <w:r>
+        <w:t xml:space="preserve"> anak. Selanjutnya, guru bersama pihak sekolah melakukan diskusi informal untuk memutuskan </w:t>
+      </w:r>
+      <w:r>
+        <w:rPr>
+          <w:lang w:val="en-US"/>
+        </w:rPr>
+        <w:t>hasil penilaian</w:t>
+      </w:r>
+      <w:r>
+        <w:t xml:space="preserve"> anak berdasarkan data yang telah ada. </w:t>
       </w:r>
     </w:p>
     <w:p>
@@ -12526,7 +12267,16 @@
         <w:t>web</w:t>
       </w:r>
       <w:r>
-        <w:t xml:space="preserve"> yang dapat membantu guru dalam menilai kesiapan anak masuk Sekolah Dasar dengan pendekatan yang lebih sistematis dan terstruktur. Metode </w:t>
+        <w:t xml:space="preserve"> yang dapat membantu guru dalam menilai </w:t>
+      </w:r>
+      <w:r>
+        <w:rPr>
+          <w:lang w:val="en-US"/>
+        </w:rPr>
+        <w:t xml:space="preserve">hasil </w:t>
+      </w:r>
+      <w:r>
+        <w:t xml:space="preserve">anak dengan pendekatan yang lebih sistematis dan terstruktur. Metode </w:t>
       </w:r>
       <w:r>
         <w:rPr>
@@ -12766,13 +12516,37 @@
         <w:ind w:firstLine="567"/>
       </w:pPr>
       <w:r>
-        <w:t xml:space="preserve">Alur pada Gambar 3.1 menunjukkan bahwa proses penilaian kesiapan anak masuk Sekolah Dasar di TK Aisyiyah Bustanul Athfal </w:t>
+        <w:t xml:space="preserve">Alur pada Gambar 3.1 menunjukkan bahwa proses penilaian </w:t>
+      </w:r>
+      <w:r>
+        <w:rPr>
+          <w:lang w:val="en-US"/>
+        </w:rPr>
+        <w:t xml:space="preserve">hasil nilai </w:t>
+      </w:r>
+      <w:r>
+        <w:t xml:space="preserve">anak di TK Aisyiyah Bustanul Athfal </w:t>
       </w:r>
       <w:r>
         <w:t xml:space="preserve">79 dan </w:t>
       </w:r>
       <w:r>
-        <w:t>80 masih dilakukan secara manual, dimulai dari guru yang melakukan observasi perkembangan anak, mencatat hasilnya pada lembar penilaian, lalu mengolah data secara manual untuk dijadikan pertimbangan. Setelah itu, guru berdiskusi dengan pihak sekolah untuk menentukan keputusan kesiapan anak yang pada akhirnya disampaikan kepada orang tua. Proses ini masih bersifat subjektif, tidak terstandarisasi, serta berpotensi menimbulkan ketidaktepatan dalam pengambilan keputusan.</w:t>
+        <w:t xml:space="preserve">80 masih dilakukan secara manual, dimulai dari guru yang melakukan observasi perkembangan anak, mencatat hasilnya pada lembar penilaian, lalu mengolah data secara manual untuk dijadikan pertimbangan. Setelah itu, guru berdiskusi dengan pihak sekolah untuk menentukan keputusan </w:t>
+      </w:r>
+      <w:r>
+        <w:rPr>
+          <w:lang w:val="en-US"/>
+        </w:rPr>
+        <w:t xml:space="preserve">hasil </w:t>
+      </w:r>
+      <w:r>
+        <w:rPr>
+          <w:lang w:val="en-US"/>
+        </w:rPr>
+        <w:t>penilaian</w:t>
+      </w:r>
+      <w:r>
+        <w:t xml:space="preserve"> anak yang pada akhirnya disampaikan kepada orang tua. Proses ini masih bersifat subjektif, tidak terstandarisasi, serta berpotensi menimbulkan ketidaktepatan dalam pengambilan keputusan.</w:t>
       </w:r>
     </w:p>
     <w:p>
@@ -12824,7 +12598,16 @@
         <w:t>Analytical Hierarchy Process</w:t>
       </w:r>
       <w:r>
-        <w:t xml:space="preserve"> (AHP) dalam penilaian kesiapan anak masuk Sekolah Dasar di TK Aisyiyah Bustanul Athfal </w:t>
+        <w:t xml:space="preserve"> (AHP) dalam penilaian </w:t>
+      </w:r>
+      <w:r>
+        <w:rPr>
+          <w:lang w:val="en-US"/>
+        </w:rPr>
+        <w:t xml:space="preserve">hasil nilai </w:t>
+      </w:r>
+      <w:r>
+        <w:t xml:space="preserve">anak di TK Aisyiyah Bustanul Athfal </w:t>
       </w:r>
       <w:r>
         <w:t xml:space="preserve">79 dan </w:t>
@@ -12840,11 +12623,11 @@
         <w:t>admin</w:t>
       </w:r>
       <w:r>
-        <w:t xml:space="preserve">, </w:t>
+        <w:t xml:space="preserve">, memasukkan data kriteria </w:t>
       </w:r>
       <w:r>
         <w:lastRenderedPageBreak/>
-        <w:t>memasukkan data kriteria penilaian dan data siswa, kemudian sistem secara otomatis menghitung bobot kriteria melalui matriks perbandingan berpasangan, menentukan prioritas, menguji konsistensi, serta menghasilkan skor akhir tiap siswa. Hasil penilaian berupa nilai kesiapan dan peringkat ditampilkan secara informatif, dapat dicetak maupun diunduh, sehingga proses penilaian lebih objektif, terstandarisasi, efisien, serta terdokumentasi dengan baik</w:t>
+        <w:t>penilaian dan data siswa, kemudian sistem secara otomatis menghitung bobot kriteria melalui matriks perbandingan berpasangan, menentukan prioritas, menguji konsistensi, serta menghasilkan skor akhir tiap siswa. Hasil penilaian berupa nilai peringkat ditampilkan secara informatif, dapat dicetak maupun diunduh, sehingga proses penilaian lebih objektif, terstandarisasi, efisien, serta terdokumentasi dengan baik</w:t>
       </w:r>
       <w:r>
         <w:t>.</w:t>
@@ -13058,6 +12841,107 @@
     </w:p>
     <w:p>
       <w:pPr>
+        <w:spacing w:line="360" w:lineRule="auto"/>
+        <w:ind w:firstLine="567"/>
+      </w:pPr>
+      <w:r>
+        <w:rPr>
+          <w:lang w:val="en-US"/>
+        </w:rPr>
+        <w:lastRenderedPageBreak/>
+        <w:t>Pada g</w:t>
+      </w:r>
+      <w:r>
+        <w:t xml:space="preserve">ambar </w:t>
+      </w:r>
+      <w:r>
+        <w:rPr>
+          <w:lang w:val="en-US"/>
+        </w:rPr>
+        <w:t xml:space="preserve">3.2 </w:t>
+      </w:r>
+      <w:r>
+        <w:t xml:space="preserve">menunjukkan </w:t>
+      </w:r>
+      <w:r>
+        <w:rPr>
+          <w:rStyle w:val="Strong"/>
+          <w:b w:val="0"/>
+          <w:bCs w:val="0"/>
+          <w:i/>
+          <w:iCs/>
+        </w:rPr>
+        <w:t>activity</w:t>
+      </w:r>
+      <w:r>
+        <w:rPr>
+          <w:rStyle w:val="Strong"/>
+          <w:b w:val="0"/>
+          <w:bCs w:val="0"/>
+        </w:rPr>
+        <w:t xml:space="preserve"> diagram</w:t>
+      </w:r>
+      <w:r>
+        <w:t xml:space="preserve"> proses penilaian kesiapan siswa dengan metode AHP. </w:t>
+      </w:r>
+      <w:r>
+        <w:rPr>
+          <w:i/>
+          <w:iCs/>
+        </w:rPr>
+        <w:t>Admin</w:t>
+      </w:r>
+      <w:r>
+        <w:t xml:space="preserve"> </w:t>
+      </w:r>
+      <w:r>
+        <w:rPr>
+          <w:i/>
+          <w:iCs/>
+        </w:rPr>
+        <w:t>login</w:t>
+      </w:r>
+      <w:r>
+        <w:t xml:space="preserve"> ke aplikasi, lalu menginput data kriteria dan data siswa. Sistem menyimpan data ke </w:t>
+      </w:r>
+      <w:r>
+        <w:rPr>
+          <w:i/>
+          <w:iCs/>
+        </w:rPr>
+        <w:t>database</w:t>
+      </w:r>
+      <w:r>
+        <w:t xml:space="preserve">, menghitung bobot prioritas kriteria melalui matriks perbandingan berpasangan, memeriksa konsistensi (CI dan CR), serta menghasilkan skor akhir tiap siswa. </w:t>
+      </w:r>
+      <w:r>
+        <w:rPr>
+          <w:i/>
+          <w:iCs/>
+        </w:rPr>
+        <w:t>Admin</w:t>
+      </w:r>
+      <w:r>
+        <w:t xml:space="preserve"> kemudian dapat melihat hasil penilaian dan mencetak laporan sebagai </w:t>
+      </w:r>
+      <w:r>
+        <w:rPr>
+          <w:i/>
+          <w:iCs/>
+        </w:rPr>
+        <w:t>output</w:t>
+      </w:r>
+      <w:r>
+        <w:t xml:space="preserve"> akhir.</w:t>
+      </w:r>
+    </w:p>
+    <w:p>
+      <w:pPr>
+        <w:spacing w:line="480" w:lineRule="auto"/>
+      </w:pPr>
+    </w:p>
+    <w:p>
+      <w:pPr>
         <w:pStyle w:val="Heading2"/>
         <w:numPr>
           <w:ilvl w:val="1"/>
@@ -13067,7 +12951,6 @@
         <w:ind w:left="567" w:hanging="567"/>
       </w:pPr>
       <w:r>
-        <w:lastRenderedPageBreak/>
         <w:t>Perancangan Basis Data</w:t>
       </w:r>
     </w:p>
@@ -13260,19 +13143,7 @@
         <w:t xml:space="preserve"> </w:t>
       </w:r>
       <w:r>
-        <w:t xml:space="preserve">Berikut adalah ERD dari sistem usulan untuk sistem pendukung keputusan penilaian kesiapan anak masuk </w:t>
-      </w:r>
-      <w:r>
-        <w:t>s</w:t>
-      </w:r>
-      <w:r>
-        <w:t xml:space="preserve">ekolah </w:t>
-      </w:r>
-      <w:r>
-        <w:t>d</w:t>
-      </w:r>
-      <w:r>
-        <w:t xml:space="preserve">asar menggunakan metode </w:t>
+        <w:t xml:space="preserve">Berikut adalah ERD dari sistem usulan untuk sistem pendukung keputusan penilaian anak menggunakan metode </w:t>
       </w:r>
       <w:r>
         <w:rPr>
@@ -13471,6 +13342,32 @@
     </w:p>
     <w:p>
       <w:pPr>
+        <w:spacing w:line="360" w:lineRule="auto"/>
+        <w:ind w:firstLine="567"/>
+      </w:pPr>
+      <w:r>
+        <w:rPr>
+          <w:lang w:val="en-US"/>
+        </w:rPr>
+        <w:lastRenderedPageBreak/>
+        <w:t xml:space="preserve">Pada gambar 3.3 </w:t>
+      </w:r>
+      <w:r>
+        <w:t xml:space="preserve">menggambarkan rancangan basis data sistem penilaian dengan metode AHP. ERD ini terdiri dari beberapa entitas utama, yaitu data_alternatif untuk menyimpan informasi siswa, data_kriteria untuk menyimpan kriteria penilaian, serta analisa_alternatif dan analisa_kriteria yang mencatat perbandingan berpasangan. Selain itu, terdapat tabel nilai_awal, nilai_awal_detail, ranking, jum_alt_kri, dan nilai yang digunakan untuk menyimpan hasil perhitungan AHP, serta tabel pengguna yang menyimpan data admin atau user sistem. Hubungan antar tabel ini memastikan proses pengolahan data alternatif dan kriteria dapat menghasilkan perhitungan bobot, konsistensi, hingga penentuan </w:t>
+      </w:r>
+      <w:r>
+        <w:rPr>
+          <w:i/>
+          <w:iCs/>
+        </w:rPr>
+        <w:t>ranking</w:t>
+      </w:r>
+      <w:r>
+        <w:t xml:space="preserve"> siswa secara terstruktur.</w:t>
+      </w:r>
+    </w:p>
+    <w:p>
+      <w:pPr>
         <w:spacing w:line="480" w:lineRule="auto"/>
       </w:pPr>
       <w:bookmarkStart w:id="152" w:name="_Toc207024188"/>
@@ -13547,11 +13444,7 @@
         <w:t>model</w:t>
       </w:r>
       <w:r>
-        <w:t xml:space="preserve"> logis yang siap diimplementasikan pada sistem manajemen basis data. Setiap entitas pada ERD </w:t>
-      </w:r>
-      <w:r>
-        <w:lastRenderedPageBreak/>
-        <w:t xml:space="preserve">ditransformasikan menjadi tabel, atribut kunci </w:t>
+        <w:t xml:space="preserve"> logis yang siap diimplementasikan pada sistem manajemen basis data. Setiap entitas pada ERD ditransformasikan menjadi tabel, atribut kunci </w:t>
       </w:r>
       <w:r>
         <w:t>utama</w:t>
@@ -13760,6 +13653,198 @@
     </w:p>
     <w:p>
       <w:pPr>
+        <w:spacing w:line="360" w:lineRule="auto"/>
+        <w:ind w:firstLine="567"/>
+      </w:pPr>
+      <w:r>
+        <w:rPr>
+          <w:lang w:val="en-US"/>
+        </w:rPr>
+        <w:lastRenderedPageBreak/>
+        <w:t xml:space="preserve">Pada gambar 3.4 </w:t>
+      </w:r>
+      <w:r>
+        <w:rPr>
+          <w:lang w:val="en-US"/>
+        </w:rPr>
+        <w:t>t</w:t>
+      </w:r>
+      <w:r>
+        <w:t xml:space="preserve">ransformasi </w:t>
+      </w:r>
+      <w:r>
+        <w:rPr>
+          <w:rStyle w:val="Strong"/>
+          <w:b w:val="0"/>
+          <w:bCs w:val="0"/>
+          <w:i/>
+          <w:iCs/>
+        </w:rPr>
+        <w:t>Entity Relationship</w:t>
+      </w:r>
+      <w:r>
+        <w:rPr>
+          <w:rStyle w:val="Strong"/>
+          <w:b w:val="0"/>
+          <w:bCs w:val="0"/>
+        </w:rPr>
+        <w:t xml:space="preserve"> Diagram (ERD) ke </w:t>
+      </w:r>
+      <w:r>
+        <w:rPr>
+          <w:rStyle w:val="Strong"/>
+          <w:b w:val="0"/>
+          <w:bCs w:val="0"/>
+          <w:i/>
+          <w:iCs/>
+        </w:rPr>
+        <w:t>Logical Record Structure</w:t>
+      </w:r>
+      <w:r>
+        <w:rPr>
+          <w:rStyle w:val="Strong"/>
+          <w:b w:val="0"/>
+          <w:bCs w:val="0"/>
+        </w:rPr>
+        <w:t xml:space="preserve"> (LRS)</w:t>
+      </w:r>
+      <w:r>
+        <w:t xml:space="preserve"> menghasilkan rancangan tabel yang lebih terstruktur untuk implementasi basis data sistem penilaian berbasis metode AHP. Setiap entitas pada ERD diubah menjadi tabel relasional lengkap dengan atribut dan tipe datanya. Tabel utama yang terbentuk meliputi </w:t>
+      </w:r>
+      <w:r>
+        <w:rPr>
+          <w:rStyle w:val="Emphasis"/>
+          <w:i w:val="0"/>
+          <w:iCs w:val="0"/>
+        </w:rPr>
+        <w:t>data_alternatif</w:t>
+      </w:r>
+      <w:r>
+        <w:t xml:space="preserve"> untuk menyimpan informasi siswa, </w:t>
+      </w:r>
+      <w:r>
+        <w:rPr>
+          <w:rStyle w:val="Emphasis"/>
+          <w:i w:val="0"/>
+          <w:iCs w:val="0"/>
+        </w:rPr>
+        <w:t>data_kriteria</w:t>
+      </w:r>
+      <w:r>
+        <w:t xml:space="preserve"> untuk menyimpan kriteria penilaian, serta </w:t>
+      </w:r>
+      <w:r>
+        <w:rPr>
+          <w:rStyle w:val="Emphasis"/>
+          <w:i w:val="0"/>
+          <w:iCs w:val="0"/>
+        </w:rPr>
+        <w:t>analisa_alternatif</w:t>
+      </w:r>
+      <w:r>
+        <w:t xml:space="preserve"> dan </w:t>
+      </w:r>
+      <w:r>
+        <w:rPr>
+          <w:rStyle w:val="Emphasis"/>
+          <w:i w:val="0"/>
+          <w:iCs w:val="0"/>
+        </w:rPr>
+        <w:t>analisa_kriteria</w:t>
+      </w:r>
+      <w:r>
+        <w:t xml:space="preserve"> yang digunakan dalam perbandingan berpasangan. Selain itu, terdapat tabel </w:t>
+      </w:r>
+      <w:r>
+        <w:rPr>
+          <w:rStyle w:val="Emphasis"/>
+          <w:i w:val="0"/>
+          <w:iCs w:val="0"/>
+        </w:rPr>
+        <w:t>nilai_awal</w:t>
+      </w:r>
+      <w:r>
+        <w:t xml:space="preserve"> dan </w:t>
+      </w:r>
+      <w:r>
+        <w:rPr>
+          <w:rStyle w:val="Emphasis"/>
+          <w:i w:val="0"/>
+          <w:iCs w:val="0"/>
+        </w:rPr>
+        <w:t>nilai_awal_detail</w:t>
+      </w:r>
+      <w:r>
+        <w:t xml:space="preserve"> untuk mencatat nilai </w:t>
+      </w:r>
+      <w:r>
+        <w:rPr>
+          <w:i/>
+          <w:iCs/>
+        </w:rPr>
+        <w:t>input</w:t>
+      </w:r>
+      <w:r>
+        <w:t xml:space="preserve">, serta tabel </w:t>
+      </w:r>
+      <w:r>
+        <w:rPr>
+          <w:rStyle w:val="Emphasis"/>
+        </w:rPr>
+        <w:t>ranking</w:t>
+      </w:r>
+      <w:r>
+        <w:t>,</w:t>
+      </w:r>
+      <w:r>
+        <w:t xml:space="preserve"> </w:t>
+      </w:r>
+      <w:r>
+        <w:rPr>
+          <w:rStyle w:val="Emphasis"/>
+          <w:i w:val="0"/>
+          <w:iCs w:val="0"/>
+        </w:rPr>
+        <w:t>jum_alt_kri</w:t>
+      </w:r>
+      <w:r>
+        <w:t xml:space="preserve">, dan </w:t>
+      </w:r>
+      <w:r>
+        <w:rPr>
+          <w:rStyle w:val="Emphasis"/>
+          <w:i w:val="0"/>
+          <w:iCs w:val="0"/>
+        </w:rPr>
+        <w:t>nilai</w:t>
+      </w:r>
+      <w:r>
+        <w:t xml:space="preserve"> yang berfungsi menyimpan hasil perhitungan AHP. Tabel </w:t>
+      </w:r>
+      <w:r>
+        <w:rPr>
+          <w:rStyle w:val="Emphasis"/>
+          <w:i w:val="0"/>
+          <w:iCs w:val="0"/>
+        </w:rPr>
+        <w:t>pengguna</w:t>
+      </w:r>
+      <w:r>
+        <w:t xml:space="preserve"> juga disertakan untuk mengelola data </w:t>
+      </w:r>
+      <w:r>
+        <w:rPr>
+          <w:i/>
+          <w:iCs/>
+        </w:rPr>
+        <w:t>admin</w:t>
+      </w:r>
+      <w:r>
+        <w:t xml:space="preserve"> sistem. Dengan adanya transformasi ini, rancangan basis data menjadi lebih sistematis, konsisten, dan siap diimplementasikan ke dalam sistem relasional.</w:t>
+      </w:r>
+    </w:p>
+    <w:p>
+      <w:pPr>
         <w:spacing w:line="480" w:lineRule="auto"/>
       </w:pPr>
     </w:p>
@@ -14001,6 +14086,224 @@
     </w:p>
     <w:p>
       <w:pPr>
+        <w:spacing w:line="360" w:lineRule="auto"/>
+        <w:ind w:firstLine="567"/>
+      </w:pPr>
+      <w:r>
+        <w:rPr>
+          <w:lang w:val="en-US"/>
+        </w:rPr>
+        <w:t>Pada g</w:t>
+      </w:r>
+      <w:r>
+        <w:t xml:space="preserve">ambar </w:t>
+      </w:r>
+      <w:r>
+        <w:rPr>
+          <w:lang w:val="en-US"/>
+        </w:rPr>
+        <w:t xml:space="preserve">3.5 </w:t>
+      </w:r>
+      <w:r>
+        <w:t xml:space="preserve">merupakan </w:t>
+      </w:r>
+      <w:r>
+        <w:rPr>
+          <w:rStyle w:val="Strong"/>
+          <w:b w:val="0"/>
+          <w:bCs w:val="0"/>
+          <w:i/>
+          <w:iCs/>
+        </w:rPr>
+        <w:t>Logical Record Structure</w:t>
+      </w:r>
+      <w:r>
+        <w:rPr>
+          <w:rStyle w:val="Strong"/>
+        </w:rPr>
+        <w:t xml:space="preserve"> </w:t>
+      </w:r>
+      <w:r>
+        <w:rPr>
+          <w:rStyle w:val="Strong"/>
+          <w:b w:val="0"/>
+          <w:bCs w:val="0"/>
+        </w:rPr>
+        <w:t>(LRS)</w:t>
+      </w:r>
+      <w:r>
+        <w:rPr>
+          <w:rStyle w:val="Strong"/>
+        </w:rPr>
+        <w:t xml:space="preserve"> </w:t>
+      </w:r>
+      <w:r>
+        <w:rPr>
+          <w:rStyle w:val="Strong"/>
+          <w:b w:val="0"/>
+          <w:bCs w:val="0"/>
+        </w:rPr>
+        <w:t>lengkap dengan relasi antar tabel</w:t>
+      </w:r>
+      <w:r>
+        <w:t xml:space="preserve"> pada sistem penilaian berbasis metode AHP. Setiap entitas dari ERD telah diturunkan menjadi tabel relasional dengan </w:t>
+      </w:r>
+      <w:r>
+        <w:rPr>
+          <w:i/>
+          <w:iCs/>
+        </w:rPr>
+        <w:t>primary key</w:t>
+      </w:r>
+      <w:r>
+        <w:t xml:space="preserve"> (PK) dan </w:t>
+      </w:r>
+      <w:r>
+        <w:rPr>
+          <w:i/>
+          <w:iCs/>
+        </w:rPr>
+        <w:lastRenderedPageBreak/>
+        <w:t>foreign key</w:t>
+      </w:r>
+      <w:r>
+        <w:t xml:space="preserve"> (FK) yang saling terhubung. Tabel </w:t>
+      </w:r>
+      <w:r>
+        <w:rPr>
+          <w:rStyle w:val="Strong"/>
+          <w:b w:val="0"/>
+          <w:bCs w:val="0"/>
+        </w:rPr>
+        <w:t>data_alternatif</w:t>
+      </w:r>
+      <w:r>
+        <w:t xml:space="preserve"> terhubung dengan tabel </w:t>
+      </w:r>
+      <w:r>
+        <w:rPr>
+          <w:rStyle w:val="Strong"/>
+          <w:b w:val="0"/>
+          <w:bCs w:val="0"/>
+        </w:rPr>
+        <w:t>analisa_alternatif</w:t>
+      </w:r>
+      <w:r>
+        <w:t xml:space="preserve">, </w:t>
+      </w:r>
+      <w:r>
+        <w:rPr>
+          <w:rStyle w:val="Strong"/>
+          <w:b w:val="0"/>
+          <w:bCs w:val="0"/>
+        </w:rPr>
+        <w:t>nilai_awal</w:t>
+      </w:r>
+      <w:r>
+        <w:t xml:space="preserve">, dan </w:t>
+      </w:r>
+      <w:r>
+        <w:rPr>
+          <w:rStyle w:val="Strong"/>
+          <w:b w:val="0"/>
+          <w:bCs w:val="0"/>
+        </w:rPr>
+        <w:t>jum_alt_kri</w:t>
+      </w:r>
+      <w:r>
+        <w:t xml:space="preserve"> untuk menyimpan informasi siswa dan hasil perbandingan antar alternatif. Tabel </w:t>
+      </w:r>
+      <w:r>
+        <w:rPr>
+          <w:rStyle w:val="Strong"/>
+          <w:b w:val="0"/>
+          <w:bCs w:val="0"/>
+        </w:rPr>
+        <w:t>data_kriteria</w:t>
+      </w:r>
+      <w:r>
+        <w:t xml:space="preserve"> memiliki relasi dengan </w:t>
+      </w:r>
+      <w:r>
+        <w:rPr>
+          <w:rStyle w:val="Strong"/>
+          <w:b w:val="0"/>
+          <w:bCs w:val="0"/>
+        </w:rPr>
+        <w:t>analisa_kriteria</w:t>
+      </w:r>
+      <w:r>
+        <w:t xml:space="preserve">, </w:t>
+      </w:r>
+      <w:r>
+        <w:rPr>
+          <w:rStyle w:val="Strong"/>
+          <w:b w:val="0"/>
+          <w:bCs w:val="0"/>
+        </w:rPr>
+        <w:t>nilai_awal_detail</w:t>
+      </w:r>
+      <w:r>
+        <w:t xml:space="preserve">, serta </w:t>
+      </w:r>
+      <w:r>
+        <w:rPr>
+          <w:rStyle w:val="Strong"/>
+          <w:b w:val="0"/>
+          <w:bCs w:val="0"/>
+          <w:i/>
+          <w:iCs/>
+        </w:rPr>
+        <w:t>ranking</w:t>
+      </w:r>
+      <w:r>
+        <w:t xml:space="preserve"> untuk mengatur bobot kriteria. Selain itu, tabel </w:t>
+      </w:r>
+      <w:r>
+        <w:rPr>
+          <w:rStyle w:val="Strong"/>
+          <w:b w:val="0"/>
+          <w:bCs w:val="0"/>
+        </w:rPr>
+        <w:t>nilai</w:t>
+      </w:r>
+      <w:r>
+        <w:t xml:space="preserve"> digunakan untuk menyimpan hasil perhitungan nilai, sedangkan </w:t>
+      </w:r>
+      <w:r>
+        <w:rPr>
+          <w:rStyle w:val="Strong"/>
+          <w:b w:val="0"/>
+          <w:bCs w:val="0"/>
+        </w:rPr>
+        <w:t>pengguna</w:t>
+      </w:r>
+      <w:r>
+        <w:t xml:space="preserve"> menyimpan data </w:t>
+      </w:r>
+      <w:r>
+        <w:rPr>
+          <w:i/>
+          <w:iCs/>
+        </w:rPr>
+        <w:t>admin</w:t>
+      </w:r>
+      <w:r>
+        <w:t xml:space="preserve"> sistem. Struktur relasi ini memastikan bahwa setiap data alternatif dan kriteria dapat dianalisis melalui proses AHP hingga menghasilkan </w:t>
+      </w:r>
+      <w:r>
+        <w:rPr>
+          <w:i/>
+          <w:iCs/>
+        </w:rPr>
+        <w:t>ranking</w:t>
+      </w:r>
+      <w:r>
+        <w:t xml:space="preserve"> yang terhubung secara konsisten dalam basis data relasional.</w:t>
+      </w:r>
+    </w:p>
+    <w:p>
+      <w:pPr>
         <w:spacing w:line="480" w:lineRule="auto"/>
       </w:pPr>
     </w:p>
@@ -14221,6 +14524,217 @@
     </w:p>
     <w:p>
       <w:pPr>
+        <w:spacing w:line="360" w:lineRule="auto"/>
+        <w:ind w:firstLine="567"/>
+      </w:pPr>
+      <w:r>
+        <w:rPr>
+          <w:lang w:val="en-US"/>
+        </w:rPr>
+        <w:t>Pada g</w:t>
+      </w:r>
+      <w:r>
+        <w:t xml:space="preserve">ambar </w:t>
+      </w:r>
+      <w:r>
+        <w:rPr>
+          <w:lang w:val="en-US"/>
+        </w:rPr>
+        <w:t xml:space="preserve">3.6 </w:t>
+      </w:r>
+      <w:r>
+        <w:t xml:space="preserve">merupakan hasil </w:t>
+      </w:r>
+      <w:r>
+        <w:rPr>
+          <w:rStyle w:val="Strong"/>
+          <w:b w:val="0"/>
+          <w:bCs w:val="0"/>
+        </w:rPr>
+        <w:t xml:space="preserve">normalisasi basis data ke bentuk </w:t>
+      </w:r>
+      <w:r>
+        <w:rPr>
+          <w:rStyle w:val="Strong"/>
+          <w:b w:val="0"/>
+          <w:bCs w:val="0"/>
+          <w:i/>
+          <w:iCs/>
+        </w:rPr>
+        <w:t>First Normal Form</w:t>
+      </w:r>
+      <w:r>
+        <w:rPr>
+          <w:rStyle w:val="Strong"/>
+          <w:b w:val="0"/>
+          <w:bCs w:val="0"/>
+        </w:rPr>
+        <w:t xml:space="preserve"> (1NF)</w:t>
+      </w:r>
+      <w:r>
+        <w:t xml:space="preserve"> pada sistem penilaian berbasis AHP. Pada tahap ini, semua atribut data sudah bersifat atomik sehingga tidak ada data yang berulang atau memiliki nilai ganda dalam satu </w:t>
+      </w:r>
+      <w:r>
+        <w:rPr>
+          <w:i/>
+          <w:iCs/>
+        </w:rPr>
+        <w:t>field</w:t>
+      </w:r>
+      <w:r>
+        <w:t xml:space="preserve">. Setiap entitas seperti </w:t>
+      </w:r>
+      <w:r>
+        <w:rPr>
+          <w:rStyle w:val="Emphasis"/>
+          <w:i w:val="0"/>
+          <w:iCs w:val="0"/>
+        </w:rPr>
+        <w:t>data_alternatif</w:t>
+      </w:r>
+      <w:r>
+        <w:t xml:space="preserve">, </w:t>
+      </w:r>
+      <w:r>
+        <w:rPr>
+          <w:rStyle w:val="Emphasis"/>
+          <w:i w:val="0"/>
+          <w:iCs w:val="0"/>
+        </w:rPr>
+        <w:t>data_kriteria</w:t>
+      </w:r>
+      <w:r>
+        <w:t>,</w:t>
+      </w:r>
+      <w:r>
+        <w:rPr>
+          <w:i/>
+          <w:iCs/>
+        </w:rPr>
+        <w:t xml:space="preserve"> </w:t>
+      </w:r>
+      <w:r>
+        <w:rPr>
+          <w:rStyle w:val="Emphasis"/>
+          <w:i w:val="0"/>
+          <w:iCs w:val="0"/>
+        </w:rPr>
+        <w:t>analisa_alternatif</w:t>
+      </w:r>
+      <w:r>
+        <w:t xml:space="preserve">, </w:t>
+      </w:r>
+      <w:r>
+        <w:rPr>
+          <w:rStyle w:val="Emphasis"/>
+          <w:i w:val="0"/>
+          <w:iCs w:val="0"/>
+        </w:rPr>
+        <w:t>analisa_kriteria</w:t>
+      </w:r>
+      <w:r>
+        <w:t>,</w:t>
+      </w:r>
+      <w:r>
+        <w:rPr>
+          <w:i/>
+          <w:iCs/>
+        </w:rPr>
+        <w:t xml:space="preserve"> </w:t>
+      </w:r>
+      <w:r>
+        <w:rPr>
+          <w:rStyle w:val="Emphasis"/>
+          <w:i w:val="0"/>
+          <w:iCs w:val="0"/>
+        </w:rPr>
+        <w:t>nilai_awal</w:t>
+      </w:r>
+      <w:r>
+        <w:t>,</w:t>
+      </w:r>
+      <w:r>
+        <w:rPr>
+          <w:i/>
+          <w:iCs/>
+        </w:rPr>
+        <w:t xml:space="preserve"> </w:t>
+      </w:r>
+      <w:r>
+        <w:rPr>
+          <w:rStyle w:val="Emphasis"/>
+          <w:i w:val="0"/>
+          <w:iCs w:val="0"/>
+        </w:rPr>
+        <w:t>nilai_awal_detail</w:t>
+      </w:r>
+      <w:r>
+        <w:t>,</w:t>
+      </w:r>
+      <w:r>
+        <w:rPr>
+          <w:i/>
+          <w:iCs/>
+        </w:rPr>
+        <w:t xml:space="preserve"> </w:t>
+      </w:r>
+      <w:r>
+        <w:rPr>
+          <w:rStyle w:val="Emphasis"/>
+          <w:i w:val="0"/>
+          <w:iCs w:val="0"/>
+        </w:rPr>
+        <w:t>jum_alt_kri</w:t>
+      </w:r>
+      <w:r>
+        <w:t xml:space="preserve">, dan </w:t>
+      </w:r>
+      <w:r>
+        <w:rPr>
+          <w:rStyle w:val="Emphasis"/>
+        </w:rPr>
+        <w:t>ranking</w:t>
+      </w:r>
+      <w:r>
+        <w:t xml:space="preserve"> memiliki </w:t>
+      </w:r>
+      <w:r>
+        <w:rPr>
+          <w:i/>
+          <w:iCs/>
+        </w:rPr>
+        <w:t>primary key</w:t>
+      </w:r>
+      <w:r>
+        <w:t xml:space="preserve"> (PK) yang jelas, serta </w:t>
+      </w:r>
+      <w:r>
+        <w:rPr>
+          <w:i/>
+          <w:iCs/>
+        </w:rPr>
+        <w:t>foreign key</w:t>
+      </w:r>
+      <w:r>
+        <w:t xml:space="preserve"> </w:t>
+      </w:r>
+      <w:r>
+        <w:lastRenderedPageBreak/>
+        <w:t xml:space="preserve">(FK) untuk menjaga keterhubungan antar tabel. Beberapa tabel menggunakan </w:t>
+      </w:r>
+      <w:r>
+        <w:rPr>
+          <w:i/>
+          <w:iCs/>
+        </w:rPr>
+        <w:t>surrogate key</w:t>
+      </w:r>
+      <w:r>
+        <w:t xml:space="preserve"> untuk memastikan keunikan data. Dengan penerapan 1NF ini, struktur data menjadi lebih teratur, mudah dipahami, dan siap untuk dilanjutkan ke tahap normalisasi berikutnya guna mengurangi redundansi serta menjaga integritas data.</w:t>
+      </w:r>
+    </w:p>
+    <w:p>
+      <w:pPr>
         <w:keepNext/>
         <w:spacing w:line="360" w:lineRule="auto"/>
       </w:pPr>
@@ -14380,6 +14894,163 @@
     </w:p>
     <w:p>
       <w:pPr>
+        <w:spacing w:line="360" w:lineRule="auto"/>
+        <w:ind w:firstLine="720"/>
+      </w:pPr>
+      <w:r>
+        <w:rPr>
+          <w:lang w:val="en-US"/>
+        </w:rPr>
+        <w:t>Pada g</w:t>
+      </w:r>
+      <w:r>
+        <w:t xml:space="preserve">ambar </w:t>
+      </w:r>
+      <w:r>
+        <w:rPr>
+          <w:lang w:val="en-US"/>
+        </w:rPr>
+        <w:t xml:space="preserve">3.7 </w:t>
+      </w:r>
+      <w:r>
+        <w:t xml:space="preserve">tersebut menunjukkan hasil </w:t>
+      </w:r>
+      <w:r>
+        <w:rPr>
+          <w:rStyle w:val="Strong"/>
+          <w:b w:val="0"/>
+          <w:bCs w:val="0"/>
+        </w:rPr>
+        <w:t xml:space="preserve">normalisasi basis data ke bentuk </w:t>
+      </w:r>
+      <w:r>
+        <w:rPr>
+          <w:rStyle w:val="Strong"/>
+          <w:b w:val="0"/>
+          <w:bCs w:val="0"/>
+          <w:i/>
+          <w:iCs/>
+        </w:rPr>
+        <w:t>Second Normal Form</w:t>
+      </w:r>
+      <w:r>
+        <w:rPr>
+          <w:rStyle w:val="Strong"/>
+          <w:b w:val="0"/>
+          <w:bCs w:val="0"/>
+        </w:rPr>
+        <w:t xml:space="preserve"> (2NF)</w:t>
+      </w:r>
+      <w:r>
+        <w:t xml:space="preserve"> pada sistem penilaian berbasis AHP. Pada tahap ini, tabel-tabel yang memiliki </w:t>
+      </w:r>
+      <w:r>
+        <w:rPr>
+          <w:i/>
+          <w:iCs/>
+        </w:rPr>
+        <w:t>primary key</w:t>
+      </w:r>
+      <w:r>
+        <w:t xml:space="preserve"> komposit dipisahkan agar setiap atribut hanya bergantung pada keseluruhan </w:t>
+      </w:r>
+      <w:r>
+        <w:rPr>
+          <w:i/>
+          <w:iCs/>
+        </w:rPr>
+        <w:t>primary key</w:t>
+      </w:r>
+      <w:r>
+        <w:t xml:space="preserve">, bukan pada sebagian darinya. Entitas seperti </w:t>
+      </w:r>
+      <w:r>
+        <w:rPr>
+          <w:rStyle w:val="Emphasis"/>
+          <w:i w:val="0"/>
+          <w:iCs w:val="0"/>
+        </w:rPr>
+        <w:t>analisa_alternatif</w:t>
+      </w:r>
+      <w:r>
+        <w:t xml:space="preserve">, </w:t>
+      </w:r>
+      <w:r>
+        <w:rPr>
+          <w:rStyle w:val="Emphasis"/>
+          <w:i w:val="0"/>
+          <w:iCs w:val="0"/>
+        </w:rPr>
+        <w:t>analisa_kriteria</w:t>
+      </w:r>
+      <w:r>
+        <w:t xml:space="preserve">, </w:t>
+      </w:r>
+      <w:r>
+        <w:rPr>
+          <w:rStyle w:val="Emphasis"/>
+          <w:i w:val="0"/>
+          <w:iCs w:val="0"/>
+        </w:rPr>
+        <w:t>nilai_awal</w:t>
+      </w:r>
+      <w:r>
+        <w:t xml:space="preserve">, </w:t>
+      </w:r>
+      <w:r>
+        <w:rPr>
+          <w:rStyle w:val="Emphasis"/>
+          <w:i w:val="0"/>
+          <w:iCs w:val="0"/>
+        </w:rPr>
+        <w:t>nilai_awal_detail</w:t>
+      </w:r>
+      <w:r>
+        <w:t xml:space="preserve">, </w:t>
+      </w:r>
+      <w:r>
+        <w:rPr>
+          <w:rStyle w:val="Emphasis"/>
+          <w:i w:val="0"/>
+          <w:iCs w:val="0"/>
+        </w:rPr>
+        <w:t>jum_alt_kri</w:t>
+      </w:r>
+      <w:r>
+        <w:t xml:space="preserve">, dan </w:t>
+      </w:r>
+      <w:r>
+        <w:rPr>
+          <w:rStyle w:val="Emphasis"/>
+        </w:rPr>
+        <w:t>ranking</w:t>
+      </w:r>
+      <w:r>
+        <w:t xml:space="preserve"> telah menggunakan kombinasi </w:t>
+      </w:r>
+      <w:r>
+        <w:rPr>
+          <w:i/>
+          <w:iCs/>
+        </w:rPr>
+        <w:t>primary key</w:t>
+      </w:r>
+      <w:r>
+        <w:t xml:space="preserve"> (PK) sekaligus </w:t>
+      </w:r>
+      <w:r>
+        <w:rPr>
+          <w:i/>
+          <w:iCs/>
+        </w:rPr>
+        <w:t>foreign key</w:t>
+      </w:r>
+      <w:r>
+        <w:t xml:space="preserve"> (FK) untuk menjaga keterhubungan data. Dengan penerapan 2NF, redundansi data dapat dikurangi dan integritas antar tabel lebih terjamin karena setiap relasi dibangun berdasarkan ketergantungan penuh terhadap primary key. Struktur ini menjadi lebih efisien dibanding 1NF dan siap dilanjutkan ke tahap 3NF untuk menghilangkan ketergantungan transitif.</w:t>
+      </w:r>
+    </w:p>
+    <w:p>
+      <w:pPr>
         <w:keepNext/>
         <w:spacing w:line="360" w:lineRule="auto"/>
       </w:pPr>
@@ -14387,7 +15058,6 @@
         <w:rPr>
           <w:noProof/>
         </w:rPr>
-        <w:lastRenderedPageBreak/>
         <w:drawing>
           <wp:inline distT="0" distB="0" distL="0" distR="0" wp14:anchorId="5B6C9FE6" wp14:editId="22E93ACB">
             <wp:extent cx="5039995" cy="1615440"/>
@@ -14540,6 +15210,186 @@
     </w:p>
     <w:p>
       <w:pPr>
+        <w:spacing w:line="360" w:lineRule="auto"/>
+        <w:ind w:firstLine="567"/>
+      </w:pPr>
+      <w:r>
+        <w:rPr>
+          <w:lang w:val="en-US"/>
+        </w:rPr>
+        <w:lastRenderedPageBreak/>
+        <w:t>Pada g</w:t>
+      </w:r>
+      <w:r>
+        <w:t xml:space="preserve">ambar </w:t>
+      </w:r>
+      <w:r>
+        <w:rPr>
+          <w:lang w:val="en-US"/>
+        </w:rPr>
+        <w:t xml:space="preserve">3.8 </w:t>
+      </w:r>
+      <w:r>
+        <w:t xml:space="preserve">menunjukkan hasil </w:t>
+      </w:r>
+      <w:r>
+        <w:rPr>
+          <w:rStyle w:val="Strong"/>
+          <w:b w:val="0"/>
+          <w:bCs w:val="0"/>
+        </w:rPr>
+        <w:t xml:space="preserve">normalisasi ke bentuk </w:t>
+      </w:r>
+      <w:r>
+        <w:rPr>
+          <w:rStyle w:val="Strong"/>
+          <w:b w:val="0"/>
+          <w:bCs w:val="0"/>
+          <w:i/>
+          <w:iCs/>
+        </w:rPr>
+        <w:t>Third Normal Form</w:t>
+      </w:r>
+      <w:r>
+        <w:rPr>
+          <w:rStyle w:val="Strong"/>
+          <w:b w:val="0"/>
+          <w:bCs w:val="0"/>
+        </w:rPr>
+        <w:t xml:space="preserve"> (3NF)</w:t>
+      </w:r>
+      <w:r>
+        <w:t xml:space="preserve"> pada sistem penilaian berbasis AHP. Pada tahap ini, seluruh tabel sudah bebas dari </w:t>
+      </w:r>
+      <w:r>
+        <w:rPr>
+          <w:rStyle w:val="Strong"/>
+          <w:b w:val="0"/>
+          <w:bCs w:val="0"/>
+        </w:rPr>
+        <w:t>ketergantungan transitif</w:t>
+      </w:r>
+      <w:r>
+        <w:t xml:space="preserve">, sehingga setiap atribut </w:t>
+      </w:r>
+      <w:r>
+        <w:rPr>
+          <w:i/>
+          <w:iCs/>
+        </w:rPr>
+        <w:t>non-primary key</w:t>
+      </w:r>
+      <w:r>
+        <w:t xml:space="preserve"> hanya bergantung langsung pada </w:t>
+      </w:r>
+      <w:r>
+        <w:rPr>
+          <w:i/>
+          <w:iCs/>
+        </w:rPr>
+        <w:t>primary key</w:t>
+      </w:r>
+      <w:r>
+        <w:t xml:space="preserve">. Tabel-tabel utama yang digunakan antara lain </w:t>
+      </w:r>
+      <w:r>
+        <w:rPr>
+          <w:rStyle w:val="Emphasis"/>
+          <w:i w:val="0"/>
+          <w:iCs w:val="0"/>
+        </w:rPr>
+        <w:t>data_alternatif</w:t>
+      </w:r>
+      <w:r>
+        <w:t xml:space="preserve">, </w:t>
+      </w:r>
+      <w:r>
+        <w:rPr>
+          <w:rStyle w:val="Emphasis"/>
+          <w:i w:val="0"/>
+          <w:iCs w:val="0"/>
+        </w:rPr>
+        <w:t>data_kriteria</w:t>
+      </w:r>
+      <w:r>
+        <w:t xml:space="preserve">, </w:t>
+      </w:r>
+      <w:r>
+        <w:rPr>
+          <w:rStyle w:val="Emphasis"/>
+          <w:i w:val="0"/>
+          <w:iCs w:val="0"/>
+        </w:rPr>
+        <w:t>analisa_alternatif</w:t>
+      </w:r>
+      <w:r>
+        <w:t xml:space="preserve">, </w:t>
+      </w:r>
+      <w:r>
+        <w:rPr>
+          <w:rStyle w:val="Emphasis"/>
+          <w:i w:val="0"/>
+          <w:iCs w:val="0"/>
+        </w:rPr>
+        <w:t>analisa_kriteria</w:t>
+      </w:r>
+      <w:r>
+        <w:t xml:space="preserve">, </w:t>
+      </w:r>
+      <w:r>
+        <w:rPr>
+          <w:rStyle w:val="Emphasis"/>
+          <w:i w:val="0"/>
+          <w:iCs w:val="0"/>
+        </w:rPr>
+        <w:t>nilai_awal</w:t>
+      </w:r>
+      <w:r>
+        <w:t xml:space="preserve">, </w:t>
+      </w:r>
+      <w:r>
+        <w:rPr>
+          <w:rStyle w:val="Emphasis"/>
+          <w:i w:val="0"/>
+          <w:iCs w:val="0"/>
+        </w:rPr>
+        <w:t>nilai_awal_detail</w:t>
+      </w:r>
+      <w:r>
+        <w:rPr>
+          <w:rStyle w:val="Emphasis"/>
+          <w:i w:val="0"/>
+          <w:iCs w:val="0"/>
+          <w:lang w:val="en-US"/>
+        </w:rPr>
+        <w:t xml:space="preserve">, </w:t>
+      </w:r>
+      <w:r>
+        <w:rPr>
+          <w:rStyle w:val="Emphasis"/>
+          <w:i w:val="0"/>
+          <w:iCs w:val="0"/>
+        </w:rPr>
+        <w:t>jum_alt_kri</w:t>
+      </w:r>
+      <w:r>
+        <w:rPr>
+          <w:lang w:val="en-US"/>
+        </w:rPr>
+        <w:t xml:space="preserve"> dan </w:t>
+      </w:r>
+      <w:r>
+        <w:rPr>
+          <w:rStyle w:val="Emphasis"/>
+        </w:rPr>
+        <w:t>ranking</w:t>
+      </w:r>
+      <w:r>
+        <w:t>. Dengan struktur 3NF ini, redundansi data dapat diminimalisasi, integritas data lebih terjaga, serta relasi antar tabel menjadi lebih efisien. Normalisasi hingga 3NF memastikan basis data siap diimplementasikan dalam sistem relasional untuk mendukung proses perhitungan dan pengambilan keputusan secara optimal.</w:t>
+      </w:r>
+    </w:p>
+    <w:p>
+      <w:pPr>
         <w:spacing w:line="480" w:lineRule="auto"/>
       </w:pPr>
     </w:p>
@@ -15558,35 +16408,6 @@
         </w:tc>
       </w:tr>
     </w:tbl>
-    <w:p>
-      <w:pPr>
-        <w:pStyle w:val="ListParagraph"/>
-        <w:spacing w:line="360" w:lineRule="auto"/>
-        <w:ind w:left="964"/>
-        <w:jc w:val="left"/>
-        <w:rPr>
-          <w:rFonts w:cs="Times New Roman"/>
-          <w:szCs w:val="24"/>
-        </w:rPr>
-      </w:pPr>
-    </w:p>
-    <w:p>
-      <w:pPr>
-        <w:spacing w:after="160"/>
-        <w:jc w:val="left"/>
-        <w:rPr>
-          <w:rFonts w:cs="Times New Roman"/>
-          <w:szCs w:val="24"/>
-        </w:rPr>
-      </w:pPr>
-      <w:r>
-        <w:rPr>
-          <w:rFonts w:cs="Times New Roman"/>
-          <w:szCs w:val="24"/>
-        </w:rPr>
-        <w:br w:type="page"/>
-      </w:r>
-    </w:p>
     <w:p>
       <w:pPr>
         <w:pStyle w:val="ListParagraph"/>
@@ -20431,6 +21252,148 @@
     </w:p>
     <w:p>
       <w:pPr>
+        <w:spacing w:line="360" w:lineRule="auto"/>
+        <w:ind w:firstLine="567"/>
+      </w:pPr>
+      <w:r>
+        <w:rPr>
+          <w:lang w:val="en-US"/>
+        </w:rPr>
+        <w:lastRenderedPageBreak/>
+        <w:t xml:space="preserve">Pada gambar 3.9 </w:t>
+      </w:r>
+      <w:r>
+        <w:t xml:space="preserve">menunjukkan bahwa </w:t>
+      </w:r>
+      <w:r>
+        <w:rPr>
+          <w:rStyle w:val="Strong"/>
+          <w:b w:val="0"/>
+          <w:bCs w:val="0"/>
+          <w:i/>
+          <w:iCs/>
+          <w:lang w:val="en-US"/>
+        </w:rPr>
+        <w:t>a</w:t>
+      </w:r>
+      <w:r>
+        <w:rPr>
+          <w:rStyle w:val="Strong"/>
+          <w:b w:val="0"/>
+          <w:bCs w:val="0"/>
+          <w:i/>
+          <w:iCs/>
+        </w:rPr>
+        <w:t>dmin</w:t>
+      </w:r>
+      <w:r>
+        <w:t xml:space="preserve"> adalah aktor utama yang berinteraksi dengan sistem. </w:t>
+      </w:r>
+      <w:r>
+        <w:rPr>
+          <w:i/>
+          <w:iCs/>
+        </w:rPr>
+        <w:t>Admin</w:t>
+      </w:r>
+      <w:r>
+        <w:t xml:space="preserve"> melakukan </w:t>
+      </w:r>
+      <w:r>
+        <w:rPr>
+          <w:rStyle w:val="Strong"/>
+          <w:b w:val="0"/>
+          <w:bCs w:val="0"/>
+          <w:i/>
+          <w:iCs/>
+        </w:rPr>
+        <w:t>login</w:t>
+      </w:r>
+      <w:r>
+        <w:rPr>
+          <w:b/>
+          <w:bCs/>
+          <w:i/>
+          <w:iCs/>
+        </w:rPr>
+        <w:t xml:space="preserve"> </w:t>
+      </w:r>
+      <w:r>
+        <w:t xml:space="preserve">untuk masuk, kemudian dapat </w:t>
+      </w:r>
+      <w:r>
+        <w:rPr>
+          <w:rStyle w:val="Strong"/>
+          <w:b w:val="0"/>
+          <w:bCs w:val="0"/>
+        </w:rPr>
+        <w:t>mengelola kriteria</w:t>
+      </w:r>
+      <w:r>
+        <w:t xml:space="preserve"> dan </w:t>
+      </w:r>
+      <w:r>
+        <w:rPr>
+          <w:rStyle w:val="Strong"/>
+          <w:b w:val="0"/>
+          <w:bCs w:val="0"/>
+        </w:rPr>
+        <w:t>mengelola alternatif</w:t>
+      </w:r>
+      <w:r>
+        <w:t xml:space="preserve"> sebagai dasar pengambilan keputusan. </w:t>
+      </w:r>
+      <w:r>
+        <w:rPr>
+          <w:i/>
+          <w:iCs/>
+        </w:rPr>
+        <w:t>Admin</w:t>
+      </w:r>
+      <w:r>
+        <w:t xml:space="preserve"> juga </w:t>
+      </w:r>
+      <w:r>
+        <w:rPr>
+          <w:rStyle w:val="Strong"/>
+          <w:b w:val="0"/>
+          <w:bCs w:val="0"/>
+        </w:rPr>
+        <w:t>menginput nilai awal</w:t>
+      </w:r>
+      <w:r>
+        <w:t xml:space="preserve">, lalu sistem memfasilitasi </w:t>
+      </w:r>
+      <w:r>
+        <w:rPr>
+          <w:rStyle w:val="Strong"/>
+          <w:b w:val="0"/>
+          <w:bCs w:val="0"/>
+        </w:rPr>
+        <w:t>perbandingan kriteria</w:t>
+      </w:r>
+      <w:r>
+        <w:t xml:space="preserve"> dan </w:t>
+      </w:r>
+      <w:r>
+        <w:rPr>
+          <w:rStyle w:val="Strong"/>
+          <w:b w:val="0"/>
+          <w:bCs w:val="0"/>
+        </w:rPr>
+        <w:t>perbandingan alternatif</w:t>
+      </w:r>
+      <w:r>
+        <w:t xml:space="preserve"> untuk menghasilkan rekomendasi keputusan yang lebih objektif.</w:t>
+      </w:r>
+    </w:p>
+    <w:p>
+      <w:pPr>
+        <w:spacing w:line="480" w:lineRule="auto"/>
+      </w:pPr>
+    </w:p>
+    <w:p>
+      <w:pPr>
         <w:pStyle w:val="Heading3"/>
         <w:numPr>
           <w:ilvl w:val="2"/>
@@ -20450,7 +21413,6 @@
           <w:i/>
           <w:iCs/>
         </w:rPr>
-        <w:lastRenderedPageBreak/>
         <w:t>Acti</w:t>
       </w:r>
       <w:r>
@@ -20760,6 +21722,137 @@
     </w:p>
     <w:p>
       <w:pPr>
+        <w:spacing w:line="360" w:lineRule="auto"/>
+        <w:ind w:firstLine="567"/>
+      </w:pPr>
+      <w:r>
+        <w:rPr>
+          <w:lang w:val="en-US"/>
+        </w:rPr>
+        <w:t xml:space="preserve">Pada gambar 3.10 </w:t>
+      </w:r>
+      <w:r>
+        <w:t xml:space="preserve">menjelaskan alur </w:t>
+      </w:r>
+      <w:r>
+        <w:rPr>
+          <w:i/>
+          <w:iCs/>
+        </w:rPr>
+        <w:t>login admin</w:t>
+      </w:r>
+      <w:r>
+        <w:t xml:space="preserve"> pada sistem SPK. Proses dimulai ketika </w:t>
+      </w:r>
+      <w:r>
+        <w:rPr>
+          <w:i/>
+          <w:iCs/>
+        </w:rPr>
+        <w:t>admin</w:t>
+      </w:r>
+      <w:r>
+        <w:t xml:space="preserve"> membuka </w:t>
+      </w:r>
+      <w:r>
+        <w:rPr>
+          <w:i/>
+          <w:iCs/>
+        </w:rPr>
+        <w:t>website</w:t>
+      </w:r>
+      <w:r>
+        <w:t xml:space="preserve"> SPK, kemudian sistem menampilkan halaman </w:t>
+      </w:r>
+      <w:r>
+        <w:rPr>
+          <w:i/>
+          <w:iCs/>
+        </w:rPr>
+        <w:t>login</w:t>
+      </w:r>
+      <w:r>
+        <w:t xml:space="preserve">. </w:t>
+      </w:r>
+      <w:r>
+        <w:rPr>
+          <w:i/>
+          <w:iCs/>
+        </w:rPr>
+        <w:t>Admin</w:t>
+      </w:r>
+      <w:r>
+        <w:t xml:space="preserve"> mengisi </w:t>
+      </w:r>
+      <w:r>
+        <w:rPr>
+          <w:i/>
+          <w:iCs/>
+        </w:rPr>
+        <w:t>username</w:t>
+      </w:r>
+      <w:r>
+        <w:t xml:space="preserve"> dan </w:t>
+      </w:r>
+      <w:r>
+        <w:rPr>
+          <w:i/>
+          <w:iCs/>
+        </w:rPr>
+        <w:t>password</w:t>
+      </w:r>
+      <w:r>
+        <w:t xml:space="preserve">, lalu sistem memverifikasi validitas akun. Jika data </w:t>
+      </w:r>
+      <w:r>
+        <w:rPr>
+          <w:i/>
+          <w:iCs/>
+        </w:rPr>
+        <w:t>login</w:t>
+      </w:r>
+      <w:r>
+        <w:t xml:space="preserve"> tidak valid, sistem menampilkan pesan </w:t>
+      </w:r>
+      <w:r>
+        <w:t>gagal</w:t>
+      </w:r>
+      <w:r>
+        <w:t xml:space="preserve"> </w:t>
+      </w:r>
+      <w:r>
+        <w:rPr>
+          <w:i/>
+          <w:iCs/>
+        </w:rPr>
+        <w:t>login</w:t>
+      </w:r>
+      <w:r>
+        <w:t xml:space="preserve">. Sebaliknya, jika akun valid, sistem menampilkan halaman </w:t>
+      </w:r>
+      <w:r>
+        <w:rPr>
+          <w:i/>
+          <w:iCs/>
+        </w:rPr>
+        <w:t>dashboard</w:t>
+      </w:r>
+      <w:r>
+        <w:t xml:space="preserve"> sebagai tanda </w:t>
+      </w:r>
+      <w:r>
+        <w:rPr>
+          <w:i/>
+          <w:iCs/>
+        </w:rPr>
+        <w:t>login</w:t>
+      </w:r>
+      <w:r>
+        <w:t xml:space="preserve"> berhasil.</w:t>
+      </w:r>
+    </w:p>
+    <w:p>
+      <w:pPr>
         <w:pStyle w:val="ListParagraph"/>
         <w:numPr>
           <w:ilvl w:val="0"/>
@@ -20777,6 +21870,7 @@
           <w:i/>
           <w:iCs/>
         </w:rPr>
+        <w:lastRenderedPageBreak/>
         <w:t xml:space="preserve">Activity </w:t>
       </w:r>
       <w:r>
@@ -21027,6 +22121,106 @@
     </w:p>
     <w:p>
       <w:pPr>
+        <w:spacing w:line="360" w:lineRule="auto"/>
+        <w:ind w:firstLine="567"/>
+      </w:pPr>
+      <w:r>
+        <w:rPr>
+          <w:lang w:val="en-US"/>
+        </w:rPr>
+        <w:t xml:space="preserve">Pada gambar 3.11 </w:t>
+      </w:r>
+      <w:r>
+        <w:rPr>
+          <w:i/>
+          <w:iCs/>
+          <w:lang w:val="en-US"/>
+        </w:rPr>
+        <w:t>a</w:t>
+      </w:r>
+      <w:r>
+        <w:rPr>
+          <w:i/>
+          <w:iCs/>
+        </w:rPr>
+        <w:t>ctivity</w:t>
+      </w:r>
+      <w:r>
+        <w:t xml:space="preserve"> diagram ini menggambarkan proses </w:t>
+      </w:r>
+      <w:r>
+        <w:rPr>
+          <w:i/>
+          <w:iCs/>
+        </w:rPr>
+        <w:t>admin</w:t>
+      </w:r>
+      <w:r>
+        <w:t xml:space="preserve"> dalam mengelola kriteria pada sistem. </w:t>
+      </w:r>
+      <w:r>
+        <w:rPr>
+          <w:i/>
+          <w:iCs/>
+        </w:rPr>
+        <w:t>Admin</w:t>
+      </w:r>
+      <w:r>
+        <w:t xml:space="preserve"> membuka </w:t>
+      </w:r>
+      <w:r>
+        <w:rPr>
+          <w:i/>
+          <w:iCs/>
+        </w:rPr>
+        <w:t>menu</w:t>
+      </w:r>
+      <w:r>
+        <w:t xml:space="preserve"> kriteria, lalu sistem menampilkan halaman kriteria. Selanjutnya, </w:t>
+      </w:r>
+      <w:r>
+        <w:rPr>
+          <w:i/>
+          <w:iCs/>
+        </w:rPr>
+        <w:t>admin</w:t>
+      </w:r>
+      <w:r>
+        <w:t xml:space="preserve"> memilih opsi tambah kriteria sehingga sistem menampilkan </w:t>
+      </w:r>
+      <w:r>
+        <w:rPr>
+          <w:i/>
+          <w:iCs/>
+        </w:rPr>
+        <w:t>form</w:t>
+      </w:r>
+      <w:r>
+        <w:t xml:space="preserve"> tambah kriteria. </w:t>
+      </w:r>
+      <w:r>
+        <w:rPr>
+          <w:i/>
+          <w:iCs/>
+        </w:rPr>
+        <w:t>Admin</w:t>
+      </w:r>
+      <w:r>
+        <w:t xml:space="preserve"> kemudian mengisi nama kriteria, dan sistem menyimpan data tersebut serta menampilkan kembali form tambah kriteria untuk </w:t>
+      </w:r>
+      <w:r>
+        <w:rPr>
+          <w:i/>
+          <w:iCs/>
+        </w:rPr>
+        <w:t>input</w:t>
+      </w:r>
+      <w:r>
+        <w:t xml:space="preserve"> berikutnya.</w:t>
+      </w:r>
+    </w:p>
+    <w:p>
+      <w:pPr>
         <w:pStyle w:val="ListParagraph"/>
         <w:numPr>
           <w:ilvl w:val="0"/>
@@ -21044,7 +22238,6 @@
           <w:i/>
           <w:iCs/>
         </w:rPr>
-        <w:lastRenderedPageBreak/>
         <w:t>A</w:t>
       </w:r>
       <w:r>
@@ -21069,6 +22262,172 @@
       </w:r>
       <w:r>
         <w:t>Mengelola Alternatif</w:t>
+      </w:r>
+    </w:p>
+    <w:p>
+      <w:pPr>
+        <w:spacing w:line="360" w:lineRule="auto"/>
+        <w:ind w:firstLine="567"/>
+        <w:rPr>
+          <w:i/>
+          <w:iCs/>
+        </w:rPr>
+      </w:pPr>
+      <w:r>
+        <w:rPr>
+          <w:lang w:val="en-US"/>
+        </w:rPr>
+        <w:t>Pada g</w:t>
+      </w:r>
+      <w:r>
+        <w:t xml:space="preserve">ambar </w:t>
+      </w:r>
+      <w:r>
+        <w:rPr>
+          <w:lang w:val="en-US"/>
+        </w:rPr>
+        <w:t xml:space="preserve">3.12 </w:t>
+      </w:r>
+      <w:r>
+        <w:t xml:space="preserve">menunjukkan </w:t>
+      </w:r>
+      <w:r>
+        <w:rPr>
+          <w:rStyle w:val="Emphasis"/>
+        </w:rPr>
+        <w:t xml:space="preserve">activity </w:t>
+      </w:r>
+      <w:r>
+        <w:rPr>
+          <w:rStyle w:val="Emphasis"/>
+          <w:i w:val="0"/>
+          <w:iCs w:val="0"/>
+        </w:rPr>
+        <w:t>diagram</w:t>
+      </w:r>
+      <w:r>
+        <w:t xml:space="preserve"> proses pengelolaan alternatif pada sistem. Alur dimulai dari </w:t>
+      </w:r>
+      <w:r>
+        <w:rPr>
+          <w:rStyle w:val="Strong"/>
+          <w:b w:val="0"/>
+          <w:bCs w:val="0"/>
+          <w:i/>
+          <w:iCs/>
+          <w:lang w:val="en-US"/>
+        </w:rPr>
+        <w:t>a</w:t>
+      </w:r>
+      <w:r>
+        <w:rPr>
+          <w:rStyle w:val="Strong"/>
+          <w:b w:val="0"/>
+          <w:bCs w:val="0"/>
+          <w:i/>
+          <w:iCs/>
+        </w:rPr>
+        <w:t>dmin</w:t>
+      </w:r>
+      <w:r>
+        <w:t xml:space="preserve"> yang membuka </w:t>
+      </w:r>
+      <w:r>
+        <w:rPr>
+          <w:i/>
+          <w:iCs/>
+        </w:rPr>
+        <w:t>menu</w:t>
+      </w:r>
+      <w:r>
+        <w:t xml:space="preserve"> alternatif. Sistem kemudian menampilkan halaman alternatif. Selanjutnya, Admin memilih </w:t>
+      </w:r>
+      <w:r>
+        <w:rPr>
+          <w:i/>
+          <w:iCs/>
+        </w:rPr>
+        <w:t>menu</w:t>
+      </w:r>
+      <w:r>
+        <w:t xml:space="preserve"> </w:t>
+      </w:r>
+      <w:r>
+        <w:rPr>
+          <w:rStyle w:val="Emphasis"/>
+          <w:i w:val="0"/>
+          <w:iCs w:val="0"/>
+          <w:lang w:val="en-US"/>
+        </w:rPr>
+        <w:t>t</w:t>
+      </w:r>
+      <w:r>
+        <w:rPr>
+          <w:rStyle w:val="Emphasis"/>
+          <w:i w:val="0"/>
+          <w:iCs w:val="0"/>
+        </w:rPr>
+        <w:t xml:space="preserve">ambah </w:t>
+      </w:r>
+      <w:r>
+        <w:rPr>
+          <w:rStyle w:val="Emphasis"/>
+          <w:i w:val="0"/>
+          <w:iCs w:val="0"/>
+          <w:lang w:val="en-US"/>
+        </w:rPr>
+        <w:t>a</w:t>
+      </w:r>
+      <w:r>
+        <w:rPr>
+          <w:rStyle w:val="Emphasis"/>
+          <w:i w:val="0"/>
+          <w:iCs w:val="0"/>
+        </w:rPr>
+        <w:t>lternatif</w:t>
+      </w:r>
+      <w:r>
+        <w:t xml:space="preserve"> sehingga sistem menampilkan </w:t>
+      </w:r>
+      <w:r>
+        <w:rPr>
+          <w:i/>
+          <w:iCs/>
+        </w:rPr>
+        <w:t>form</w:t>
+      </w:r>
+      <w:r>
+        <w:t xml:space="preserve"> tambah alternatif. </w:t>
+      </w:r>
+      <w:r>
+        <w:rPr>
+          <w:i/>
+          <w:iCs/>
+        </w:rPr>
+        <w:t>Admin</w:t>
+      </w:r>
+      <w:r>
+        <w:t xml:space="preserve"> mengisi nama lengkap pada </w:t>
+      </w:r>
+      <w:r>
+        <w:rPr>
+          <w:i/>
+          <w:iCs/>
+        </w:rPr>
+        <w:t>form</w:t>
+      </w:r>
+      <w:r>
+        <w:t xml:space="preserve"> tersebut, lalu sistem menyimpan data alternatif. Setelah itu, sistem kembali menampilkan </w:t>
+      </w:r>
+      <w:r>
+        <w:rPr>
+          <w:i/>
+          <w:iCs/>
+        </w:rPr>
+        <w:t>form</w:t>
+      </w:r>
+      <w:r>
+        <w:t xml:space="preserve"> tambah alternatif dan proses berakhir.</w:t>
       </w:r>
     </w:p>
     <w:p>
@@ -21081,6 +22440,7 @@
         <w:rPr>
           <w:noProof/>
         </w:rPr>
+        <w:lastRenderedPageBreak/>
         <w:drawing>
           <wp:inline distT="0" distB="0" distL="0" distR="0" wp14:anchorId="6162ED1F" wp14:editId="3E54E6CA">
             <wp:extent cx="2019600" cy="2880000"/>
@@ -21139,6 +22499,8 @@
         <w:rPr>
           <w:b/>
           <w:bCs/>
+          <w:i w:val="0"/>
+          <w:iCs w:val="0"/>
           <w:color w:val="auto"/>
           <w:sz w:val="24"/>
           <w:szCs w:val="24"/>
@@ -21544,6 +22906,163 @@
     </w:p>
     <w:p>
       <w:pPr>
+        <w:spacing w:line="360" w:lineRule="auto"/>
+        <w:ind w:firstLine="567"/>
+      </w:pPr>
+      <w:r>
+        <w:rPr>
+          <w:lang w:val="en-US"/>
+        </w:rPr>
+        <w:t xml:space="preserve">Pada gambar 3.13 </w:t>
+      </w:r>
+      <w:r>
+        <w:t xml:space="preserve">menggambarkan proses </w:t>
+      </w:r>
+      <w:r>
+        <w:rPr>
+          <w:i/>
+          <w:iCs/>
+        </w:rPr>
+        <w:t>admin</w:t>
+      </w:r>
+      <w:r>
+        <w:t xml:space="preserve"> dalam melakukan </w:t>
+      </w:r>
+      <w:r>
+        <w:rPr>
+          <w:i/>
+          <w:iCs/>
+        </w:rPr>
+        <w:t>input</w:t>
+      </w:r>
+      <w:r>
+        <w:t xml:space="preserve"> nilai awal pada sistem. Proses dimulai ketika </w:t>
+      </w:r>
+      <w:r>
+        <w:rPr>
+          <w:rStyle w:val="Strong"/>
+          <w:b w:val="0"/>
+          <w:bCs w:val="0"/>
+          <w:i/>
+          <w:iCs/>
+          <w:lang w:val="en-US"/>
+        </w:rPr>
+        <w:t>a</w:t>
+      </w:r>
+      <w:r>
+        <w:rPr>
+          <w:rStyle w:val="Strong"/>
+          <w:b w:val="0"/>
+          <w:bCs w:val="0"/>
+          <w:i/>
+          <w:iCs/>
+        </w:rPr>
+        <w:t>dmin</w:t>
+      </w:r>
+      <w:r>
+        <w:t xml:space="preserve"> membuka menu nilai awal, kemudian sistem menampilkan halaman nilai awal. Selanjutnya </w:t>
+      </w:r>
+      <w:r>
+        <w:rPr>
+          <w:i/>
+          <w:iCs/>
+        </w:rPr>
+        <w:t>admin</w:t>
+      </w:r>
+      <w:r>
+        <w:t xml:space="preserve"> memilih menu </w:t>
+      </w:r>
+      <w:r>
+        <w:rPr>
+          <w:rStyle w:val="Emphasis"/>
+          <w:i w:val="0"/>
+          <w:iCs w:val="0"/>
+          <w:lang w:val="en-US"/>
+        </w:rPr>
+        <w:t>t</w:t>
+      </w:r>
+      <w:r>
+        <w:rPr>
+          <w:rStyle w:val="Emphasis"/>
+          <w:i w:val="0"/>
+          <w:iCs w:val="0"/>
+        </w:rPr>
+        <w:t xml:space="preserve">ambah </w:t>
+      </w:r>
+      <w:r>
+        <w:rPr>
+          <w:rStyle w:val="Emphasis"/>
+          <w:i w:val="0"/>
+          <w:iCs w:val="0"/>
+          <w:lang w:val="en-US"/>
+        </w:rPr>
+        <w:t>n</w:t>
+      </w:r>
+      <w:r>
+        <w:rPr>
+          <w:rStyle w:val="Emphasis"/>
+          <w:i w:val="0"/>
+          <w:iCs w:val="0"/>
+        </w:rPr>
+        <w:t xml:space="preserve">ilai </w:t>
+      </w:r>
+      <w:r>
+        <w:rPr>
+          <w:rStyle w:val="Emphasis"/>
+          <w:i w:val="0"/>
+          <w:iCs w:val="0"/>
+          <w:lang w:val="en-US"/>
+        </w:rPr>
+        <w:t>a</w:t>
+      </w:r>
+      <w:r>
+        <w:rPr>
+          <w:rStyle w:val="Emphasis"/>
+          <w:i w:val="0"/>
+          <w:iCs w:val="0"/>
+        </w:rPr>
+        <w:t>wal</w:t>
+      </w:r>
+      <w:r>
+        <w:t xml:space="preserve"> dan sistem menampilkan </w:t>
+      </w:r>
+      <w:r>
+        <w:rPr>
+          <w:i/>
+          <w:iCs/>
+        </w:rPr>
+        <w:t>form</w:t>
+      </w:r>
+      <w:r>
+        <w:t xml:space="preserve"> tambah nilai awal. </w:t>
+      </w:r>
+      <w:r>
+        <w:rPr>
+          <w:i/>
+          <w:iCs/>
+        </w:rPr>
+        <w:t>Admin</w:t>
+      </w:r>
+      <w:r>
+        <w:t xml:space="preserve"> mengisi data siswa beserta nilai yang meliputi aspek kognitif, bahasa, motorik, sosial-emosional, agama &amp; moral, serta kemandirian. Setelah data diisi, sistem </w:t>
+      </w:r>
+      <w:r>
+        <w:lastRenderedPageBreak/>
+        <w:t xml:space="preserve">menyimpan data nilai awal tersebut dan kembali menampilkan </w:t>
+      </w:r>
+      <w:r>
+        <w:rPr>
+          <w:i/>
+          <w:iCs/>
+        </w:rPr>
+        <w:t>form</w:t>
+      </w:r>
+      <w:r>
+        <w:t xml:space="preserve"> tambah nilai awal.</w:t>
+      </w:r>
+    </w:p>
+    <w:p>
+      <w:pPr>
         <w:pStyle w:val="ListParagraph"/>
         <w:numPr>
           <w:ilvl w:val="0"/>
@@ -21586,7 +23105,6 @@
         <w:rPr>
           <w:noProof/>
         </w:rPr>
-        <w:lastRenderedPageBreak/>
         <w:drawing>
           <wp:inline distT="0" distB="0" distL="0" distR="0" wp14:anchorId="1175688C" wp14:editId="10673084">
             <wp:extent cx="2019600" cy="2880000"/>
@@ -21771,6 +23289,75 @@
     </w:p>
     <w:p>
       <w:pPr>
+        <w:spacing w:line="360" w:lineRule="auto"/>
+        <w:ind w:firstLine="567"/>
+      </w:pPr>
+      <w:r>
+        <w:rPr>
+          <w:lang w:val="en-US"/>
+        </w:rPr>
+        <w:t xml:space="preserve">Pada gambar 3.14 </w:t>
+      </w:r>
+      <w:r>
+        <w:t xml:space="preserve">menjelaskan alur proses </w:t>
+      </w:r>
+      <w:r>
+        <w:rPr>
+          <w:i/>
+          <w:iCs/>
+        </w:rPr>
+        <w:t>admin</w:t>
+      </w:r>
+      <w:r>
+        <w:t xml:space="preserve"> dalam melakukan perbandingan kriteria pada sistem. Proses diawali ketika </w:t>
+      </w:r>
+      <w:r>
+        <w:rPr>
+          <w:rStyle w:val="Strong"/>
+          <w:b w:val="0"/>
+          <w:bCs w:val="0"/>
+          <w:i/>
+          <w:iCs/>
+          <w:lang w:val="en-US"/>
+        </w:rPr>
+        <w:t>a</w:t>
+      </w:r>
+      <w:r>
+        <w:rPr>
+          <w:rStyle w:val="Strong"/>
+          <w:b w:val="0"/>
+          <w:bCs w:val="0"/>
+          <w:i/>
+          <w:iCs/>
+        </w:rPr>
+        <w:t>dmin</w:t>
+      </w:r>
+      <w:r>
+        <w:t xml:space="preserve"> membuka </w:t>
+      </w:r>
+      <w:r>
+        <w:rPr>
+          <w:i/>
+          <w:iCs/>
+        </w:rPr>
+        <w:t>menu</w:t>
+      </w:r>
+      <w:r>
+        <w:t xml:space="preserve"> perbandingan kriteria, kemudian sistem menampilkan halaman analisa kriteria. Selanjutnya, </w:t>
+      </w:r>
+      <w:r>
+        <w:rPr>
+          <w:i/>
+          <w:iCs/>
+        </w:rPr>
+        <w:t>admin</w:t>
+      </w:r>
+      <w:r>
+        <w:t xml:space="preserve"> memasukkan nilai perbandingan antar kriteria dengan skala 1–9. Sistem menyimpan data yang diinputkan, lalu menghitung perbandingan kriteria berdasarkan nilai tersebut. Setelah itu, sistem menampilkan hasil perbandingan kriteria dan proses berakhir.</w:t>
+      </w:r>
+    </w:p>
+    <w:p>
+      <w:pPr>
         <w:pStyle w:val="ListParagraph"/>
         <w:numPr>
           <w:ilvl w:val="0"/>
@@ -21795,6 +23382,78 @@
     </w:p>
     <w:p>
       <w:pPr>
+        <w:spacing w:line="360" w:lineRule="auto"/>
+        <w:ind w:firstLine="567"/>
+      </w:pPr>
+      <w:r>
+        <w:t xml:space="preserve">pada gambar </w:t>
+      </w:r>
+      <w:r>
+        <w:rPr>
+          <w:lang w:val="en-US"/>
+        </w:rPr>
+        <w:t xml:space="preserve">3.15 </w:t>
+      </w:r>
+      <w:r>
+        <w:t xml:space="preserve">menggambarkan proses </w:t>
+      </w:r>
+      <w:r>
+        <w:rPr>
+          <w:i/>
+          <w:iCs/>
+        </w:rPr>
+        <w:t>admin</w:t>
+      </w:r>
+      <w:r>
+        <w:t xml:space="preserve"> dalam melakukan perbandingan alternatif. Proses dimulai ketika </w:t>
+      </w:r>
+      <w:r>
+        <w:rPr>
+          <w:rStyle w:val="Strong"/>
+          <w:b w:val="0"/>
+          <w:bCs w:val="0"/>
+          <w:i/>
+          <w:iCs/>
+          <w:lang w:val="en-US"/>
+        </w:rPr>
+        <w:t>a</w:t>
+      </w:r>
+      <w:r>
+        <w:rPr>
+          <w:rStyle w:val="Strong"/>
+          <w:b w:val="0"/>
+          <w:bCs w:val="0"/>
+          <w:i/>
+          <w:iCs/>
+        </w:rPr>
+        <w:t>dmin</w:t>
+      </w:r>
+      <w:r>
+        <w:t xml:space="preserve"> membuka </w:t>
+      </w:r>
+      <w:r>
+        <w:rPr>
+          <w:i/>
+          <w:iCs/>
+        </w:rPr>
+        <w:t xml:space="preserve">menu </w:t>
+      </w:r>
+      <w:r>
+        <w:t xml:space="preserve">perbandingan alternatif, kemudian sistem menampilkan halaman analisa alternatif. Selanjutnya, </w:t>
+      </w:r>
+      <w:r>
+        <w:rPr>
+          <w:i/>
+          <w:iCs/>
+        </w:rPr>
+        <w:t>admin</w:t>
+      </w:r>
+      <w:r>
+        <w:t xml:space="preserve"> memilih kriteria yang akan dibandingkan serta memberikan penilaian dengan skala 1–9. Sistem menyimpan data tersebut, lalu melakukan perhitungan perbandingan alternatif. Hasil dari perhitungan tersebut kemudian ditampilkan oleh sistem dalam bentuk perbandingan alternatif menurut kriteria. Setelah itu, proses berakhir.</w:t>
+      </w:r>
+    </w:p>
+    <w:p>
+      <w:pPr>
         <w:keepNext/>
         <w:spacing w:line="360" w:lineRule="auto"/>
         <w:jc w:val="center"/>
@@ -21803,6 +23462,7 @@
         <w:rPr>
           <w:noProof/>
         </w:rPr>
+        <w:lastRenderedPageBreak/>
         <w:drawing>
           <wp:inline distT="0" distB="0" distL="0" distR="0" wp14:anchorId="579E0172" wp14:editId="2538D59A">
             <wp:extent cx="2019600" cy="2880000"/>
@@ -22091,7 +23751,6 @@
           <w:i/>
           <w:iCs/>
         </w:rPr>
-        <w:lastRenderedPageBreak/>
         <w:t xml:space="preserve">Sequence </w:t>
       </w:r>
       <w:r>
@@ -22189,13 +23848,23 @@
         <w:rPr>
           <w:b/>
           <w:bCs/>
+          <w:color w:val="000000" w:themeColor="text1"/>
+          <w:sz w:val="24"/>
+          <w:szCs w:val="24"/>
+        </w:rPr>
+      </w:pPr>
+      <w:r>
+        <w:rPr>
+          <w:b/>
+          <w:bCs/>
           <w:i w:val="0"/>
           <w:iCs w:val="0"/>
           <w:color w:val="000000" w:themeColor="text1"/>
           <w:sz w:val="24"/>
           <w:szCs w:val="24"/>
         </w:rPr>
-      </w:pPr>
+        <w:t xml:space="preserve">Gambar 3. </w:t>
+      </w:r>
       <w:r>
         <w:rPr>
           <w:b/>
@@ -22206,7 +23875,7 @@
           <w:sz w:val="24"/>
           <w:szCs w:val="24"/>
         </w:rPr>
-        <w:t xml:space="preserve">Gambar 3. </w:t>
+        <w:fldChar w:fldCharType="begin"/>
       </w:r>
       <w:r>
         <w:rPr>
@@ -22218,7 +23887,7 @@
           <w:sz w:val="24"/>
           <w:szCs w:val="24"/>
         </w:rPr>
-        <w:fldChar w:fldCharType="begin"/>
+        <w:instrText xml:space="preserve"> SEQ Gambar_3. \* ARABIC </w:instrText>
       </w:r>
       <w:r>
         <w:rPr>
@@ -22230,7 +23899,7 @@
           <w:sz w:val="24"/>
           <w:szCs w:val="24"/>
         </w:rPr>
-        <w:instrText xml:space="preserve"> SEQ Gambar_3. \* ARABIC </w:instrText>
+        <w:fldChar w:fldCharType="separate"/>
       </w:r>
       <w:r>
         <w:rPr>
@@ -22242,7 +23911,7 @@
           <w:sz w:val="24"/>
           <w:szCs w:val="24"/>
         </w:rPr>
-        <w:fldChar w:fldCharType="separate"/>
+        <w:t>16</w:t>
       </w:r>
       <w:r>
         <w:rPr>
@@ -22254,7 +23923,7 @@
           <w:sz w:val="24"/>
           <w:szCs w:val="24"/>
         </w:rPr>
-        <w:t>16</w:t>
+        <w:fldChar w:fldCharType="end"/>
       </w:r>
       <w:r>
         <w:rPr>
@@ -22266,7 +23935,17 @@
           <w:sz w:val="24"/>
           <w:szCs w:val="24"/>
         </w:rPr>
-        <w:fldChar w:fldCharType="end"/>
+        <w:t xml:space="preserve"> </w:t>
+      </w:r>
+      <w:r>
+        <w:rPr>
+          <w:b/>
+          <w:bCs/>
+          <w:color w:val="000000" w:themeColor="text1"/>
+          <w:sz w:val="24"/>
+          <w:szCs w:val="24"/>
+        </w:rPr>
+        <w:t>Sequence</w:t>
       </w:r>
       <w:r>
         <w:rPr>
@@ -22278,7 +23957,7 @@
           <w:sz w:val="24"/>
           <w:szCs w:val="24"/>
         </w:rPr>
-        <w:t xml:space="preserve"> </w:t>
+        <w:t xml:space="preserve"> Diagram Melakukan </w:t>
       </w:r>
       <w:r>
         <w:rPr>
@@ -22288,29 +23967,116 @@
           <w:sz w:val="24"/>
           <w:szCs w:val="24"/>
         </w:rPr>
-        <w:t>Sequence</w:t>
-      </w:r>
-      <w:r>
-        <w:rPr>
-          <w:b/>
-          <w:bCs/>
-          <w:i w:val="0"/>
-          <w:iCs w:val="0"/>
-          <w:color w:val="000000" w:themeColor="text1"/>
-          <w:sz w:val="24"/>
-          <w:szCs w:val="24"/>
-        </w:rPr>
-        <w:t xml:space="preserve"> Diagram Melakukan </w:t>
-      </w:r>
-      <w:r>
-        <w:rPr>
-          <w:b/>
-          <w:bCs/>
-          <w:color w:val="000000" w:themeColor="text1"/>
-          <w:sz w:val="24"/>
-          <w:szCs w:val="24"/>
-        </w:rPr>
         <w:t>Login</w:t>
+      </w:r>
+    </w:p>
+    <w:p>
+      <w:pPr>
+        <w:spacing w:line="360" w:lineRule="auto"/>
+        <w:ind w:firstLine="567"/>
+      </w:pPr>
+      <w:r>
+        <w:rPr>
+          <w:lang w:val="en-US"/>
+        </w:rPr>
+        <w:lastRenderedPageBreak/>
+        <w:t xml:space="preserve">Pada gambar 3.16 </w:t>
+      </w:r>
+      <w:r>
+        <w:rPr>
+          <w:i/>
+          <w:iCs/>
+          <w:lang w:val="en-US"/>
+        </w:rPr>
+        <w:t>s</w:t>
+      </w:r>
+      <w:r>
+        <w:rPr>
+          <w:i/>
+          <w:iCs/>
+        </w:rPr>
+        <w:t>equence</w:t>
+      </w:r>
+      <w:r>
+        <w:t xml:space="preserve"> diagram di atas menjelaskan proses </w:t>
+      </w:r>
+      <w:r>
+        <w:rPr>
+          <w:i/>
+          <w:iCs/>
+        </w:rPr>
+        <w:t>login</w:t>
+      </w:r>
+      <w:r>
+        <w:t xml:space="preserve"> yang dilakukan </w:t>
+      </w:r>
+      <w:r>
+        <w:rPr>
+          <w:i/>
+          <w:iCs/>
+          <w:lang w:val="en-US"/>
+        </w:rPr>
+        <w:t>a</w:t>
+      </w:r>
+      <w:r>
+        <w:rPr>
+          <w:i/>
+          <w:iCs/>
+        </w:rPr>
+        <w:t>dmin</w:t>
+      </w:r>
+      <w:r>
+        <w:t xml:space="preserve"> pada sistem, dimulai dari membuka </w:t>
+      </w:r>
+      <w:r>
+        <w:rPr>
+          <w:i/>
+          <w:iCs/>
+        </w:rPr>
+        <w:t>website</w:t>
+      </w:r>
+      <w:r>
+        <w:t xml:space="preserve"> SPK hingga mengisi </w:t>
+      </w:r>
+      <w:r>
+        <w:rPr>
+          <w:i/>
+          <w:iCs/>
+        </w:rPr>
+        <w:t>username</w:t>
+      </w:r>
+      <w:r>
+        <w:t xml:space="preserve"> dan </w:t>
+      </w:r>
+      <w:r>
+        <w:rPr>
+          <w:i/>
+          <w:iCs/>
+        </w:rPr>
+        <w:t>password</w:t>
+      </w:r>
+      <w:r>
+        <w:t xml:space="preserve">. Sistem kemudian memvalidasi kredensial yang dikirimkan, apabila data valid maka sistem menampilkan halaman </w:t>
+      </w:r>
+      <w:r>
+        <w:rPr>
+          <w:i/>
+          <w:iCs/>
+        </w:rPr>
+        <w:t>dashboard</w:t>
+      </w:r>
+      <w:r>
+        <w:t xml:space="preserve">, sedangkan jika tidak valid maka sistem menampilkan pesan gagal </w:t>
+      </w:r>
+      <w:r>
+        <w:rPr>
+          <w:i/>
+          <w:iCs/>
+        </w:rPr>
+        <w:t>login</w:t>
+      </w:r>
+      <w:r>
+        <w:t>.</w:t>
       </w:r>
     </w:p>
     <w:p>
@@ -22534,6 +24300,104 @@
     </w:p>
     <w:p>
       <w:pPr>
+        <w:spacing w:line="360" w:lineRule="auto"/>
+        <w:ind w:firstLine="567"/>
+      </w:pPr>
+      <w:r>
+        <w:rPr>
+          <w:lang w:val="en-US"/>
+        </w:rPr>
+        <w:t xml:space="preserve">Pada gambar 3.17 </w:t>
+      </w:r>
+      <w:r>
+        <w:t xml:space="preserve">menggambarkan interaksi antara </w:t>
+      </w:r>
+      <w:r>
+        <w:rPr>
+          <w:i/>
+          <w:iCs/>
+          <w:lang w:val="en-US"/>
+        </w:rPr>
+        <w:t>a</w:t>
+      </w:r>
+      <w:r>
+        <w:rPr>
+          <w:i/>
+          <w:iCs/>
+        </w:rPr>
+        <w:t>dmin</w:t>
+      </w:r>
+      <w:r>
+        <w:t xml:space="preserve"> dan </w:t>
+      </w:r>
+      <w:r>
+        <w:rPr>
+          <w:lang w:val="en-US"/>
+        </w:rPr>
+        <w:t>s</w:t>
+      </w:r>
+      <w:r>
+        <w:t xml:space="preserve">istem dalam memproses perbandingan kriteria. Proses dimulai ketika </w:t>
+      </w:r>
+      <w:r>
+        <w:rPr>
+          <w:i/>
+          <w:iCs/>
+          <w:lang w:val="en-US"/>
+        </w:rPr>
+        <w:t>a</w:t>
+      </w:r>
+      <w:r>
+        <w:rPr>
+          <w:i/>
+          <w:iCs/>
+        </w:rPr>
+        <w:t>dmin</w:t>
+      </w:r>
+      <w:r>
+        <w:t xml:space="preserve"> membuka </w:t>
+      </w:r>
+      <w:r>
+        <w:rPr>
+          <w:i/>
+          <w:iCs/>
+        </w:rPr>
+        <w:t>menu</w:t>
+      </w:r>
+      <w:r>
+        <w:t xml:space="preserve"> perbandingan kriteria, kemudian sistem menampilkan halaman analisa kriteria. </w:t>
+      </w:r>
+      <w:r>
+        <w:rPr>
+          <w:i/>
+          <w:iCs/>
+        </w:rPr>
+        <w:t>Admin</w:t>
+      </w:r>
+      <w:r>
+        <w:t xml:space="preserve"> memasukkan nilai perbandingan dengan skala 1–9, lalu sistem menyimpan data tersebut, melakukan perhitungan perbandingan kriteria, dan akhirnya menampilkan hasil perbandingan kriteria kepada </w:t>
+      </w:r>
+      <w:r>
+        <w:rPr>
+          <w:i/>
+          <w:iCs/>
+          <w:lang w:val="en-US"/>
+        </w:rPr>
+        <w:t>a</w:t>
+      </w:r>
+      <w:r>
+        <w:rPr>
+          <w:i/>
+          <w:iCs/>
+        </w:rPr>
+        <w:t>dmin</w:t>
+      </w:r>
+      <w:r>
+        <w:t>.</w:t>
+      </w:r>
+    </w:p>
+    <w:p>
+      <w:pPr>
         <w:pStyle w:val="ListParagraph"/>
         <w:numPr>
           <w:ilvl w:val="0"/>
@@ -22739,6 +24603,111 @@
     </w:p>
     <w:p>
       <w:pPr>
+        <w:spacing w:line="360" w:lineRule="auto"/>
+        <w:ind w:firstLine="567"/>
+      </w:pPr>
+      <w:r>
+        <w:rPr>
+          <w:lang w:val="en-US"/>
+        </w:rPr>
+        <w:t xml:space="preserve">Pada gambar 3.18 </w:t>
+      </w:r>
+      <w:r>
+        <w:t xml:space="preserve">menggambarkan proses </w:t>
+      </w:r>
+      <w:r>
+        <w:rPr>
+          <w:i/>
+          <w:iCs/>
+          <w:lang w:val="en-US"/>
+        </w:rPr>
+        <w:t>a</w:t>
+      </w:r>
+      <w:r>
+        <w:rPr>
+          <w:i/>
+          <w:iCs/>
+        </w:rPr>
+        <w:t>dmin</w:t>
+      </w:r>
+      <w:r>
+        <w:t xml:space="preserve"> dalam mengelola alternatif pada sistem. </w:t>
+      </w:r>
+      <w:r>
+        <w:rPr>
+          <w:i/>
+          <w:iCs/>
+        </w:rPr>
+        <w:t>Admin</w:t>
+      </w:r>
+      <w:r>
+        <w:t xml:space="preserve"> membuka </w:t>
+      </w:r>
+      <w:r>
+        <w:rPr>
+          <w:i/>
+          <w:iCs/>
+        </w:rPr>
+        <w:t>menu</w:t>
+      </w:r>
+      <w:r>
+        <w:t xml:space="preserve"> alternatif dan sistem menampilkan halaman </w:t>
+      </w:r>
+      <w:r>
+        <w:lastRenderedPageBreak/>
+        <w:t xml:space="preserve">alternatif. Selanjutnya </w:t>
+      </w:r>
+      <w:r>
+        <w:rPr>
+          <w:i/>
+          <w:iCs/>
+          <w:lang w:val="en-US"/>
+        </w:rPr>
+        <w:t>a</w:t>
+      </w:r>
+      <w:r>
+        <w:rPr>
+          <w:i/>
+          <w:iCs/>
+        </w:rPr>
+        <w:t>dmin</w:t>
+      </w:r>
+      <w:r>
+        <w:t xml:space="preserve"> memilih tambah alternatif, lalu sistem menampilkan </w:t>
+      </w:r>
+      <w:r>
+        <w:rPr>
+          <w:i/>
+          <w:iCs/>
+        </w:rPr>
+        <w:t>form</w:t>
+      </w:r>
+      <w:r>
+        <w:t xml:space="preserve"> tambah alternatif. </w:t>
+      </w:r>
+      <w:r>
+        <w:rPr>
+          <w:i/>
+          <w:iCs/>
+        </w:rPr>
+        <w:t>Admin</w:t>
+      </w:r>
+      <w:r>
+        <w:t xml:space="preserve"> kemudian mengisi nama lengkap dan mengirimkan data ke sistem untuk disimpan. Setelah data berhasil disimpan, sistem menampilkan kembali </w:t>
+      </w:r>
+      <w:r>
+        <w:rPr>
+          <w:i/>
+          <w:iCs/>
+        </w:rPr>
+        <w:t>form</w:t>
+      </w:r>
+      <w:r>
+        <w:t xml:space="preserve"> tambah alternatif dalam kondisi terbarui.</w:t>
+      </w:r>
+    </w:p>
+    <w:p>
+      <w:pPr>
         <w:pStyle w:val="ListParagraph"/>
         <w:numPr>
           <w:ilvl w:val="0"/>
@@ -22767,7 +24736,6 @@
         <w:rPr>
           <w:noProof/>
         </w:rPr>
-        <w:lastRenderedPageBreak/>
         <w:drawing>
           <wp:inline distT="0" distB="0" distL="0" distR="0" wp14:anchorId="02825DB7" wp14:editId="4C18AA2C">
             <wp:extent cx="4320000" cy="1677600"/>
@@ -22945,6 +24913,125 @@
     </w:p>
     <w:p>
       <w:pPr>
+        <w:spacing w:line="360" w:lineRule="auto"/>
+        <w:ind w:firstLine="567"/>
+      </w:pPr>
+      <w:r>
+        <w:rPr>
+          <w:lang w:val="en-US"/>
+        </w:rPr>
+        <w:t xml:space="preserve">Pada gambar 3.19 </w:t>
+      </w:r>
+      <w:r>
+        <w:t xml:space="preserve">menjelaskan proses </w:t>
+      </w:r>
+      <w:r>
+        <w:rPr>
+          <w:i/>
+          <w:iCs/>
+          <w:lang w:val="en-US"/>
+        </w:rPr>
+        <w:t>a</w:t>
+      </w:r>
+      <w:r>
+        <w:rPr>
+          <w:i/>
+          <w:iCs/>
+        </w:rPr>
+        <w:t>dmin</w:t>
+      </w:r>
+      <w:r>
+        <w:t xml:space="preserve"> dalam melakukan </w:t>
+      </w:r>
+      <w:r>
+        <w:rPr>
+          <w:i/>
+          <w:iCs/>
+        </w:rPr>
+        <w:t>input</w:t>
+      </w:r>
+      <w:r>
+        <w:t xml:space="preserve"> nilai awal pada sistem. Proses dimulai ketika </w:t>
+      </w:r>
+      <w:r>
+        <w:rPr>
+          <w:i/>
+          <w:iCs/>
+          <w:lang w:val="en-US"/>
+        </w:rPr>
+        <w:t>a</w:t>
+      </w:r>
+      <w:r>
+        <w:rPr>
+          <w:i/>
+          <w:iCs/>
+        </w:rPr>
+        <w:t>dmin</w:t>
+      </w:r>
+      <w:r>
+        <w:t xml:space="preserve"> membuka </w:t>
+      </w:r>
+      <w:r>
+        <w:rPr>
+          <w:i/>
+          <w:iCs/>
+        </w:rPr>
+        <w:t>menu</w:t>
+      </w:r>
+      <w:r>
+        <w:t xml:space="preserve"> nilai awal, lalu sistem menampilkan halaman nilai awal. </w:t>
+      </w:r>
+      <w:r>
+        <w:rPr>
+          <w:i/>
+          <w:iCs/>
+        </w:rPr>
+        <w:t>Admin</w:t>
+      </w:r>
+      <w:r>
+        <w:t xml:space="preserve"> memilih tambah nilai awal sehingga sistem menampilkan </w:t>
+      </w:r>
+      <w:r>
+        <w:rPr>
+          <w:i/>
+          <w:iCs/>
+        </w:rPr>
+        <w:t>form</w:t>
+      </w:r>
+      <w:r>
+        <w:t xml:space="preserve"> tambah nilai awal. Setelah itu, </w:t>
+      </w:r>
+      <w:r>
+        <w:rPr>
+          <w:i/>
+          <w:iCs/>
+          <w:lang w:val="en-US"/>
+        </w:rPr>
+        <w:t>a</w:t>
+      </w:r>
+      <w:r>
+        <w:rPr>
+          <w:i/>
+          <w:iCs/>
+        </w:rPr>
+        <w:t>dmin</w:t>
+      </w:r>
+      <w:r>
+        <w:t xml:space="preserve"> mengisi data siswa beserta nilai pada aspek kognitif, bahasa, motorik, sosial-emosional, agama &amp; moral, serta kemandirian. Data yang telah diinput kemudian disimpan oleh sistem, dan selanjutnya sistem menampilkan kembali </w:t>
+      </w:r>
+      <w:r>
+        <w:rPr>
+          <w:i/>
+          <w:iCs/>
+        </w:rPr>
+        <w:t>form</w:t>
+      </w:r>
+      <w:r>
+        <w:t xml:space="preserve"> tambah nilai awal.</w:t>
+      </w:r>
+    </w:p>
+    <w:p>
+      <w:pPr>
         <w:pStyle w:val="ListParagraph"/>
         <w:numPr>
           <w:ilvl w:val="0"/>
@@ -23150,6 +25237,99 @@
     </w:p>
     <w:p>
       <w:pPr>
+        <w:spacing w:line="360" w:lineRule="auto"/>
+        <w:ind w:firstLine="567"/>
+      </w:pPr>
+      <w:r>
+        <w:rPr>
+          <w:lang w:val="en-US"/>
+        </w:rPr>
+        <w:t xml:space="preserve">Pada gambar 3.20 </w:t>
+      </w:r>
+      <w:r>
+        <w:t xml:space="preserve">menggambarkan proses </w:t>
+      </w:r>
+      <w:r>
+        <w:rPr>
+          <w:i/>
+          <w:iCs/>
+          <w:lang w:val="en-US"/>
+        </w:rPr>
+        <w:t>a</w:t>
+      </w:r>
+      <w:r>
+        <w:rPr>
+          <w:i/>
+          <w:iCs/>
+        </w:rPr>
+        <w:t>dmin</w:t>
+      </w:r>
+      <w:r>
+        <w:t xml:space="preserve"> dalam melakukan perbandingan kriteria pada sistem. </w:t>
+      </w:r>
+      <w:r>
+        <w:rPr>
+          <w:i/>
+          <w:iCs/>
+        </w:rPr>
+        <w:t>Admin</w:t>
+      </w:r>
+      <w:r>
+        <w:t xml:space="preserve"> membuka </w:t>
+      </w:r>
+      <w:r>
+        <w:rPr>
+          <w:i/>
+          <w:iCs/>
+        </w:rPr>
+        <w:t>menu</w:t>
+      </w:r>
+      <w:r>
+        <w:t xml:space="preserve"> perbandingan kriteria, lalu sistem menampilkan halaman analisa kriteria. Setelah itu </w:t>
+      </w:r>
+      <w:r>
+        <w:rPr>
+          <w:i/>
+          <w:iCs/>
+          <w:lang w:val="en-US"/>
+        </w:rPr>
+        <w:t>a</w:t>
+      </w:r>
+      <w:r>
+        <w:rPr>
+          <w:i/>
+          <w:iCs/>
+        </w:rPr>
+        <w:t>dmin</w:t>
+      </w:r>
+      <w:r>
+        <w:t xml:space="preserve"> memasukkan </w:t>
+      </w:r>
+      <w:r>
+        <w:lastRenderedPageBreak/>
+        <w:t xml:space="preserve">nilai perbandingan dengan skala 1–9, kemudian sistem menyimpan data tersebut, menghitung perbandingan kriteria, dan menampilkan hasil perbandingan kriteria kepada </w:t>
+      </w:r>
+      <w:r>
+        <w:rPr>
+          <w:i/>
+          <w:iCs/>
+          <w:lang w:val="en-US"/>
+        </w:rPr>
+        <w:t>a</w:t>
+      </w:r>
+      <w:r>
+        <w:rPr>
+          <w:i/>
+          <w:iCs/>
+        </w:rPr>
+        <w:t>dmin</w:t>
+      </w:r>
+      <w:r>
+        <w:t>.</w:t>
+      </w:r>
+    </w:p>
+    <w:p>
+      <w:pPr>
         <w:pStyle w:val="ListParagraph"/>
         <w:numPr>
           <w:ilvl w:val="0"/>
@@ -23174,13 +25354,23 @@
         <w:keepNext/>
         <w:spacing w:after="0" w:line="360" w:lineRule="auto"/>
         <w:jc w:val="center"/>
-      </w:pPr>
-      <w:r>
+        <w:rPr>
+          <w:i w:val="0"/>
+          <w:iCs w:val="0"/>
+          <w:lang w:val="en-US"/>
+        </w:rPr>
+      </w:pPr>
+      <w:r>
+        <w:rPr>
+          <w:i w:val="0"/>
+          <w:iCs w:val="0"/>
+          <w:lang w:val="en-US"/>
+        </w:rPr>
         <w:drawing>
-          <wp:inline distT="0" distB="0" distL="0" distR="0" wp14:anchorId="14A1073C" wp14:editId="5AD181B1">
-            <wp:extent cx="3599671" cy="2295460"/>
-            <wp:effectExtent l="0" t="0" r="1270" b="0"/>
-            <wp:docPr id="21" name="Picture 21" descr="PlantUML diagram"/>
+          <wp:inline distT="0" distB="0" distL="0" distR="0" wp14:anchorId="7C940F73" wp14:editId="73E3F33E">
+            <wp:extent cx="3600000" cy="1594800"/>
+            <wp:effectExtent l="0" t="0" r="635" b="5715"/>
+            <wp:docPr id="35" name="Picture 35"/>
             <wp:cNvGraphicFramePr>
               <a:graphicFrameLocks xmlns:a="http://schemas.openxmlformats.org/drawingml/2006/main" noChangeAspect="1"/>
             </wp:cNvGraphicFramePr>
@@ -23188,7 +25378,7 @@
               <a:graphicData uri="http://schemas.openxmlformats.org/drawingml/2006/picture">
                 <pic:pic xmlns:pic="http://schemas.openxmlformats.org/drawingml/2006/picture">
                   <pic:nvPicPr>
-                    <pic:cNvPr id="0" name="Picture 15" descr="PlantUML diagram"/>
+                    <pic:cNvPr id="0" name="Picture 1"/>
                     <pic:cNvPicPr>
                       <a:picLocks noChangeAspect="1" noChangeArrowheads="1"/>
                     </pic:cNvPicPr>
@@ -23201,13 +25391,13 @@
                         </a:ext>
                       </a:extLst>
                     </a:blip>
-                    <a:srcRect b="19382"/>
+                    <a:srcRect b="23241"/>
                     <a:stretch/>
                   </pic:blipFill>
                   <pic:spPr bwMode="auto">
                     <a:xfrm>
                       <a:off x="0" y="0"/>
-                      <a:ext cx="3600000" cy="2295670"/>
+                      <a:ext cx="3600000" cy="1594800"/>
                     </a:xfrm>
                     <a:prstGeom prst="rect">
                       <a:avLst/>
@@ -23349,6 +25539,104 @@
           <w:szCs w:val="24"/>
         </w:rPr>
         <w:t xml:space="preserve"> Diagram Memproses Perbandingan Alternatif</w:t>
+      </w:r>
+    </w:p>
+    <w:p>
+      <w:pPr>
+        <w:spacing w:line="360" w:lineRule="auto"/>
+        <w:ind w:firstLine="720"/>
+      </w:pPr>
+      <w:r>
+        <w:rPr>
+          <w:lang w:val="en-US"/>
+        </w:rPr>
+        <w:t xml:space="preserve">Pada gambar 3.21 </w:t>
+      </w:r>
+      <w:r>
+        <w:t xml:space="preserve">menggambarkan interaksi antara </w:t>
+      </w:r>
+      <w:r>
+        <w:rPr>
+          <w:i/>
+          <w:iCs/>
+          <w:lang w:val="en-US"/>
+        </w:rPr>
+        <w:t>a</w:t>
+      </w:r>
+      <w:r>
+        <w:rPr>
+          <w:i/>
+          <w:iCs/>
+        </w:rPr>
+        <w:t>dmin</w:t>
+      </w:r>
+      <w:r>
+        <w:t xml:space="preserve"> dan </w:t>
+      </w:r>
+      <w:r>
+        <w:rPr>
+          <w:lang w:val="en-US"/>
+        </w:rPr>
+        <w:t>s</w:t>
+      </w:r>
+      <w:r>
+        <w:t xml:space="preserve">istem dalam proses perbandingan alternatif. </w:t>
+      </w:r>
+      <w:r>
+        <w:rPr>
+          <w:i/>
+          <w:iCs/>
+        </w:rPr>
+        <w:t>Admin</w:t>
+      </w:r>
+      <w:r>
+        <w:t xml:space="preserve"> membuka </w:t>
+      </w:r>
+      <w:r>
+        <w:rPr>
+          <w:i/>
+          <w:iCs/>
+        </w:rPr>
+        <w:t>menu</w:t>
+      </w:r>
+      <w:r>
+        <w:t xml:space="preserve"> perbandingan alternatif, kemudian sistem menampilkan halaman analisa. Setelah </w:t>
+      </w:r>
+      <w:r>
+        <w:rPr>
+          <w:i/>
+          <w:iCs/>
+          <w:lang w:val="en-US"/>
+        </w:rPr>
+        <w:t>a</w:t>
+      </w:r>
+      <w:r>
+        <w:rPr>
+          <w:i/>
+          <w:iCs/>
+        </w:rPr>
+        <w:t>dmin</w:t>
+      </w:r>
+      <w:r>
+        <w:t xml:space="preserve"> memilih kriteria dan memberikan penilaian, sistem menyimpan data, menghitung perbandingan alternatif, dan menampilkan hasil perhitungan kepada </w:t>
+      </w:r>
+      <w:r>
+        <w:rPr>
+          <w:i/>
+          <w:iCs/>
+          <w:lang w:val="en-US"/>
+        </w:rPr>
+        <w:t>a</w:t>
+      </w:r>
+      <w:r>
+        <w:rPr>
+          <w:i/>
+          <w:iCs/>
+        </w:rPr>
+        <w:t>dmin</w:t>
+      </w:r>
+      <w:r>
+        <w:t>.</w:t>
       </w:r>
     </w:p>
     <w:p>
@@ -23792,8 +26080,74 @@
     </w:p>
     <w:p>
       <w:pPr>
-        <w:spacing w:line="480" w:lineRule="auto"/>
-      </w:pPr>
+        <w:spacing w:line="360" w:lineRule="auto"/>
+        <w:ind w:firstLine="567"/>
+        <w:rPr>
+          <w:lang w:val="en-US"/>
+        </w:rPr>
+      </w:pPr>
+      <w:r>
+        <w:rPr>
+          <w:lang w:val="en-US"/>
+        </w:rPr>
+        <w:t xml:space="preserve">Pada gambar 3.22 </w:t>
+      </w:r>
+      <w:r>
+        <w:rPr>
+          <w:lang w:val="en-US"/>
+        </w:rPr>
+        <w:t xml:space="preserve">menunjukkan struktur dan hubungan antar kelas dalam </w:t>
+      </w:r>
+      <w:r>
+        <w:rPr>
+          <w:lang w:val="en-US"/>
+        </w:rPr>
+        <w:t>s</w:t>
+      </w:r>
+      <w:r>
+        <w:rPr>
+          <w:lang w:val="en-US"/>
+        </w:rPr>
+        <w:t xml:space="preserve">istem </w:t>
+      </w:r>
+      <w:r>
+        <w:rPr>
+          <w:lang w:val="en-US"/>
+        </w:rPr>
+        <w:t>p</w:t>
+      </w:r>
+      <w:r>
+        <w:rPr>
+          <w:lang w:val="en-US"/>
+        </w:rPr>
+        <w:t xml:space="preserve">enilaian </w:t>
+      </w:r>
+      <w:r>
+        <w:rPr>
+          <w:lang w:val="en-US"/>
+        </w:rPr>
+        <w:t>s</w:t>
+      </w:r>
+      <w:r>
+        <w:rPr>
+          <w:lang w:val="en-US"/>
+        </w:rPr>
+        <w:t xml:space="preserve">iswa. Terdapat kelas pengguna, data_alternatif, data_kriteria, serta kelas pendukung seperti analisa_alternatif, analisa_kriteria, nilai_awal, dan </w:t>
+      </w:r>
+      <w:r>
+        <w:rPr>
+          <w:i/>
+          <w:iCs/>
+          <w:lang w:val="en-US"/>
+        </w:rPr>
+        <w:t>ranking</w:t>
+      </w:r>
+      <w:r>
+        <w:rPr>
+          <w:lang w:val="en-US"/>
+        </w:rPr>
+        <w:t>.</w:t>
+      </w:r>
     </w:p>
     <w:p>
       <w:pPr>
@@ -23816,6 +26170,7 @@
           <w:i/>
           <w:iCs/>
         </w:rPr>
+        <w:lastRenderedPageBreak/>
         <w:t>User Interface</w:t>
       </w:r>
       <w:bookmarkEnd w:id="217"/>
@@ -24091,7 +26446,6 @@
         <w:rPr>
           <w:noProof/>
         </w:rPr>
-        <w:lastRenderedPageBreak/>
         <w:drawing>
           <wp:inline distT="0" distB="0" distL="0" distR="0" wp14:anchorId="2EACFA0D" wp14:editId="457A8C71">
             <wp:extent cx="4320000" cy="2433600"/>
@@ -24266,6 +26620,7 @@
         <w:rPr>
           <w:noProof/>
         </w:rPr>
+        <w:lastRenderedPageBreak/>
         <w:drawing>
           <wp:inline distT="0" distB="0" distL="0" distR="0" wp14:anchorId="5990C2B4" wp14:editId="7709525A">
             <wp:extent cx="4320000" cy="2433600"/>
@@ -24440,7 +26795,6 @@
         <w:rPr>
           <w:noProof/>
         </w:rPr>
-        <w:lastRenderedPageBreak/>
         <w:drawing>
           <wp:inline distT="0" distB="0" distL="0" distR="0" wp14:anchorId="18CBBEFD" wp14:editId="15BE426B">
             <wp:extent cx="4320000" cy="2433600"/>
@@ -24615,6 +26969,7 @@
         <w:rPr>
           <w:noProof/>
         </w:rPr>
+        <w:lastRenderedPageBreak/>
         <w:drawing>
           <wp:inline distT="0" distB="0" distL="0" distR="0" wp14:anchorId="798129E8" wp14:editId="20577696">
             <wp:extent cx="4320000" cy="2433600"/>
@@ -24789,7 +27144,6 @@
         <w:rPr>
           <w:noProof/>
         </w:rPr>
-        <w:lastRenderedPageBreak/>
         <w:drawing>
           <wp:inline distT="0" distB="0" distL="0" distR="0" wp14:anchorId="5D04D441" wp14:editId="04FFA1D2">
             <wp:extent cx="4320000" cy="2433600"/>
@@ -27049,14 +29403,12 @@
         </w:rPr>
         <w:t xml:space="preserve">Halaman Data </w:t>
       </w:r>
-      <w:proofErr w:type="spellStart"/>
       <w:r>
         <w:rPr>
           <w:lang w:val="en-US"/>
         </w:rPr>
         <w:t>Alternatif</w:t>
       </w:r>
-      <w:proofErr w:type="spellEnd"/>
     </w:p>
     <w:p>
       <w:pPr>
@@ -27491,30 +29843,8 @@
         <w:rPr>
           <w:lang w:val="en-US"/>
         </w:rPr>
-        <w:t xml:space="preserve">Halaman </w:t>
-      </w:r>
-      <w:proofErr w:type="spellStart"/>
-      <w:r>
-        <w:rPr>
-          <w:lang w:val="en-US"/>
-        </w:rPr>
-        <w:t>Perbandingan</w:t>
-      </w:r>
-      <w:proofErr w:type="spellEnd"/>
-      <w:r>
-        <w:rPr>
-          <w:lang w:val="en-US"/>
-        </w:rPr>
-        <w:t xml:space="preserve"> </w:t>
-      </w:r>
-      <w:proofErr w:type="spellStart"/>
-      <w:r>
-        <w:rPr>
-          <w:lang w:val="en-US"/>
-        </w:rPr>
-        <w:t>Kriteria</w:t>
-      </w:r>
-      <w:proofErr w:type="spellEnd"/>
+        <w:t>Halaman Perbandingan Kriteria</w:t>
+      </w:r>
     </w:p>
     <w:p>
       <w:pPr>
@@ -27713,30 +30043,8 @@
         <w:rPr>
           <w:lang w:val="en-US"/>
         </w:rPr>
-        <w:t xml:space="preserve">Halaman </w:t>
-      </w:r>
-      <w:proofErr w:type="spellStart"/>
-      <w:r>
-        <w:rPr>
-          <w:lang w:val="en-US"/>
-        </w:rPr>
-        <w:t>Perbandingan</w:t>
-      </w:r>
-      <w:proofErr w:type="spellEnd"/>
-      <w:r>
-        <w:rPr>
-          <w:lang w:val="en-US"/>
-        </w:rPr>
-        <w:t xml:space="preserve"> </w:t>
-      </w:r>
-      <w:proofErr w:type="spellStart"/>
-      <w:r>
-        <w:rPr>
-          <w:lang w:val="en-US"/>
-        </w:rPr>
-        <w:t>Alternatif</w:t>
-      </w:r>
-      <w:proofErr w:type="spellEnd"/>
+        <w:t>Halaman Perbandingan Alternatif</w:t>
+      </w:r>
     </w:p>
     <w:p>
       <w:pPr>
@@ -28128,19 +30436,11 @@
       <w:r>
         <w:t xml:space="preserve">pada </w:t>
       </w:r>
-      <w:proofErr w:type="spellStart"/>
       <w:r>
         <w:rPr>
           <w:lang w:val="en-US"/>
         </w:rPr>
-        <w:t>aplikasi</w:t>
-      </w:r>
-      <w:proofErr w:type="spellEnd"/>
-      <w:r>
-        <w:rPr>
-          <w:lang w:val="en-US"/>
-        </w:rPr>
-        <w:t xml:space="preserve"> SPK AHP </w:t>
+        <w:t xml:space="preserve">aplikasi SPK AHP </w:t>
       </w:r>
       <w:r>
         <w:t>adalah sebagai berikut</w:t>
@@ -28366,7 +30666,6 @@
                 <w14:ligatures w14:val="none"/>
               </w:rPr>
             </w:pPr>
-            <w:proofErr w:type="spellStart"/>
             <w:r>
               <w:rPr>
                 <w:rFonts w:eastAsia="Times New Roman" w:cs="Times New Roman"/>
@@ -28378,21 +30677,7 @@
                 <w:lang w:val="en-ID" w:eastAsia="en-ID"/>
                 <w14:ligatures w14:val="none"/>
               </w:rPr>
-              <w:t>Skenario</w:t>
-            </w:r>
-            <w:proofErr w:type="spellEnd"/>
-            <w:r>
-              <w:rPr>
-                <w:rFonts w:eastAsia="Times New Roman" w:cs="Times New Roman"/>
-                <w:b/>
-                <w:bCs/>
-                <w:color w:val="auto"/>
-                <w:kern w:val="0"/>
-                <w:szCs w:val="24"/>
-                <w:lang w:val="en-ID" w:eastAsia="en-ID"/>
-                <w14:ligatures w14:val="none"/>
-              </w:rPr>
-              <w:t xml:space="preserve"> Uji</w:t>
+              <w:t>Skenario Uji</w:t>
             </w:r>
           </w:p>
         </w:tc>
@@ -28462,23 +30747,8 @@
                 <w:lang w:val="en-ID" w:eastAsia="en-ID"/>
                 <w14:ligatures w14:val="none"/>
               </w:rPr>
-              <w:t xml:space="preserve">Proses yang </w:t>
-            </w:r>
-            <w:proofErr w:type="spellStart"/>
-            <w:r>
-              <w:rPr>
-                <w:rFonts w:eastAsia="Times New Roman" w:cs="Times New Roman"/>
-                <w:b/>
-                <w:bCs/>
-                <w:color w:val="auto"/>
-                <w:kern w:val="0"/>
-                <w:szCs w:val="24"/>
-                <w:lang w:val="en-ID" w:eastAsia="en-ID"/>
-                <w14:ligatures w14:val="none"/>
-              </w:rPr>
-              <w:t>Diharapkan</w:t>
-            </w:r>
-            <w:proofErr w:type="spellEnd"/>
+              <w:t>Proses yang Diharapkan</w:t>
+            </w:r>
           </w:p>
         </w:tc>
         <w:tc>
@@ -28512,23 +30782,8 @@
                 <w:lang w:val="en-ID" w:eastAsia="en-ID"/>
                 <w14:ligatures w14:val="none"/>
               </w:rPr>
-              <w:t xml:space="preserve">Output yang </w:t>
-            </w:r>
-            <w:proofErr w:type="spellStart"/>
-            <w:r>
-              <w:rPr>
-                <w:rFonts w:eastAsia="Times New Roman" w:cs="Times New Roman"/>
-                <w:b/>
-                <w:bCs/>
-                <w:color w:val="auto"/>
-                <w:kern w:val="0"/>
-                <w:szCs w:val="24"/>
-                <w:lang w:val="en-ID" w:eastAsia="en-ID"/>
-                <w14:ligatures w14:val="none"/>
-              </w:rPr>
-              <w:t>Diharapkan</w:t>
-            </w:r>
-            <w:proofErr w:type="spellEnd"/>
+              <w:t>Output yang Diharapkan</w:t>
+            </w:r>
           </w:p>
         </w:tc>
       </w:tr>
@@ -28622,21 +30877,8 @@
                 <w:lang w:val="en-ID" w:eastAsia="en-ID"/>
                 <w14:ligatures w14:val="none"/>
               </w:rPr>
-              <w:t xml:space="preserve">Username dan password </w:t>
-            </w:r>
-            <w:proofErr w:type="spellStart"/>
-            <w:r>
-              <w:rPr>
-                <w:rFonts w:eastAsia="Times New Roman" w:cs="Times New Roman"/>
-                <w:color w:val="auto"/>
-                <w:kern w:val="0"/>
-                <w:szCs w:val="24"/>
-                <w:lang w:val="en-ID" w:eastAsia="en-ID"/>
-                <w14:ligatures w14:val="none"/>
-              </w:rPr>
-              <w:t>benar</w:t>
-            </w:r>
-            <w:proofErr w:type="spellEnd"/>
+              <w:t>Username dan password benar</w:t>
+            </w:r>
           </w:p>
         </w:tc>
         <w:tc>
@@ -28666,45 +30908,8 @@
                 <w:lang w:val="en-ID" w:eastAsia="en-ID"/>
                 <w14:ligatures w14:val="none"/>
               </w:rPr>
-              <w:t xml:space="preserve">Sistem </w:t>
-            </w:r>
-            <w:proofErr w:type="spellStart"/>
-            <w:r>
-              <w:rPr>
-                <w:rFonts w:eastAsia="Times New Roman" w:cs="Times New Roman"/>
-                <w:color w:val="auto"/>
-                <w:kern w:val="0"/>
-                <w:szCs w:val="24"/>
-                <w:lang w:val="en-ID" w:eastAsia="en-ID"/>
-                <w14:ligatures w14:val="none"/>
-              </w:rPr>
-              <w:t>memverifikasi</w:t>
-            </w:r>
-            <w:proofErr w:type="spellEnd"/>
-            <w:r>
-              <w:rPr>
-                <w:rFonts w:eastAsia="Times New Roman" w:cs="Times New Roman"/>
-                <w:color w:val="auto"/>
-                <w:kern w:val="0"/>
-                <w:szCs w:val="24"/>
-                <w:lang w:val="en-ID" w:eastAsia="en-ID"/>
-                <w14:ligatures w14:val="none"/>
-              </w:rPr>
-              <w:t xml:space="preserve"> </w:t>
-            </w:r>
-            <w:proofErr w:type="spellStart"/>
-            <w:r>
-              <w:rPr>
-                <w:rFonts w:eastAsia="Times New Roman" w:cs="Times New Roman"/>
-                <w:color w:val="auto"/>
-                <w:kern w:val="0"/>
-                <w:szCs w:val="24"/>
-                <w:lang w:val="en-ID" w:eastAsia="en-ID"/>
-                <w14:ligatures w14:val="none"/>
-              </w:rPr>
-              <w:t>kredensial</w:t>
-            </w:r>
-            <w:proofErr w:type="spellEnd"/>
+              <w:t>Sistem memverifikasi kredensial</w:t>
+            </w:r>
           </w:p>
         </w:tc>
         <w:tc>
@@ -28725,7 +30930,6 @@
                 <w14:ligatures w14:val="none"/>
               </w:rPr>
             </w:pPr>
-            <w:proofErr w:type="spellStart"/>
             <w:r>
               <w:rPr>
                 <w:rFonts w:eastAsia="Times New Roman" w:cs="Times New Roman"/>
@@ -28735,67 +30939,7 @@
                 <w:lang w:val="en-ID" w:eastAsia="en-ID"/>
                 <w14:ligatures w14:val="none"/>
               </w:rPr>
-              <w:t>Berhasil</w:t>
-            </w:r>
-            <w:proofErr w:type="spellEnd"/>
-            <w:r>
-              <w:rPr>
-                <w:rFonts w:eastAsia="Times New Roman" w:cs="Times New Roman"/>
-                <w:color w:val="auto"/>
-                <w:kern w:val="0"/>
-                <w:szCs w:val="24"/>
-                <w:lang w:val="en-ID" w:eastAsia="en-ID"/>
-                <w14:ligatures w14:val="none"/>
-              </w:rPr>
-              <w:t xml:space="preserve"> </w:t>
-            </w:r>
-            <w:proofErr w:type="spellStart"/>
-            <w:r>
-              <w:rPr>
-                <w:rFonts w:eastAsia="Times New Roman" w:cs="Times New Roman"/>
-                <w:color w:val="auto"/>
-                <w:kern w:val="0"/>
-                <w:szCs w:val="24"/>
-                <w:lang w:val="en-ID" w:eastAsia="en-ID"/>
-                <w14:ligatures w14:val="none"/>
-              </w:rPr>
-              <w:t>masuk</w:t>
-            </w:r>
-            <w:proofErr w:type="spellEnd"/>
-            <w:r>
-              <w:rPr>
-                <w:rFonts w:eastAsia="Times New Roman" w:cs="Times New Roman"/>
-                <w:color w:val="auto"/>
-                <w:kern w:val="0"/>
-                <w:szCs w:val="24"/>
-                <w:lang w:val="en-ID" w:eastAsia="en-ID"/>
-                <w14:ligatures w14:val="none"/>
-              </w:rPr>
-              <w:t xml:space="preserve"> </w:t>
-            </w:r>
-            <w:proofErr w:type="spellStart"/>
-            <w:r>
-              <w:rPr>
-                <w:rFonts w:eastAsia="Times New Roman" w:cs="Times New Roman"/>
-                <w:color w:val="auto"/>
-                <w:kern w:val="0"/>
-                <w:szCs w:val="24"/>
-                <w:lang w:val="en-ID" w:eastAsia="en-ID"/>
-                <w14:ligatures w14:val="none"/>
-              </w:rPr>
-              <w:t>ke</w:t>
-            </w:r>
-            <w:proofErr w:type="spellEnd"/>
-            <w:r>
-              <w:rPr>
-                <w:rFonts w:eastAsia="Times New Roman" w:cs="Times New Roman"/>
-                <w:color w:val="auto"/>
-                <w:kern w:val="0"/>
-                <w:szCs w:val="24"/>
-                <w:lang w:val="en-ID" w:eastAsia="en-ID"/>
-                <w14:ligatures w14:val="none"/>
-              </w:rPr>
-              <w:t xml:space="preserve"> dashboard</w:t>
+              <w:t>Berhasil masuk ke dashboard</w:t>
             </w:r>
           </w:p>
         </w:tc>
@@ -28890,31 +31034,7 @@
                 <w:lang w:val="en-ID" w:eastAsia="en-ID"/>
                 <w14:ligatures w14:val="none"/>
               </w:rPr>
-              <w:t xml:space="preserve">Username </w:t>
-            </w:r>
-            <w:proofErr w:type="spellStart"/>
-            <w:r>
-              <w:rPr>
-                <w:rFonts w:eastAsia="Times New Roman" w:cs="Times New Roman"/>
-                <w:color w:val="auto"/>
-                <w:kern w:val="0"/>
-                <w:szCs w:val="24"/>
-                <w:lang w:val="en-ID" w:eastAsia="en-ID"/>
-                <w14:ligatures w14:val="none"/>
-              </w:rPr>
-              <w:t>atau</w:t>
-            </w:r>
-            <w:proofErr w:type="spellEnd"/>
-            <w:r>
-              <w:rPr>
-                <w:rFonts w:eastAsia="Times New Roman" w:cs="Times New Roman"/>
-                <w:color w:val="auto"/>
-                <w:kern w:val="0"/>
-                <w:szCs w:val="24"/>
-                <w:lang w:val="en-ID" w:eastAsia="en-ID"/>
-                <w14:ligatures w14:val="none"/>
-              </w:rPr>
-              <w:t xml:space="preserve"> password salah</w:t>
+              <w:t>Username atau password salah</w:t>
             </w:r>
           </w:p>
         </w:tc>
@@ -28945,45 +31065,8 @@
                 <w:lang w:val="en-ID" w:eastAsia="en-ID"/>
                 <w14:ligatures w14:val="none"/>
               </w:rPr>
-              <w:t xml:space="preserve">Sistem </w:t>
-            </w:r>
-            <w:proofErr w:type="spellStart"/>
-            <w:r>
-              <w:rPr>
-                <w:rFonts w:eastAsia="Times New Roman" w:cs="Times New Roman"/>
-                <w:color w:val="auto"/>
-                <w:kern w:val="0"/>
-                <w:szCs w:val="24"/>
-                <w:lang w:val="en-ID" w:eastAsia="en-ID"/>
-                <w14:ligatures w14:val="none"/>
-              </w:rPr>
-              <w:t>memverifikasi</w:t>
-            </w:r>
-            <w:proofErr w:type="spellEnd"/>
-            <w:r>
-              <w:rPr>
-                <w:rFonts w:eastAsia="Times New Roman" w:cs="Times New Roman"/>
-                <w:color w:val="auto"/>
-                <w:kern w:val="0"/>
-                <w:szCs w:val="24"/>
-                <w:lang w:val="en-ID" w:eastAsia="en-ID"/>
-                <w14:ligatures w14:val="none"/>
-              </w:rPr>
-              <w:t xml:space="preserve"> </w:t>
-            </w:r>
-            <w:proofErr w:type="spellStart"/>
-            <w:r>
-              <w:rPr>
-                <w:rFonts w:eastAsia="Times New Roman" w:cs="Times New Roman"/>
-                <w:color w:val="auto"/>
-                <w:kern w:val="0"/>
-                <w:szCs w:val="24"/>
-                <w:lang w:val="en-ID" w:eastAsia="en-ID"/>
-                <w14:ligatures w14:val="none"/>
-              </w:rPr>
-              <w:t>kredensial</w:t>
-            </w:r>
-            <w:proofErr w:type="spellEnd"/>
+              <w:t>Sistem memverifikasi kredensial</w:t>
+            </w:r>
           </w:p>
         </w:tc>
         <w:tc>
@@ -29004,7 +31087,6 @@
                 <w14:ligatures w14:val="none"/>
               </w:rPr>
             </w:pPr>
-            <w:proofErr w:type="spellStart"/>
             <w:r>
               <w:rPr>
                 <w:rFonts w:eastAsia="Times New Roman" w:cs="Times New Roman"/>
@@ -29014,43 +31096,7 @@
                 <w:lang w:val="en-ID" w:eastAsia="en-ID"/>
                 <w14:ligatures w14:val="none"/>
               </w:rPr>
-              <w:t>Pesan</w:t>
-            </w:r>
-            <w:proofErr w:type="spellEnd"/>
-            <w:r>
-              <w:rPr>
-                <w:rFonts w:eastAsia="Times New Roman" w:cs="Times New Roman"/>
-                <w:color w:val="auto"/>
-                <w:kern w:val="0"/>
-                <w:szCs w:val="24"/>
-                <w:lang w:val="en-ID" w:eastAsia="en-ID"/>
-                <w14:ligatures w14:val="none"/>
-              </w:rPr>
-              <w:t xml:space="preserve"> error: "Username </w:t>
-            </w:r>
-            <w:proofErr w:type="spellStart"/>
-            <w:r>
-              <w:rPr>
-                <w:rFonts w:eastAsia="Times New Roman" w:cs="Times New Roman"/>
-                <w:color w:val="auto"/>
-                <w:kern w:val="0"/>
-                <w:szCs w:val="24"/>
-                <w:lang w:val="en-ID" w:eastAsia="en-ID"/>
-                <w14:ligatures w14:val="none"/>
-              </w:rPr>
-              <w:t>atau</w:t>
-            </w:r>
-            <w:proofErr w:type="spellEnd"/>
-            <w:r>
-              <w:rPr>
-                <w:rFonts w:eastAsia="Times New Roman" w:cs="Times New Roman"/>
-                <w:color w:val="auto"/>
-                <w:kern w:val="0"/>
-                <w:szCs w:val="24"/>
-                <w:lang w:val="en-ID" w:eastAsia="en-ID"/>
-                <w14:ligatures w14:val="none"/>
-              </w:rPr>
-              <w:t xml:space="preserve"> password salah"</w:t>
+              <w:t>Pesan error: "Username atau password salah"</w:t>
             </w:r>
           </w:p>
         </w:tc>
@@ -29105,7 +31151,6 @@
                 <w14:ligatures w14:val="none"/>
               </w:rPr>
             </w:pPr>
-            <w:proofErr w:type="spellStart"/>
             <w:r>
               <w:rPr>
                 <w:rFonts w:eastAsia="Times New Roman" w:cs="Times New Roman"/>
@@ -29115,57 +31160,8 @@
                 <w:lang w:val="en-ID" w:eastAsia="en-ID"/>
                 <w14:ligatures w14:val="none"/>
               </w:rPr>
-              <w:t>Mengelola</w:t>
-            </w:r>
-            <w:proofErr w:type="spellEnd"/>
-            <w:r>
-              <w:rPr>
-                <w:rFonts w:eastAsia="Times New Roman" w:cs="Times New Roman"/>
-                <w:color w:val="auto"/>
-                <w:kern w:val="0"/>
-                <w:szCs w:val="24"/>
-                <w:lang w:val="en-ID" w:eastAsia="en-ID"/>
-                <w14:ligatures w14:val="none"/>
-              </w:rPr>
-              <w:t xml:space="preserve"> </w:t>
-            </w:r>
-            <w:proofErr w:type="spellStart"/>
-            <w:r>
-              <w:rPr>
-                <w:rFonts w:eastAsia="Times New Roman" w:cs="Times New Roman"/>
-                <w:color w:val="auto"/>
-                <w:kern w:val="0"/>
-                <w:szCs w:val="24"/>
-                <w:lang w:val="en-ID" w:eastAsia="en-ID"/>
-                <w14:ligatures w14:val="none"/>
-              </w:rPr>
-              <w:t>Kriteria</w:t>
-            </w:r>
-            <w:proofErr w:type="spellEnd"/>
-            <w:r>
-              <w:rPr>
-                <w:rFonts w:eastAsia="Times New Roman" w:cs="Times New Roman"/>
-                <w:color w:val="auto"/>
-                <w:kern w:val="0"/>
-                <w:szCs w:val="24"/>
-                <w:lang w:val="en-ID" w:eastAsia="en-ID"/>
-                <w14:ligatures w14:val="none"/>
-              </w:rPr>
-              <w:t xml:space="preserve"> – </w:t>
-            </w:r>
-            <w:proofErr w:type="spellStart"/>
-            <w:r>
-              <w:rPr>
-                <w:rFonts w:eastAsia="Times New Roman" w:cs="Times New Roman"/>
-                <w:color w:val="auto"/>
-                <w:kern w:val="0"/>
-                <w:szCs w:val="24"/>
-                <w:lang w:val="en-ID" w:eastAsia="en-ID"/>
-                <w14:ligatures w14:val="none"/>
-              </w:rPr>
-              <w:t>Tambah</w:t>
-            </w:r>
-            <w:proofErr w:type="spellEnd"/>
+              <w:t>Mengelola Kriteria – Tambah</w:t>
+            </w:r>
           </w:p>
         </w:tc>
         <w:tc>
@@ -29195,79 +31191,7 @@
                 <w:lang w:val="en-ID" w:eastAsia="en-ID"/>
                 <w14:ligatures w14:val="none"/>
               </w:rPr>
-              <w:t xml:space="preserve">Isi form </w:t>
-            </w:r>
-            <w:proofErr w:type="spellStart"/>
-            <w:r>
-              <w:rPr>
-                <w:rFonts w:eastAsia="Times New Roman" w:cs="Times New Roman"/>
-                <w:color w:val="auto"/>
-                <w:kern w:val="0"/>
-                <w:szCs w:val="24"/>
-                <w:lang w:val="en-ID" w:eastAsia="en-ID"/>
-                <w14:ligatures w14:val="none"/>
-              </w:rPr>
-              <w:t>kriteria</w:t>
-            </w:r>
-            <w:proofErr w:type="spellEnd"/>
-            <w:r>
-              <w:rPr>
-                <w:rFonts w:eastAsia="Times New Roman" w:cs="Times New Roman"/>
-                <w:color w:val="auto"/>
-                <w:kern w:val="0"/>
-                <w:szCs w:val="24"/>
-                <w:lang w:val="en-ID" w:eastAsia="en-ID"/>
-                <w14:ligatures w14:val="none"/>
-              </w:rPr>
-              <w:t xml:space="preserve"> (nama, </w:t>
-            </w:r>
-            <w:proofErr w:type="spellStart"/>
-            <w:r>
-              <w:rPr>
-                <w:rFonts w:eastAsia="Times New Roman" w:cs="Times New Roman"/>
-                <w:color w:val="auto"/>
-                <w:kern w:val="0"/>
-                <w:szCs w:val="24"/>
-                <w:lang w:val="en-ID" w:eastAsia="en-ID"/>
-                <w14:ligatures w14:val="none"/>
-              </w:rPr>
-              <w:t>bobot</w:t>
-            </w:r>
-            <w:proofErr w:type="spellEnd"/>
-            <w:r>
-              <w:rPr>
-                <w:rFonts w:eastAsia="Times New Roman" w:cs="Times New Roman"/>
-                <w:color w:val="auto"/>
-                <w:kern w:val="0"/>
-                <w:szCs w:val="24"/>
-                <w:lang w:val="en-ID" w:eastAsia="en-ID"/>
-                <w14:ligatures w14:val="none"/>
-              </w:rPr>
-              <w:t xml:space="preserve">, </w:t>
-            </w:r>
-            <w:proofErr w:type="spellStart"/>
-            <w:r>
-              <w:rPr>
-                <w:rFonts w:eastAsia="Times New Roman" w:cs="Times New Roman"/>
-                <w:color w:val="auto"/>
-                <w:kern w:val="0"/>
-                <w:szCs w:val="24"/>
-                <w:lang w:val="en-ID" w:eastAsia="en-ID"/>
-                <w14:ligatures w14:val="none"/>
-              </w:rPr>
-              <w:t>dsb</w:t>
-            </w:r>
-            <w:proofErr w:type="spellEnd"/>
-            <w:r>
-              <w:rPr>
-                <w:rFonts w:eastAsia="Times New Roman" w:cs="Times New Roman"/>
-                <w:color w:val="auto"/>
-                <w:kern w:val="0"/>
-                <w:szCs w:val="24"/>
-                <w:lang w:val="en-ID" w:eastAsia="en-ID"/>
-                <w14:ligatures w14:val="none"/>
-              </w:rPr>
-              <w:t>)</w:t>
+              <w:t>Isi form kriteria (nama, bobot, dsb)</w:t>
             </w:r>
           </w:p>
         </w:tc>
@@ -29298,55 +31222,7 @@
                 <w:lang w:val="en-ID" w:eastAsia="en-ID"/>
                 <w14:ligatures w14:val="none"/>
               </w:rPr>
-              <w:t xml:space="preserve">Sistem </w:t>
-            </w:r>
-            <w:proofErr w:type="spellStart"/>
-            <w:r>
-              <w:rPr>
-                <w:rFonts w:eastAsia="Times New Roman" w:cs="Times New Roman"/>
-                <w:color w:val="auto"/>
-                <w:kern w:val="0"/>
-                <w:szCs w:val="24"/>
-                <w:lang w:val="en-ID" w:eastAsia="en-ID"/>
-                <w14:ligatures w14:val="none"/>
-              </w:rPr>
-              <w:t>menyimpan</w:t>
-            </w:r>
-            <w:proofErr w:type="spellEnd"/>
-            <w:r>
-              <w:rPr>
-                <w:rFonts w:eastAsia="Times New Roman" w:cs="Times New Roman"/>
-                <w:color w:val="auto"/>
-                <w:kern w:val="0"/>
-                <w:szCs w:val="24"/>
-                <w:lang w:val="en-ID" w:eastAsia="en-ID"/>
-                <w14:ligatures w14:val="none"/>
-              </w:rPr>
-              <w:t xml:space="preserve"> data </w:t>
-            </w:r>
-            <w:proofErr w:type="spellStart"/>
-            <w:r>
-              <w:rPr>
-                <w:rFonts w:eastAsia="Times New Roman" w:cs="Times New Roman"/>
-                <w:color w:val="auto"/>
-                <w:kern w:val="0"/>
-                <w:szCs w:val="24"/>
-                <w:lang w:val="en-ID" w:eastAsia="en-ID"/>
-                <w14:ligatures w14:val="none"/>
-              </w:rPr>
-              <w:t>ke</w:t>
-            </w:r>
-            <w:proofErr w:type="spellEnd"/>
-            <w:r>
-              <w:rPr>
-                <w:rFonts w:eastAsia="Times New Roman" w:cs="Times New Roman"/>
-                <w:color w:val="auto"/>
-                <w:kern w:val="0"/>
-                <w:szCs w:val="24"/>
-                <w:lang w:val="en-ID" w:eastAsia="en-ID"/>
-                <w14:ligatures w14:val="none"/>
-              </w:rPr>
-              <w:t xml:space="preserve"> database</w:t>
+              <w:t>Sistem menyimpan data ke database</w:t>
             </w:r>
           </w:p>
         </w:tc>
@@ -29377,103 +31253,7 @@
                 <w:lang w:val="en-ID" w:eastAsia="en-ID"/>
                 <w14:ligatures w14:val="none"/>
               </w:rPr>
-              <w:t xml:space="preserve">Data </w:t>
-            </w:r>
-            <w:proofErr w:type="spellStart"/>
-            <w:r>
-              <w:rPr>
-                <w:rFonts w:eastAsia="Times New Roman" w:cs="Times New Roman"/>
-                <w:color w:val="auto"/>
-                <w:kern w:val="0"/>
-                <w:szCs w:val="24"/>
-                <w:lang w:val="en-ID" w:eastAsia="en-ID"/>
-                <w14:ligatures w14:val="none"/>
-              </w:rPr>
-              <w:t>kriteria</w:t>
-            </w:r>
-            <w:proofErr w:type="spellEnd"/>
-            <w:r>
-              <w:rPr>
-                <w:rFonts w:eastAsia="Times New Roman" w:cs="Times New Roman"/>
-                <w:color w:val="auto"/>
-                <w:kern w:val="0"/>
-                <w:szCs w:val="24"/>
-                <w:lang w:val="en-ID" w:eastAsia="en-ID"/>
-                <w14:ligatures w14:val="none"/>
-              </w:rPr>
-              <w:t xml:space="preserve"> </w:t>
-            </w:r>
-            <w:proofErr w:type="spellStart"/>
-            <w:r>
-              <w:rPr>
-                <w:rFonts w:eastAsia="Times New Roman" w:cs="Times New Roman"/>
-                <w:color w:val="auto"/>
-                <w:kern w:val="0"/>
-                <w:szCs w:val="24"/>
-                <w:lang w:val="en-ID" w:eastAsia="en-ID"/>
-                <w14:ligatures w14:val="none"/>
-              </w:rPr>
-              <w:t>baru</w:t>
-            </w:r>
-            <w:proofErr w:type="spellEnd"/>
-            <w:r>
-              <w:rPr>
-                <w:rFonts w:eastAsia="Times New Roman" w:cs="Times New Roman"/>
-                <w:color w:val="auto"/>
-                <w:kern w:val="0"/>
-                <w:szCs w:val="24"/>
-                <w:lang w:val="en-ID" w:eastAsia="en-ID"/>
-                <w14:ligatures w14:val="none"/>
-              </w:rPr>
-              <w:t xml:space="preserve"> </w:t>
-            </w:r>
-            <w:proofErr w:type="spellStart"/>
-            <w:r>
-              <w:rPr>
-                <w:rFonts w:eastAsia="Times New Roman" w:cs="Times New Roman"/>
-                <w:color w:val="auto"/>
-                <w:kern w:val="0"/>
-                <w:szCs w:val="24"/>
-                <w:lang w:val="en-ID" w:eastAsia="en-ID"/>
-                <w14:ligatures w14:val="none"/>
-              </w:rPr>
-              <w:t>tersimpan</w:t>
-            </w:r>
-            <w:proofErr w:type="spellEnd"/>
-            <w:r>
-              <w:rPr>
-                <w:rFonts w:eastAsia="Times New Roman" w:cs="Times New Roman"/>
-                <w:color w:val="auto"/>
-                <w:kern w:val="0"/>
-                <w:szCs w:val="24"/>
-                <w:lang w:val="en-ID" w:eastAsia="en-ID"/>
-                <w14:ligatures w14:val="none"/>
-              </w:rPr>
-              <w:t xml:space="preserve"> dan </w:t>
-            </w:r>
-            <w:proofErr w:type="spellStart"/>
-            <w:r>
-              <w:rPr>
-                <w:rFonts w:eastAsia="Times New Roman" w:cs="Times New Roman"/>
-                <w:color w:val="auto"/>
-                <w:kern w:val="0"/>
-                <w:szCs w:val="24"/>
-                <w:lang w:val="en-ID" w:eastAsia="en-ID"/>
-                <w14:ligatures w14:val="none"/>
-              </w:rPr>
-              <w:t>muncul</w:t>
-            </w:r>
-            <w:proofErr w:type="spellEnd"/>
-            <w:r>
-              <w:rPr>
-                <w:rFonts w:eastAsia="Times New Roman" w:cs="Times New Roman"/>
-                <w:color w:val="auto"/>
-                <w:kern w:val="0"/>
-                <w:szCs w:val="24"/>
-                <w:lang w:val="en-ID" w:eastAsia="en-ID"/>
-                <w14:ligatures w14:val="none"/>
-              </w:rPr>
-              <w:t xml:space="preserve"> di daftar</w:t>
+              <w:t>Data kriteria baru tersimpan dan muncul di daftar</w:t>
             </w:r>
           </w:p>
         </w:tc>
@@ -29528,7 +31308,6 @@
                 <w14:ligatures w14:val="none"/>
               </w:rPr>
             </w:pPr>
-            <w:proofErr w:type="spellStart"/>
             <w:r>
               <w:rPr>
                 <w:rFonts w:eastAsia="Times New Roman" w:cs="Times New Roman"/>
@@ -29538,43 +31317,7 @@
                 <w:lang w:val="en-ID" w:eastAsia="en-ID"/>
                 <w14:ligatures w14:val="none"/>
               </w:rPr>
-              <w:t>Mengelola</w:t>
-            </w:r>
-            <w:proofErr w:type="spellEnd"/>
-            <w:r>
-              <w:rPr>
-                <w:rFonts w:eastAsia="Times New Roman" w:cs="Times New Roman"/>
-                <w:color w:val="auto"/>
-                <w:kern w:val="0"/>
-                <w:szCs w:val="24"/>
-                <w:lang w:val="en-ID" w:eastAsia="en-ID"/>
-                <w14:ligatures w14:val="none"/>
-              </w:rPr>
-              <w:t xml:space="preserve"> </w:t>
-            </w:r>
-            <w:proofErr w:type="spellStart"/>
-            <w:r>
-              <w:rPr>
-                <w:rFonts w:eastAsia="Times New Roman" w:cs="Times New Roman"/>
-                <w:color w:val="auto"/>
-                <w:kern w:val="0"/>
-                <w:szCs w:val="24"/>
-                <w:lang w:val="en-ID" w:eastAsia="en-ID"/>
-                <w14:ligatures w14:val="none"/>
-              </w:rPr>
-              <w:t>Kriteria</w:t>
-            </w:r>
-            <w:proofErr w:type="spellEnd"/>
-            <w:r>
-              <w:rPr>
-                <w:rFonts w:eastAsia="Times New Roman" w:cs="Times New Roman"/>
-                <w:color w:val="auto"/>
-                <w:kern w:val="0"/>
-                <w:szCs w:val="24"/>
-                <w:lang w:val="en-ID" w:eastAsia="en-ID"/>
-                <w14:ligatures w14:val="none"/>
-              </w:rPr>
-              <w:t xml:space="preserve"> – Edit</w:t>
+              <w:t>Mengelola Kriteria – Edit</w:t>
             </w:r>
           </w:p>
         </w:tc>
@@ -29596,7 +31339,6 @@
                 <w14:ligatures w14:val="none"/>
               </w:rPr>
             </w:pPr>
-            <w:proofErr w:type="spellStart"/>
             <w:r>
               <w:rPr>
                 <w:rFonts w:eastAsia="Times New Roman" w:cs="Times New Roman"/>
@@ -29606,33 +31348,8 @@
                 <w:lang w:val="en-ID" w:eastAsia="en-ID"/>
                 <w14:ligatures w14:val="none"/>
               </w:rPr>
-              <w:t>Ubah</w:t>
-            </w:r>
-            <w:proofErr w:type="spellEnd"/>
-            <w:r>
-              <w:rPr>
-                <w:rFonts w:eastAsia="Times New Roman" w:cs="Times New Roman"/>
-                <w:color w:val="auto"/>
-                <w:kern w:val="0"/>
-                <w:szCs w:val="24"/>
-                <w:lang w:val="en-ID" w:eastAsia="en-ID"/>
-                <w14:ligatures w14:val="none"/>
-              </w:rPr>
-              <w:t xml:space="preserve"> data </w:t>
-            </w:r>
-            <w:proofErr w:type="spellStart"/>
-            <w:r>
-              <w:rPr>
-                <w:rFonts w:eastAsia="Times New Roman" w:cs="Times New Roman"/>
-                <w:color w:val="auto"/>
-                <w:kern w:val="0"/>
-                <w:szCs w:val="24"/>
-                <w:lang w:val="en-ID" w:eastAsia="en-ID"/>
-                <w14:ligatures w14:val="none"/>
-              </w:rPr>
-              <w:t>kriteria</w:t>
-            </w:r>
-            <w:proofErr w:type="spellEnd"/>
+              <w:t>Ubah data kriteria</w:t>
+            </w:r>
           </w:p>
         </w:tc>
         <w:tc>
@@ -29662,31 +31379,7 @@
                 <w:lang w:val="en-ID" w:eastAsia="en-ID"/>
                 <w14:ligatures w14:val="none"/>
               </w:rPr>
-              <w:t xml:space="preserve">Sistem </w:t>
-            </w:r>
-            <w:proofErr w:type="spellStart"/>
-            <w:r>
-              <w:rPr>
-                <w:rFonts w:eastAsia="Times New Roman" w:cs="Times New Roman"/>
-                <w:color w:val="auto"/>
-                <w:kern w:val="0"/>
-                <w:szCs w:val="24"/>
-                <w:lang w:val="en-ID" w:eastAsia="en-ID"/>
-                <w14:ligatures w14:val="none"/>
-              </w:rPr>
-              <w:t>memperbarui</w:t>
-            </w:r>
-            <w:proofErr w:type="spellEnd"/>
-            <w:r>
-              <w:rPr>
-                <w:rFonts w:eastAsia="Times New Roman" w:cs="Times New Roman"/>
-                <w:color w:val="auto"/>
-                <w:kern w:val="0"/>
-                <w:szCs w:val="24"/>
-                <w:lang w:val="en-ID" w:eastAsia="en-ID"/>
-                <w14:ligatures w14:val="none"/>
-              </w:rPr>
-              <w:t xml:space="preserve"> data di database</w:t>
+              <w:t>Sistem memperbarui data di database</w:t>
             </w:r>
           </w:p>
         </w:tc>
@@ -29717,79 +31410,7 @@
                 <w:lang w:val="en-ID" w:eastAsia="en-ID"/>
                 <w14:ligatures w14:val="none"/>
               </w:rPr>
-              <w:t xml:space="preserve">Data </w:t>
-            </w:r>
-            <w:proofErr w:type="spellStart"/>
-            <w:r>
-              <w:rPr>
-                <w:rFonts w:eastAsia="Times New Roman" w:cs="Times New Roman"/>
-                <w:color w:val="auto"/>
-                <w:kern w:val="0"/>
-                <w:szCs w:val="24"/>
-                <w:lang w:val="en-ID" w:eastAsia="en-ID"/>
-                <w14:ligatures w14:val="none"/>
-              </w:rPr>
-              <w:t>kriteria</w:t>
-            </w:r>
-            <w:proofErr w:type="spellEnd"/>
-            <w:r>
-              <w:rPr>
-                <w:rFonts w:eastAsia="Times New Roman" w:cs="Times New Roman"/>
-                <w:color w:val="auto"/>
-                <w:kern w:val="0"/>
-                <w:szCs w:val="24"/>
-                <w:lang w:val="en-ID" w:eastAsia="en-ID"/>
-                <w14:ligatures w14:val="none"/>
-              </w:rPr>
-              <w:t xml:space="preserve"> </w:t>
-            </w:r>
-            <w:proofErr w:type="spellStart"/>
-            <w:r>
-              <w:rPr>
-                <w:rFonts w:eastAsia="Times New Roman" w:cs="Times New Roman"/>
-                <w:color w:val="auto"/>
-                <w:kern w:val="0"/>
-                <w:szCs w:val="24"/>
-                <w:lang w:val="en-ID" w:eastAsia="en-ID"/>
-                <w14:ligatures w14:val="none"/>
-              </w:rPr>
-              <w:t>berubah</w:t>
-            </w:r>
-            <w:proofErr w:type="spellEnd"/>
-            <w:r>
-              <w:rPr>
-                <w:rFonts w:eastAsia="Times New Roman" w:cs="Times New Roman"/>
-                <w:color w:val="auto"/>
-                <w:kern w:val="0"/>
-                <w:szCs w:val="24"/>
-                <w:lang w:val="en-ID" w:eastAsia="en-ID"/>
-                <w14:ligatures w14:val="none"/>
-              </w:rPr>
-              <w:t xml:space="preserve"> </w:t>
-            </w:r>
-            <w:proofErr w:type="spellStart"/>
-            <w:r>
-              <w:rPr>
-                <w:rFonts w:eastAsia="Times New Roman" w:cs="Times New Roman"/>
-                <w:color w:val="auto"/>
-                <w:kern w:val="0"/>
-                <w:szCs w:val="24"/>
-                <w:lang w:val="en-ID" w:eastAsia="en-ID"/>
-                <w14:ligatures w14:val="none"/>
-              </w:rPr>
-              <w:t>sesuai</w:t>
-            </w:r>
-            <w:proofErr w:type="spellEnd"/>
-            <w:r>
-              <w:rPr>
-                <w:rFonts w:eastAsia="Times New Roman" w:cs="Times New Roman"/>
-                <w:color w:val="auto"/>
-                <w:kern w:val="0"/>
-                <w:szCs w:val="24"/>
-                <w:lang w:val="en-ID" w:eastAsia="en-ID"/>
-                <w14:ligatures w14:val="none"/>
-              </w:rPr>
-              <w:t xml:space="preserve"> input</w:t>
+              <w:t>Data kriteria berubah sesuai input</w:t>
             </w:r>
           </w:p>
         </w:tc>
@@ -29844,7 +31465,6 @@
                 <w14:ligatures w14:val="none"/>
               </w:rPr>
             </w:pPr>
-            <w:proofErr w:type="spellStart"/>
             <w:r>
               <w:rPr>
                 <w:rFonts w:eastAsia="Times New Roman" w:cs="Times New Roman"/>
@@ -29854,57 +31474,8 @@
                 <w:lang w:val="en-ID" w:eastAsia="en-ID"/>
                 <w14:ligatures w14:val="none"/>
               </w:rPr>
-              <w:t>Mengelola</w:t>
-            </w:r>
-            <w:proofErr w:type="spellEnd"/>
-            <w:r>
-              <w:rPr>
-                <w:rFonts w:eastAsia="Times New Roman" w:cs="Times New Roman"/>
-                <w:color w:val="auto"/>
-                <w:kern w:val="0"/>
-                <w:szCs w:val="24"/>
-                <w:lang w:val="en-ID" w:eastAsia="en-ID"/>
-                <w14:ligatures w14:val="none"/>
-              </w:rPr>
-              <w:t xml:space="preserve"> </w:t>
-            </w:r>
-            <w:proofErr w:type="spellStart"/>
-            <w:r>
-              <w:rPr>
-                <w:rFonts w:eastAsia="Times New Roman" w:cs="Times New Roman"/>
-                <w:color w:val="auto"/>
-                <w:kern w:val="0"/>
-                <w:szCs w:val="24"/>
-                <w:lang w:val="en-ID" w:eastAsia="en-ID"/>
-                <w14:ligatures w14:val="none"/>
-              </w:rPr>
-              <w:t>Kriteria</w:t>
-            </w:r>
-            <w:proofErr w:type="spellEnd"/>
-            <w:r>
-              <w:rPr>
-                <w:rFonts w:eastAsia="Times New Roman" w:cs="Times New Roman"/>
-                <w:color w:val="auto"/>
-                <w:kern w:val="0"/>
-                <w:szCs w:val="24"/>
-                <w:lang w:val="en-ID" w:eastAsia="en-ID"/>
-                <w14:ligatures w14:val="none"/>
-              </w:rPr>
-              <w:t xml:space="preserve"> – </w:t>
-            </w:r>
-            <w:proofErr w:type="spellStart"/>
-            <w:r>
-              <w:rPr>
-                <w:rFonts w:eastAsia="Times New Roman" w:cs="Times New Roman"/>
-                <w:color w:val="auto"/>
-                <w:kern w:val="0"/>
-                <w:szCs w:val="24"/>
-                <w:lang w:val="en-ID" w:eastAsia="en-ID"/>
-                <w14:ligatures w14:val="none"/>
-              </w:rPr>
-              <w:t>Hapus</w:t>
-            </w:r>
-            <w:proofErr w:type="spellEnd"/>
+              <w:t>Mengelola Kriteria – Hapus</w:t>
+            </w:r>
           </w:p>
         </w:tc>
         <w:tc>
@@ -29925,7 +31496,6 @@
                 <w14:ligatures w14:val="none"/>
               </w:rPr>
             </w:pPr>
-            <w:proofErr w:type="spellStart"/>
             <w:r>
               <w:rPr>
                 <w:rFonts w:eastAsia="Times New Roman" w:cs="Times New Roman"/>
@@ -29935,57 +31505,8 @@
                 <w:lang w:val="en-ID" w:eastAsia="en-ID"/>
                 <w14:ligatures w14:val="none"/>
               </w:rPr>
-              <w:t>Pilih</w:t>
-            </w:r>
-            <w:proofErr w:type="spellEnd"/>
-            <w:r>
-              <w:rPr>
-                <w:rFonts w:eastAsia="Times New Roman" w:cs="Times New Roman"/>
-                <w:color w:val="auto"/>
-                <w:kern w:val="0"/>
-                <w:szCs w:val="24"/>
-                <w:lang w:val="en-ID" w:eastAsia="en-ID"/>
-                <w14:ligatures w14:val="none"/>
-              </w:rPr>
-              <w:t xml:space="preserve"> </w:t>
-            </w:r>
-            <w:proofErr w:type="spellStart"/>
-            <w:r>
-              <w:rPr>
-                <w:rFonts w:eastAsia="Times New Roman" w:cs="Times New Roman"/>
-                <w:color w:val="auto"/>
-                <w:kern w:val="0"/>
-                <w:szCs w:val="24"/>
-                <w:lang w:val="en-ID" w:eastAsia="en-ID"/>
-                <w14:ligatures w14:val="none"/>
-              </w:rPr>
-              <w:t>hapus</w:t>
-            </w:r>
-            <w:proofErr w:type="spellEnd"/>
-            <w:r>
-              <w:rPr>
-                <w:rFonts w:eastAsia="Times New Roman" w:cs="Times New Roman"/>
-                <w:color w:val="auto"/>
-                <w:kern w:val="0"/>
-                <w:szCs w:val="24"/>
-                <w:lang w:val="en-ID" w:eastAsia="en-ID"/>
-                <w14:ligatures w14:val="none"/>
-              </w:rPr>
-              <w:t xml:space="preserve"> </w:t>
-            </w:r>
-            <w:proofErr w:type="spellStart"/>
-            <w:r>
-              <w:rPr>
-                <w:rFonts w:eastAsia="Times New Roman" w:cs="Times New Roman"/>
-                <w:color w:val="auto"/>
-                <w:kern w:val="0"/>
-                <w:szCs w:val="24"/>
-                <w:lang w:val="en-ID" w:eastAsia="en-ID"/>
-                <w14:ligatures w14:val="none"/>
-              </w:rPr>
-              <w:t>kriteria</w:t>
-            </w:r>
-            <w:proofErr w:type="spellEnd"/>
+              <w:t>Pilih hapus kriteria</w:t>
+            </w:r>
           </w:p>
         </w:tc>
         <w:tc>
@@ -30015,31 +31536,7 @@
                 <w:lang w:val="en-ID" w:eastAsia="en-ID"/>
                 <w14:ligatures w14:val="none"/>
               </w:rPr>
-              <w:t xml:space="preserve">Sistem </w:t>
-            </w:r>
-            <w:proofErr w:type="spellStart"/>
-            <w:r>
-              <w:rPr>
-                <w:rFonts w:eastAsia="Times New Roman" w:cs="Times New Roman"/>
-                <w:color w:val="auto"/>
-                <w:kern w:val="0"/>
-                <w:szCs w:val="24"/>
-                <w:lang w:val="en-ID" w:eastAsia="en-ID"/>
-                <w14:ligatures w14:val="none"/>
-              </w:rPr>
-              <w:t>menghapus</w:t>
-            </w:r>
-            <w:proofErr w:type="spellEnd"/>
-            <w:r>
-              <w:rPr>
-                <w:rFonts w:eastAsia="Times New Roman" w:cs="Times New Roman"/>
-                <w:color w:val="auto"/>
-                <w:kern w:val="0"/>
-                <w:szCs w:val="24"/>
-                <w:lang w:val="en-ID" w:eastAsia="en-ID"/>
-                <w14:ligatures w14:val="none"/>
-              </w:rPr>
-              <w:t xml:space="preserve"> data</w:t>
+              <w:t>Sistem menghapus data</w:t>
             </w:r>
           </w:p>
         </w:tc>
@@ -30061,7 +31558,6 @@
                 <w14:ligatures w14:val="none"/>
               </w:rPr>
             </w:pPr>
-            <w:proofErr w:type="spellStart"/>
             <w:r>
               <w:rPr>
                 <w:rFonts w:eastAsia="Times New Roman" w:cs="Times New Roman"/>
@@ -30071,67 +31567,7 @@
                 <w:lang w:val="en-ID" w:eastAsia="en-ID"/>
                 <w14:ligatures w14:val="none"/>
               </w:rPr>
-              <w:t>Kriteria</w:t>
-            </w:r>
-            <w:proofErr w:type="spellEnd"/>
-            <w:r>
-              <w:rPr>
-                <w:rFonts w:eastAsia="Times New Roman" w:cs="Times New Roman"/>
-                <w:color w:val="auto"/>
-                <w:kern w:val="0"/>
-                <w:szCs w:val="24"/>
-                <w:lang w:val="en-ID" w:eastAsia="en-ID"/>
-                <w14:ligatures w14:val="none"/>
-              </w:rPr>
-              <w:t xml:space="preserve"> </w:t>
-            </w:r>
-            <w:proofErr w:type="spellStart"/>
-            <w:r>
-              <w:rPr>
-                <w:rFonts w:eastAsia="Times New Roman" w:cs="Times New Roman"/>
-                <w:color w:val="auto"/>
-                <w:kern w:val="0"/>
-                <w:szCs w:val="24"/>
-                <w:lang w:val="en-ID" w:eastAsia="en-ID"/>
-                <w14:ligatures w14:val="none"/>
-              </w:rPr>
-              <w:t>terhapus</w:t>
-            </w:r>
-            <w:proofErr w:type="spellEnd"/>
-            <w:r>
-              <w:rPr>
-                <w:rFonts w:eastAsia="Times New Roman" w:cs="Times New Roman"/>
-                <w:color w:val="auto"/>
-                <w:kern w:val="0"/>
-                <w:szCs w:val="24"/>
-                <w:lang w:val="en-ID" w:eastAsia="en-ID"/>
-                <w14:ligatures w14:val="none"/>
-              </w:rPr>
-              <w:t xml:space="preserve"> </w:t>
-            </w:r>
-            <w:proofErr w:type="spellStart"/>
-            <w:r>
-              <w:rPr>
-                <w:rFonts w:eastAsia="Times New Roman" w:cs="Times New Roman"/>
-                <w:color w:val="auto"/>
-                <w:kern w:val="0"/>
-                <w:szCs w:val="24"/>
-                <w:lang w:val="en-ID" w:eastAsia="en-ID"/>
-                <w14:ligatures w14:val="none"/>
-              </w:rPr>
-              <w:t>dari</w:t>
-            </w:r>
-            <w:proofErr w:type="spellEnd"/>
-            <w:r>
-              <w:rPr>
-                <w:rFonts w:eastAsia="Times New Roman" w:cs="Times New Roman"/>
-                <w:color w:val="auto"/>
-                <w:kern w:val="0"/>
-                <w:szCs w:val="24"/>
-                <w:lang w:val="en-ID" w:eastAsia="en-ID"/>
-                <w14:ligatures w14:val="none"/>
-              </w:rPr>
-              <w:t xml:space="preserve"> daftar</w:t>
+              <w:t>Kriteria terhapus dari daftar</w:t>
             </w:r>
           </w:p>
         </w:tc>
@@ -30186,7 +31622,6 @@
                 <w14:ligatures w14:val="none"/>
               </w:rPr>
             </w:pPr>
-            <w:proofErr w:type="spellStart"/>
             <w:r>
               <w:rPr>
                 <w:rFonts w:eastAsia="Times New Roman" w:cs="Times New Roman"/>
@@ -30196,57 +31631,8 @@
                 <w:lang w:val="en-ID" w:eastAsia="en-ID"/>
                 <w14:ligatures w14:val="none"/>
               </w:rPr>
-              <w:t>Mengelola</w:t>
-            </w:r>
-            <w:proofErr w:type="spellEnd"/>
-            <w:r>
-              <w:rPr>
-                <w:rFonts w:eastAsia="Times New Roman" w:cs="Times New Roman"/>
-                <w:color w:val="auto"/>
-                <w:kern w:val="0"/>
-                <w:szCs w:val="24"/>
-                <w:lang w:val="en-ID" w:eastAsia="en-ID"/>
-                <w14:ligatures w14:val="none"/>
-              </w:rPr>
-              <w:t xml:space="preserve"> </w:t>
-            </w:r>
-            <w:proofErr w:type="spellStart"/>
-            <w:r>
-              <w:rPr>
-                <w:rFonts w:eastAsia="Times New Roman" w:cs="Times New Roman"/>
-                <w:color w:val="auto"/>
-                <w:kern w:val="0"/>
-                <w:szCs w:val="24"/>
-                <w:lang w:val="en-ID" w:eastAsia="en-ID"/>
-                <w14:ligatures w14:val="none"/>
-              </w:rPr>
-              <w:t>Alternatif</w:t>
-            </w:r>
-            <w:proofErr w:type="spellEnd"/>
-            <w:r>
-              <w:rPr>
-                <w:rFonts w:eastAsia="Times New Roman" w:cs="Times New Roman"/>
-                <w:color w:val="auto"/>
-                <w:kern w:val="0"/>
-                <w:szCs w:val="24"/>
-                <w:lang w:val="en-ID" w:eastAsia="en-ID"/>
-                <w14:ligatures w14:val="none"/>
-              </w:rPr>
-              <w:t xml:space="preserve"> – </w:t>
-            </w:r>
-            <w:proofErr w:type="spellStart"/>
-            <w:r>
-              <w:rPr>
-                <w:rFonts w:eastAsia="Times New Roman" w:cs="Times New Roman"/>
-                <w:color w:val="auto"/>
-                <w:kern w:val="0"/>
-                <w:szCs w:val="24"/>
-                <w:lang w:val="en-ID" w:eastAsia="en-ID"/>
-                <w14:ligatures w14:val="none"/>
-              </w:rPr>
-              <w:t>Tambah</w:t>
-            </w:r>
-            <w:proofErr w:type="spellEnd"/>
+              <w:t>Mengelola Alternatif – Tambah</w:t>
+            </w:r>
           </w:p>
         </w:tc>
         <w:tc>
@@ -30276,21 +31662,8 @@
                 <w:lang w:val="en-ID" w:eastAsia="en-ID"/>
                 <w14:ligatures w14:val="none"/>
               </w:rPr>
-              <w:t xml:space="preserve">Isi form </w:t>
-            </w:r>
-            <w:proofErr w:type="spellStart"/>
-            <w:r>
-              <w:rPr>
-                <w:rFonts w:eastAsia="Times New Roman" w:cs="Times New Roman"/>
-                <w:color w:val="auto"/>
-                <w:kern w:val="0"/>
-                <w:szCs w:val="24"/>
-                <w:lang w:val="en-ID" w:eastAsia="en-ID"/>
-                <w14:ligatures w14:val="none"/>
-              </w:rPr>
-              <w:t>alternatif</w:t>
-            </w:r>
-            <w:proofErr w:type="spellEnd"/>
+              <w:t>Isi form alternatif</w:t>
+            </w:r>
           </w:p>
         </w:tc>
         <w:tc>
@@ -30320,31 +31693,7 @@
                 <w:lang w:val="en-ID" w:eastAsia="en-ID"/>
                 <w14:ligatures w14:val="none"/>
               </w:rPr>
-              <w:t xml:space="preserve">Sistem </w:t>
-            </w:r>
-            <w:proofErr w:type="spellStart"/>
-            <w:r>
-              <w:rPr>
-                <w:rFonts w:eastAsia="Times New Roman" w:cs="Times New Roman"/>
-                <w:color w:val="auto"/>
-                <w:kern w:val="0"/>
-                <w:szCs w:val="24"/>
-                <w:lang w:val="en-ID" w:eastAsia="en-ID"/>
-                <w14:ligatures w14:val="none"/>
-              </w:rPr>
-              <w:t>menyimpan</w:t>
-            </w:r>
-            <w:proofErr w:type="spellEnd"/>
-            <w:r>
-              <w:rPr>
-                <w:rFonts w:eastAsia="Times New Roman" w:cs="Times New Roman"/>
-                <w:color w:val="auto"/>
-                <w:kern w:val="0"/>
-                <w:szCs w:val="24"/>
-                <w:lang w:val="en-ID" w:eastAsia="en-ID"/>
-                <w14:ligatures w14:val="none"/>
-              </w:rPr>
-              <w:t xml:space="preserve"> data</w:t>
+              <w:t>Sistem menyimpan data</w:t>
             </w:r>
           </w:p>
         </w:tc>
@@ -30366,7 +31715,6 @@
                 <w14:ligatures w14:val="none"/>
               </w:rPr>
             </w:pPr>
-            <w:proofErr w:type="spellStart"/>
             <w:r>
               <w:rPr>
                 <w:rFonts w:eastAsia="Times New Roman" w:cs="Times New Roman"/>
@@ -30376,67 +31724,7 @@
                 <w:lang w:val="en-ID" w:eastAsia="en-ID"/>
                 <w14:ligatures w14:val="none"/>
               </w:rPr>
-              <w:t>Alternatif</w:t>
-            </w:r>
-            <w:proofErr w:type="spellEnd"/>
-            <w:r>
-              <w:rPr>
-                <w:rFonts w:eastAsia="Times New Roman" w:cs="Times New Roman"/>
-                <w:color w:val="auto"/>
-                <w:kern w:val="0"/>
-                <w:szCs w:val="24"/>
-                <w:lang w:val="en-ID" w:eastAsia="en-ID"/>
-                <w14:ligatures w14:val="none"/>
-              </w:rPr>
-              <w:t xml:space="preserve"> </w:t>
-            </w:r>
-            <w:proofErr w:type="spellStart"/>
-            <w:r>
-              <w:rPr>
-                <w:rFonts w:eastAsia="Times New Roman" w:cs="Times New Roman"/>
-                <w:color w:val="auto"/>
-                <w:kern w:val="0"/>
-                <w:szCs w:val="24"/>
-                <w:lang w:val="en-ID" w:eastAsia="en-ID"/>
-                <w14:ligatures w14:val="none"/>
-              </w:rPr>
-              <w:t>baru</w:t>
-            </w:r>
-            <w:proofErr w:type="spellEnd"/>
-            <w:r>
-              <w:rPr>
-                <w:rFonts w:eastAsia="Times New Roman" w:cs="Times New Roman"/>
-                <w:color w:val="auto"/>
-                <w:kern w:val="0"/>
-                <w:szCs w:val="24"/>
-                <w:lang w:val="en-ID" w:eastAsia="en-ID"/>
-                <w14:ligatures w14:val="none"/>
-              </w:rPr>
-              <w:t xml:space="preserve"> </w:t>
-            </w:r>
-            <w:proofErr w:type="spellStart"/>
-            <w:r>
-              <w:rPr>
-                <w:rFonts w:eastAsia="Times New Roman" w:cs="Times New Roman"/>
-                <w:color w:val="auto"/>
-                <w:kern w:val="0"/>
-                <w:szCs w:val="24"/>
-                <w:lang w:val="en-ID" w:eastAsia="en-ID"/>
-                <w14:ligatures w14:val="none"/>
-              </w:rPr>
-              <w:t>muncul</w:t>
-            </w:r>
-            <w:proofErr w:type="spellEnd"/>
-            <w:r>
-              <w:rPr>
-                <w:rFonts w:eastAsia="Times New Roman" w:cs="Times New Roman"/>
-                <w:color w:val="auto"/>
-                <w:kern w:val="0"/>
-                <w:szCs w:val="24"/>
-                <w:lang w:val="en-ID" w:eastAsia="en-ID"/>
-                <w14:ligatures w14:val="none"/>
-              </w:rPr>
-              <w:t xml:space="preserve"> di daftar</w:t>
+              <w:t>Alternatif baru muncul di daftar</w:t>
             </w:r>
           </w:p>
         </w:tc>
@@ -30491,7 +31779,6 @@
                 <w14:ligatures w14:val="none"/>
               </w:rPr>
             </w:pPr>
-            <w:proofErr w:type="spellStart"/>
             <w:r>
               <w:rPr>
                 <w:rFonts w:eastAsia="Times New Roman" w:cs="Times New Roman"/>
@@ -30501,43 +31788,7 @@
                 <w:lang w:val="en-ID" w:eastAsia="en-ID"/>
                 <w14:ligatures w14:val="none"/>
               </w:rPr>
-              <w:t>Mengelola</w:t>
-            </w:r>
-            <w:proofErr w:type="spellEnd"/>
-            <w:r>
-              <w:rPr>
-                <w:rFonts w:eastAsia="Times New Roman" w:cs="Times New Roman"/>
-                <w:color w:val="auto"/>
-                <w:kern w:val="0"/>
-                <w:szCs w:val="24"/>
-                <w:lang w:val="en-ID" w:eastAsia="en-ID"/>
-                <w14:ligatures w14:val="none"/>
-              </w:rPr>
-              <w:t xml:space="preserve"> </w:t>
-            </w:r>
-            <w:proofErr w:type="spellStart"/>
-            <w:r>
-              <w:rPr>
-                <w:rFonts w:eastAsia="Times New Roman" w:cs="Times New Roman"/>
-                <w:color w:val="auto"/>
-                <w:kern w:val="0"/>
-                <w:szCs w:val="24"/>
-                <w:lang w:val="en-ID" w:eastAsia="en-ID"/>
-                <w14:ligatures w14:val="none"/>
-              </w:rPr>
-              <w:t>Alternatif</w:t>
-            </w:r>
-            <w:proofErr w:type="spellEnd"/>
-            <w:r>
-              <w:rPr>
-                <w:rFonts w:eastAsia="Times New Roman" w:cs="Times New Roman"/>
-                <w:color w:val="auto"/>
-                <w:kern w:val="0"/>
-                <w:szCs w:val="24"/>
-                <w:lang w:val="en-ID" w:eastAsia="en-ID"/>
-                <w14:ligatures w14:val="none"/>
-              </w:rPr>
-              <w:t xml:space="preserve"> – Edit</w:t>
+              <w:t>Mengelola Alternatif – Edit</w:t>
             </w:r>
           </w:p>
         </w:tc>
@@ -30559,7 +31810,6 @@
                 <w14:ligatures w14:val="none"/>
               </w:rPr>
             </w:pPr>
-            <w:proofErr w:type="spellStart"/>
             <w:r>
               <w:rPr>
                 <w:rFonts w:eastAsia="Times New Roman" w:cs="Times New Roman"/>
@@ -30569,33 +31819,8 @@
                 <w:lang w:val="en-ID" w:eastAsia="en-ID"/>
                 <w14:ligatures w14:val="none"/>
               </w:rPr>
-              <w:t>Ubah</w:t>
-            </w:r>
-            <w:proofErr w:type="spellEnd"/>
-            <w:r>
-              <w:rPr>
-                <w:rFonts w:eastAsia="Times New Roman" w:cs="Times New Roman"/>
-                <w:color w:val="auto"/>
-                <w:kern w:val="0"/>
-                <w:szCs w:val="24"/>
-                <w:lang w:val="en-ID" w:eastAsia="en-ID"/>
-                <w14:ligatures w14:val="none"/>
-              </w:rPr>
-              <w:t xml:space="preserve"> data </w:t>
-            </w:r>
-            <w:proofErr w:type="spellStart"/>
-            <w:r>
-              <w:rPr>
-                <w:rFonts w:eastAsia="Times New Roman" w:cs="Times New Roman"/>
-                <w:color w:val="auto"/>
-                <w:kern w:val="0"/>
-                <w:szCs w:val="24"/>
-                <w:lang w:val="en-ID" w:eastAsia="en-ID"/>
-                <w14:ligatures w14:val="none"/>
-              </w:rPr>
-              <w:t>alternatif</w:t>
-            </w:r>
-            <w:proofErr w:type="spellEnd"/>
+              <w:t>Ubah data alternatif</w:t>
+            </w:r>
           </w:p>
         </w:tc>
         <w:tc>
@@ -30625,31 +31850,7 @@
                 <w:lang w:val="en-ID" w:eastAsia="en-ID"/>
                 <w14:ligatures w14:val="none"/>
               </w:rPr>
-              <w:t xml:space="preserve">Sistem </w:t>
-            </w:r>
-            <w:proofErr w:type="spellStart"/>
-            <w:r>
-              <w:rPr>
-                <w:rFonts w:eastAsia="Times New Roman" w:cs="Times New Roman"/>
-                <w:color w:val="auto"/>
-                <w:kern w:val="0"/>
-                <w:szCs w:val="24"/>
-                <w:lang w:val="en-ID" w:eastAsia="en-ID"/>
-                <w14:ligatures w14:val="none"/>
-              </w:rPr>
-              <w:t>memperbarui</w:t>
-            </w:r>
-            <w:proofErr w:type="spellEnd"/>
-            <w:r>
-              <w:rPr>
-                <w:rFonts w:eastAsia="Times New Roman" w:cs="Times New Roman"/>
-                <w:color w:val="auto"/>
-                <w:kern w:val="0"/>
-                <w:szCs w:val="24"/>
-                <w:lang w:val="en-ID" w:eastAsia="en-ID"/>
-                <w14:ligatures w14:val="none"/>
-              </w:rPr>
-              <w:t xml:space="preserve"> data</w:t>
+              <w:t>Sistem memperbarui data</w:t>
             </w:r>
           </w:p>
         </w:tc>
@@ -30680,79 +31881,7 @@
                 <w:lang w:val="en-ID" w:eastAsia="en-ID"/>
                 <w14:ligatures w14:val="none"/>
               </w:rPr>
-              <w:t xml:space="preserve">Data </w:t>
-            </w:r>
-            <w:proofErr w:type="spellStart"/>
-            <w:r>
-              <w:rPr>
-                <w:rFonts w:eastAsia="Times New Roman" w:cs="Times New Roman"/>
-                <w:color w:val="auto"/>
-                <w:kern w:val="0"/>
-                <w:szCs w:val="24"/>
-                <w:lang w:val="en-ID" w:eastAsia="en-ID"/>
-                <w14:ligatures w14:val="none"/>
-              </w:rPr>
-              <w:t>alternatif</w:t>
-            </w:r>
-            <w:proofErr w:type="spellEnd"/>
-            <w:r>
-              <w:rPr>
-                <w:rFonts w:eastAsia="Times New Roman" w:cs="Times New Roman"/>
-                <w:color w:val="auto"/>
-                <w:kern w:val="0"/>
-                <w:szCs w:val="24"/>
-                <w:lang w:val="en-ID" w:eastAsia="en-ID"/>
-                <w14:ligatures w14:val="none"/>
-              </w:rPr>
-              <w:t xml:space="preserve"> </w:t>
-            </w:r>
-            <w:proofErr w:type="spellStart"/>
-            <w:r>
-              <w:rPr>
-                <w:rFonts w:eastAsia="Times New Roman" w:cs="Times New Roman"/>
-                <w:color w:val="auto"/>
-                <w:kern w:val="0"/>
-                <w:szCs w:val="24"/>
-                <w:lang w:val="en-ID" w:eastAsia="en-ID"/>
-                <w14:ligatures w14:val="none"/>
-              </w:rPr>
-              <w:t>berubah</w:t>
-            </w:r>
-            <w:proofErr w:type="spellEnd"/>
-            <w:r>
-              <w:rPr>
-                <w:rFonts w:eastAsia="Times New Roman" w:cs="Times New Roman"/>
-                <w:color w:val="auto"/>
-                <w:kern w:val="0"/>
-                <w:szCs w:val="24"/>
-                <w:lang w:val="en-ID" w:eastAsia="en-ID"/>
-                <w14:ligatures w14:val="none"/>
-              </w:rPr>
-              <w:t xml:space="preserve"> </w:t>
-            </w:r>
-            <w:proofErr w:type="spellStart"/>
-            <w:r>
-              <w:rPr>
-                <w:rFonts w:eastAsia="Times New Roman" w:cs="Times New Roman"/>
-                <w:color w:val="auto"/>
-                <w:kern w:val="0"/>
-                <w:szCs w:val="24"/>
-                <w:lang w:val="en-ID" w:eastAsia="en-ID"/>
-                <w14:ligatures w14:val="none"/>
-              </w:rPr>
-              <w:t>sesuai</w:t>
-            </w:r>
-            <w:proofErr w:type="spellEnd"/>
-            <w:r>
-              <w:rPr>
-                <w:rFonts w:eastAsia="Times New Roman" w:cs="Times New Roman"/>
-                <w:color w:val="auto"/>
-                <w:kern w:val="0"/>
-                <w:szCs w:val="24"/>
-                <w:lang w:val="en-ID" w:eastAsia="en-ID"/>
-                <w14:ligatures w14:val="none"/>
-              </w:rPr>
-              <w:t xml:space="preserve"> input</w:t>
+              <w:t>Data alternatif berubah sesuai input</w:t>
             </w:r>
           </w:p>
         </w:tc>
@@ -30807,7 +31936,6 @@
                 <w14:ligatures w14:val="none"/>
               </w:rPr>
             </w:pPr>
-            <w:proofErr w:type="spellStart"/>
             <w:r>
               <w:rPr>
                 <w:rFonts w:eastAsia="Times New Roman" w:cs="Times New Roman"/>
@@ -30817,57 +31945,8 @@
                 <w:lang w:val="en-ID" w:eastAsia="en-ID"/>
                 <w14:ligatures w14:val="none"/>
               </w:rPr>
-              <w:t>Mengelola</w:t>
-            </w:r>
-            <w:proofErr w:type="spellEnd"/>
-            <w:r>
-              <w:rPr>
-                <w:rFonts w:eastAsia="Times New Roman" w:cs="Times New Roman"/>
-                <w:color w:val="auto"/>
-                <w:kern w:val="0"/>
-                <w:szCs w:val="24"/>
-                <w:lang w:val="en-ID" w:eastAsia="en-ID"/>
-                <w14:ligatures w14:val="none"/>
-              </w:rPr>
-              <w:t xml:space="preserve"> </w:t>
-            </w:r>
-            <w:proofErr w:type="spellStart"/>
-            <w:r>
-              <w:rPr>
-                <w:rFonts w:eastAsia="Times New Roman" w:cs="Times New Roman"/>
-                <w:color w:val="auto"/>
-                <w:kern w:val="0"/>
-                <w:szCs w:val="24"/>
-                <w:lang w:val="en-ID" w:eastAsia="en-ID"/>
-                <w14:ligatures w14:val="none"/>
-              </w:rPr>
-              <w:t>Alternatif</w:t>
-            </w:r>
-            <w:proofErr w:type="spellEnd"/>
-            <w:r>
-              <w:rPr>
-                <w:rFonts w:eastAsia="Times New Roman" w:cs="Times New Roman"/>
-                <w:color w:val="auto"/>
-                <w:kern w:val="0"/>
-                <w:szCs w:val="24"/>
-                <w:lang w:val="en-ID" w:eastAsia="en-ID"/>
-                <w14:ligatures w14:val="none"/>
-              </w:rPr>
-              <w:t xml:space="preserve"> – </w:t>
-            </w:r>
-            <w:proofErr w:type="spellStart"/>
-            <w:r>
-              <w:rPr>
-                <w:rFonts w:eastAsia="Times New Roman" w:cs="Times New Roman"/>
-                <w:color w:val="auto"/>
-                <w:kern w:val="0"/>
-                <w:szCs w:val="24"/>
-                <w:lang w:val="en-ID" w:eastAsia="en-ID"/>
-                <w14:ligatures w14:val="none"/>
-              </w:rPr>
-              <w:t>Hapus</w:t>
-            </w:r>
-            <w:proofErr w:type="spellEnd"/>
+              <w:t>Mengelola Alternatif – Hapus</w:t>
+            </w:r>
           </w:p>
         </w:tc>
         <w:tc>
@@ -30888,7 +31967,6 @@
                 <w14:ligatures w14:val="none"/>
               </w:rPr>
             </w:pPr>
-            <w:proofErr w:type="spellStart"/>
             <w:r>
               <w:rPr>
                 <w:rFonts w:eastAsia="Times New Roman" w:cs="Times New Roman"/>
@@ -30898,57 +31976,8 @@
                 <w:lang w:val="en-ID" w:eastAsia="en-ID"/>
                 <w14:ligatures w14:val="none"/>
               </w:rPr>
-              <w:t>Pilih</w:t>
-            </w:r>
-            <w:proofErr w:type="spellEnd"/>
-            <w:r>
-              <w:rPr>
-                <w:rFonts w:eastAsia="Times New Roman" w:cs="Times New Roman"/>
-                <w:color w:val="auto"/>
-                <w:kern w:val="0"/>
-                <w:szCs w:val="24"/>
-                <w:lang w:val="en-ID" w:eastAsia="en-ID"/>
-                <w14:ligatures w14:val="none"/>
-              </w:rPr>
-              <w:t xml:space="preserve"> </w:t>
-            </w:r>
-            <w:proofErr w:type="spellStart"/>
-            <w:r>
-              <w:rPr>
-                <w:rFonts w:eastAsia="Times New Roman" w:cs="Times New Roman"/>
-                <w:color w:val="auto"/>
-                <w:kern w:val="0"/>
-                <w:szCs w:val="24"/>
-                <w:lang w:val="en-ID" w:eastAsia="en-ID"/>
-                <w14:ligatures w14:val="none"/>
-              </w:rPr>
-              <w:t>hapus</w:t>
-            </w:r>
-            <w:proofErr w:type="spellEnd"/>
-            <w:r>
-              <w:rPr>
-                <w:rFonts w:eastAsia="Times New Roman" w:cs="Times New Roman"/>
-                <w:color w:val="auto"/>
-                <w:kern w:val="0"/>
-                <w:szCs w:val="24"/>
-                <w:lang w:val="en-ID" w:eastAsia="en-ID"/>
-                <w14:ligatures w14:val="none"/>
-              </w:rPr>
-              <w:t xml:space="preserve"> </w:t>
-            </w:r>
-            <w:proofErr w:type="spellStart"/>
-            <w:r>
-              <w:rPr>
-                <w:rFonts w:eastAsia="Times New Roman" w:cs="Times New Roman"/>
-                <w:color w:val="auto"/>
-                <w:kern w:val="0"/>
-                <w:szCs w:val="24"/>
-                <w:lang w:val="en-ID" w:eastAsia="en-ID"/>
-                <w14:ligatures w14:val="none"/>
-              </w:rPr>
-              <w:t>alternatif</w:t>
-            </w:r>
-            <w:proofErr w:type="spellEnd"/>
+              <w:t>Pilih hapus alternatif</w:t>
+            </w:r>
           </w:p>
         </w:tc>
         <w:tc>
@@ -30978,31 +32007,7 @@
                 <w:lang w:val="en-ID" w:eastAsia="en-ID"/>
                 <w14:ligatures w14:val="none"/>
               </w:rPr>
-              <w:t xml:space="preserve">Sistem </w:t>
-            </w:r>
-            <w:proofErr w:type="spellStart"/>
-            <w:r>
-              <w:rPr>
-                <w:rFonts w:eastAsia="Times New Roman" w:cs="Times New Roman"/>
-                <w:color w:val="auto"/>
-                <w:kern w:val="0"/>
-                <w:szCs w:val="24"/>
-                <w:lang w:val="en-ID" w:eastAsia="en-ID"/>
-                <w14:ligatures w14:val="none"/>
-              </w:rPr>
-              <w:t>menghapus</w:t>
-            </w:r>
-            <w:proofErr w:type="spellEnd"/>
-            <w:r>
-              <w:rPr>
-                <w:rFonts w:eastAsia="Times New Roman" w:cs="Times New Roman"/>
-                <w:color w:val="auto"/>
-                <w:kern w:val="0"/>
-                <w:szCs w:val="24"/>
-                <w:lang w:val="en-ID" w:eastAsia="en-ID"/>
-                <w14:ligatures w14:val="none"/>
-              </w:rPr>
-              <w:t xml:space="preserve"> data</w:t>
+              <w:t>Sistem menghapus data</w:t>
             </w:r>
           </w:p>
         </w:tc>
@@ -31024,7 +32029,6 @@
                 <w14:ligatures w14:val="none"/>
               </w:rPr>
             </w:pPr>
-            <w:proofErr w:type="spellStart"/>
             <w:r>
               <w:rPr>
                 <w:rFonts w:eastAsia="Times New Roman" w:cs="Times New Roman"/>
@@ -31034,67 +32038,7 @@
                 <w:lang w:val="en-ID" w:eastAsia="en-ID"/>
                 <w14:ligatures w14:val="none"/>
               </w:rPr>
-              <w:t>Alternatif</w:t>
-            </w:r>
-            <w:proofErr w:type="spellEnd"/>
-            <w:r>
-              <w:rPr>
-                <w:rFonts w:eastAsia="Times New Roman" w:cs="Times New Roman"/>
-                <w:color w:val="auto"/>
-                <w:kern w:val="0"/>
-                <w:szCs w:val="24"/>
-                <w:lang w:val="en-ID" w:eastAsia="en-ID"/>
-                <w14:ligatures w14:val="none"/>
-              </w:rPr>
-              <w:t xml:space="preserve"> </w:t>
-            </w:r>
-            <w:proofErr w:type="spellStart"/>
-            <w:r>
-              <w:rPr>
-                <w:rFonts w:eastAsia="Times New Roman" w:cs="Times New Roman"/>
-                <w:color w:val="auto"/>
-                <w:kern w:val="0"/>
-                <w:szCs w:val="24"/>
-                <w:lang w:val="en-ID" w:eastAsia="en-ID"/>
-                <w14:ligatures w14:val="none"/>
-              </w:rPr>
-              <w:t>hilang</w:t>
-            </w:r>
-            <w:proofErr w:type="spellEnd"/>
-            <w:r>
-              <w:rPr>
-                <w:rFonts w:eastAsia="Times New Roman" w:cs="Times New Roman"/>
-                <w:color w:val="auto"/>
-                <w:kern w:val="0"/>
-                <w:szCs w:val="24"/>
-                <w:lang w:val="en-ID" w:eastAsia="en-ID"/>
-                <w14:ligatures w14:val="none"/>
-              </w:rPr>
-              <w:t xml:space="preserve"> </w:t>
-            </w:r>
-            <w:proofErr w:type="spellStart"/>
-            <w:r>
-              <w:rPr>
-                <w:rFonts w:eastAsia="Times New Roman" w:cs="Times New Roman"/>
-                <w:color w:val="auto"/>
-                <w:kern w:val="0"/>
-                <w:szCs w:val="24"/>
-                <w:lang w:val="en-ID" w:eastAsia="en-ID"/>
-                <w14:ligatures w14:val="none"/>
-              </w:rPr>
-              <w:t>dari</w:t>
-            </w:r>
-            <w:proofErr w:type="spellEnd"/>
-            <w:r>
-              <w:rPr>
-                <w:rFonts w:eastAsia="Times New Roman" w:cs="Times New Roman"/>
-                <w:color w:val="auto"/>
-                <w:kern w:val="0"/>
-                <w:szCs w:val="24"/>
-                <w:lang w:val="en-ID" w:eastAsia="en-ID"/>
-                <w14:ligatures w14:val="none"/>
-              </w:rPr>
-              <w:t xml:space="preserve"> daftar</w:t>
+              <w:t>Alternatif hilang dari daftar</w:t>
             </w:r>
           </w:p>
         </w:tc>
@@ -31149,7 +32093,6 @@
                 <w14:ligatures w14:val="none"/>
               </w:rPr>
             </w:pPr>
-            <w:proofErr w:type="spellStart"/>
             <w:r>
               <w:rPr>
                 <w:rFonts w:eastAsia="Times New Roman" w:cs="Times New Roman"/>
@@ -31159,19 +32102,7 @@
                 <w:lang w:val="en-ID" w:eastAsia="en-ID"/>
                 <w14:ligatures w14:val="none"/>
               </w:rPr>
-              <w:t>Menginput</w:t>
-            </w:r>
-            <w:proofErr w:type="spellEnd"/>
-            <w:r>
-              <w:rPr>
-                <w:rFonts w:eastAsia="Times New Roman" w:cs="Times New Roman"/>
-                <w:color w:val="auto"/>
-                <w:kern w:val="0"/>
-                <w:szCs w:val="24"/>
-                <w:lang w:val="en-ID" w:eastAsia="en-ID"/>
-                <w14:ligatures w14:val="none"/>
-              </w:rPr>
-              <w:t xml:space="preserve"> Nilai Awal</w:t>
+              <w:t>Menginput Nilai Awal</w:t>
             </w:r>
           </w:p>
         </w:tc>
@@ -31202,55 +32133,7 @@
                 <w:lang w:val="en-ID" w:eastAsia="en-ID"/>
                 <w14:ligatures w14:val="none"/>
               </w:rPr>
-              <w:t xml:space="preserve">Masukkan nilai </w:t>
-            </w:r>
-            <w:proofErr w:type="spellStart"/>
-            <w:r>
-              <w:rPr>
-                <w:rFonts w:eastAsia="Times New Roman" w:cs="Times New Roman"/>
-                <w:color w:val="auto"/>
-                <w:kern w:val="0"/>
-                <w:szCs w:val="24"/>
-                <w:lang w:val="en-ID" w:eastAsia="en-ID"/>
-                <w14:ligatures w14:val="none"/>
-              </w:rPr>
-              <w:t>ke</w:t>
-            </w:r>
-            <w:proofErr w:type="spellEnd"/>
-            <w:r>
-              <w:rPr>
-                <w:rFonts w:eastAsia="Times New Roman" w:cs="Times New Roman"/>
-                <w:color w:val="auto"/>
-                <w:kern w:val="0"/>
-                <w:szCs w:val="24"/>
-                <w:lang w:val="en-ID" w:eastAsia="en-ID"/>
-                <w14:ligatures w14:val="none"/>
-              </w:rPr>
-              <w:t xml:space="preserve"> form (</w:t>
-            </w:r>
-            <w:proofErr w:type="spellStart"/>
-            <w:r>
-              <w:rPr>
-                <w:rFonts w:eastAsia="Times New Roman" w:cs="Times New Roman"/>
-                <w:color w:val="auto"/>
-                <w:kern w:val="0"/>
-                <w:szCs w:val="24"/>
-                <w:lang w:val="en-ID" w:eastAsia="en-ID"/>
-                <w14:ligatures w14:val="none"/>
-              </w:rPr>
-              <w:t>angka</w:t>
-            </w:r>
-            <w:proofErr w:type="spellEnd"/>
-            <w:r>
-              <w:rPr>
-                <w:rFonts w:eastAsia="Times New Roman" w:cs="Times New Roman"/>
-                <w:color w:val="auto"/>
-                <w:kern w:val="0"/>
-                <w:szCs w:val="24"/>
-                <w:lang w:val="en-ID" w:eastAsia="en-ID"/>
-                <w14:ligatures w14:val="none"/>
-              </w:rPr>
-              <w:t>)</w:t>
+              <w:t>Masukkan nilai ke form (angka)</w:t>
             </w:r>
           </w:p>
         </w:tc>
@@ -31281,45 +32164,8 @@
                 <w:lang w:val="en-ID" w:eastAsia="en-ID"/>
                 <w14:ligatures w14:val="none"/>
               </w:rPr>
-              <w:t xml:space="preserve">Sistem </w:t>
-            </w:r>
-            <w:proofErr w:type="spellStart"/>
-            <w:r>
-              <w:rPr>
-                <w:rFonts w:eastAsia="Times New Roman" w:cs="Times New Roman"/>
-                <w:color w:val="auto"/>
-                <w:kern w:val="0"/>
-                <w:szCs w:val="24"/>
-                <w:lang w:val="en-ID" w:eastAsia="en-ID"/>
-                <w14:ligatures w14:val="none"/>
-              </w:rPr>
-              <w:t>memvalidasi</w:t>
-            </w:r>
-            <w:proofErr w:type="spellEnd"/>
-            <w:r>
-              <w:rPr>
-                <w:rFonts w:eastAsia="Times New Roman" w:cs="Times New Roman"/>
-                <w:color w:val="auto"/>
-                <w:kern w:val="0"/>
-                <w:szCs w:val="24"/>
-                <w:lang w:val="en-ID" w:eastAsia="en-ID"/>
-                <w14:ligatures w14:val="none"/>
-              </w:rPr>
-              <w:t xml:space="preserve"> dan </w:t>
-            </w:r>
-            <w:proofErr w:type="spellStart"/>
-            <w:r>
-              <w:rPr>
-                <w:rFonts w:eastAsia="Times New Roman" w:cs="Times New Roman"/>
-                <w:color w:val="auto"/>
-                <w:kern w:val="0"/>
-                <w:szCs w:val="24"/>
-                <w:lang w:val="en-ID" w:eastAsia="en-ID"/>
-                <w14:ligatures w14:val="none"/>
-              </w:rPr>
-              <w:t>menyimpan</w:t>
-            </w:r>
-            <w:proofErr w:type="spellEnd"/>
+              <w:t>Sistem memvalidasi dan menyimpan</w:t>
+            </w:r>
           </w:p>
         </w:tc>
         <w:tc>
@@ -31349,93 +32195,8 @@
                 <w:lang w:val="en-ID" w:eastAsia="en-ID"/>
                 <w14:ligatures w14:val="none"/>
               </w:rPr>
-              <w:t xml:space="preserve">Nilai </w:t>
-            </w:r>
-            <w:proofErr w:type="spellStart"/>
-            <w:r>
-              <w:rPr>
-                <w:rFonts w:eastAsia="Times New Roman" w:cs="Times New Roman"/>
-                <w:color w:val="auto"/>
-                <w:kern w:val="0"/>
-                <w:szCs w:val="24"/>
-                <w:lang w:val="en-ID" w:eastAsia="en-ID"/>
-                <w14:ligatures w14:val="none"/>
-              </w:rPr>
-              <w:t>awal</w:t>
-            </w:r>
-            <w:proofErr w:type="spellEnd"/>
-            <w:r>
-              <w:rPr>
-                <w:rFonts w:eastAsia="Times New Roman" w:cs="Times New Roman"/>
-                <w:color w:val="auto"/>
-                <w:kern w:val="0"/>
-                <w:szCs w:val="24"/>
-                <w:lang w:val="en-ID" w:eastAsia="en-ID"/>
-                <w14:ligatures w14:val="none"/>
-              </w:rPr>
-              <w:t xml:space="preserve"> </w:t>
-            </w:r>
-            <w:proofErr w:type="spellStart"/>
-            <w:r>
-              <w:rPr>
-                <w:rFonts w:eastAsia="Times New Roman" w:cs="Times New Roman"/>
-                <w:color w:val="auto"/>
-                <w:kern w:val="0"/>
-                <w:szCs w:val="24"/>
-                <w:lang w:val="en-ID" w:eastAsia="en-ID"/>
-                <w14:ligatures w14:val="none"/>
-              </w:rPr>
-              <w:t>tersimpan</w:t>
-            </w:r>
-            <w:proofErr w:type="spellEnd"/>
-            <w:r>
-              <w:rPr>
-                <w:rFonts w:eastAsia="Times New Roman" w:cs="Times New Roman"/>
-                <w:color w:val="auto"/>
-                <w:kern w:val="0"/>
-                <w:szCs w:val="24"/>
-                <w:lang w:val="en-ID" w:eastAsia="en-ID"/>
-                <w14:ligatures w14:val="none"/>
-              </w:rPr>
-              <w:t xml:space="preserve"> dan </w:t>
-            </w:r>
-            <w:proofErr w:type="spellStart"/>
-            <w:r>
-              <w:rPr>
-                <w:rFonts w:eastAsia="Times New Roman" w:cs="Times New Roman"/>
-                <w:color w:val="auto"/>
-                <w:kern w:val="0"/>
-                <w:szCs w:val="24"/>
-                <w:lang w:val="en-ID" w:eastAsia="en-ID"/>
-                <w14:ligatures w14:val="none"/>
-              </w:rPr>
-              <w:t>dapat</w:t>
-            </w:r>
-            <w:proofErr w:type="spellEnd"/>
-            <w:r>
-              <w:rPr>
-                <w:rFonts w:eastAsia="Times New Roman" w:cs="Times New Roman"/>
-                <w:color w:val="auto"/>
-                <w:kern w:val="0"/>
-                <w:szCs w:val="24"/>
-                <w:lang w:val="en-ID" w:eastAsia="en-ID"/>
-                <w14:ligatures w14:val="none"/>
-              </w:rPr>
-              <w:t xml:space="preserve"> </w:t>
-            </w:r>
-            <w:proofErr w:type="spellStart"/>
-            <w:r>
-              <w:rPr>
-                <w:rFonts w:eastAsia="Times New Roman" w:cs="Times New Roman"/>
-                <w:color w:val="auto"/>
-                <w:kern w:val="0"/>
-                <w:szCs w:val="24"/>
-                <w:lang w:val="en-ID" w:eastAsia="en-ID"/>
-                <w14:ligatures w14:val="none"/>
-              </w:rPr>
-              <w:t>ditampilkan</w:t>
-            </w:r>
-            <w:proofErr w:type="spellEnd"/>
+              <w:t>Nilai awal tersimpan dan dapat ditampilkan</w:t>
+            </w:r>
           </w:p>
         </w:tc>
       </w:tr>
@@ -31490,7 +32251,6 @@
                 <w14:ligatures w14:val="none"/>
               </w:rPr>
             </w:pPr>
-            <w:proofErr w:type="spellStart"/>
             <w:r>
               <w:rPr>
                 <w:rFonts w:eastAsia="Times New Roman" w:cs="Times New Roman"/>
@@ -31500,57 +32260,8 @@
                 <w:lang w:val="en-ID" w:eastAsia="en-ID"/>
                 <w14:ligatures w14:val="none"/>
               </w:rPr>
-              <w:t>Memproses</w:t>
-            </w:r>
-            <w:proofErr w:type="spellEnd"/>
-            <w:r>
-              <w:rPr>
-                <w:rFonts w:eastAsia="Times New Roman" w:cs="Times New Roman"/>
-                <w:color w:val="auto"/>
-                <w:kern w:val="0"/>
-                <w:szCs w:val="24"/>
-                <w:lang w:val="en-ID" w:eastAsia="en-ID"/>
-                <w14:ligatures w14:val="none"/>
-              </w:rPr>
-              <w:t xml:space="preserve"> </w:t>
-            </w:r>
-            <w:proofErr w:type="spellStart"/>
-            <w:r>
-              <w:rPr>
-                <w:rFonts w:eastAsia="Times New Roman" w:cs="Times New Roman"/>
-                <w:color w:val="auto"/>
-                <w:kern w:val="0"/>
-                <w:szCs w:val="24"/>
-                <w:lang w:val="en-ID" w:eastAsia="en-ID"/>
-                <w14:ligatures w14:val="none"/>
-              </w:rPr>
-              <w:t>Perbandingan</w:t>
-            </w:r>
-            <w:proofErr w:type="spellEnd"/>
-            <w:r>
-              <w:rPr>
-                <w:rFonts w:eastAsia="Times New Roman" w:cs="Times New Roman"/>
-                <w:color w:val="auto"/>
-                <w:kern w:val="0"/>
-                <w:szCs w:val="24"/>
-                <w:lang w:val="en-ID" w:eastAsia="en-ID"/>
-                <w14:ligatures w14:val="none"/>
-              </w:rPr>
-              <w:t xml:space="preserve"> </w:t>
-            </w:r>
-            <w:proofErr w:type="spellStart"/>
-            <w:r>
-              <w:rPr>
-                <w:rFonts w:eastAsia="Times New Roman" w:cs="Times New Roman"/>
-                <w:color w:val="auto"/>
-                <w:kern w:val="0"/>
-                <w:szCs w:val="24"/>
-                <w:lang w:val="en-ID" w:eastAsia="en-ID"/>
-                <w14:ligatures w14:val="none"/>
-              </w:rPr>
-              <w:t>Kriteria</w:t>
-            </w:r>
-            <w:proofErr w:type="spellEnd"/>
+              <w:t>Memproses Perbandingan Kriteria</w:t>
+            </w:r>
           </w:p>
         </w:tc>
         <w:tc>
@@ -31580,69 +32291,8 @@
                 <w:lang w:val="en-ID" w:eastAsia="en-ID"/>
                 <w14:ligatures w14:val="none"/>
               </w:rPr>
-              <w:t xml:space="preserve">Input </w:t>
-            </w:r>
-            <w:proofErr w:type="spellStart"/>
-            <w:r>
-              <w:rPr>
-                <w:rFonts w:eastAsia="Times New Roman" w:cs="Times New Roman"/>
-                <w:color w:val="auto"/>
-                <w:kern w:val="0"/>
-                <w:szCs w:val="24"/>
-                <w:lang w:val="en-ID" w:eastAsia="en-ID"/>
-                <w14:ligatures w14:val="none"/>
-              </w:rPr>
-              <w:t>perbandingan</w:t>
-            </w:r>
-            <w:proofErr w:type="spellEnd"/>
-            <w:r>
-              <w:rPr>
-                <w:rFonts w:eastAsia="Times New Roman" w:cs="Times New Roman"/>
-                <w:color w:val="auto"/>
-                <w:kern w:val="0"/>
-                <w:szCs w:val="24"/>
-                <w:lang w:val="en-ID" w:eastAsia="en-ID"/>
-                <w14:ligatures w14:val="none"/>
-              </w:rPr>
-              <w:t xml:space="preserve"> </w:t>
-            </w:r>
-            <w:proofErr w:type="spellStart"/>
-            <w:r>
-              <w:rPr>
-                <w:rFonts w:eastAsia="Times New Roman" w:cs="Times New Roman"/>
-                <w:color w:val="auto"/>
-                <w:kern w:val="0"/>
-                <w:szCs w:val="24"/>
-                <w:lang w:val="en-ID" w:eastAsia="en-ID"/>
-                <w14:ligatures w14:val="none"/>
-              </w:rPr>
-              <w:t>antar</w:t>
-            </w:r>
-            <w:proofErr w:type="spellEnd"/>
-            <w:r>
-              <w:rPr>
-                <w:rFonts w:eastAsia="Times New Roman" w:cs="Times New Roman"/>
-                <w:color w:val="auto"/>
-                <w:kern w:val="0"/>
-                <w:szCs w:val="24"/>
-                <w:lang w:val="en-ID" w:eastAsia="en-ID"/>
-                <w14:ligatures w14:val="none"/>
-              </w:rPr>
-              <w:t xml:space="preserve"> </w:t>
-            </w:r>
-            <w:proofErr w:type="spellStart"/>
-            <w:r>
-              <w:rPr>
-                <w:rFonts w:eastAsia="Times New Roman" w:cs="Times New Roman"/>
-                <w:color w:val="auto"/>
-                <w:kern w:val="0"/>
-                <w:szCs w:val="24"/>
-                <w:lang w:val="en-ID" w:eastAsia="en-ID"/>
-                <w14:ligatures w14:val="none"/>
-              </w:rPr>
-              <w:t>kriteria</w:t>
-            </w:r>
-            <w:proofErr w:type="spellEnd"/>
+              <w:t>Input perbandingan antar kriteria</w:t>
+            </w:r>
           </w:p>
         </w:tc>
         <w:tc>
@@ -31672,69 +32322,8 @@
                 <w:lang w:val="en-ID" w:eastAsia="en-ID"/>
                 <w14:ligatures w14:val="none"/>
               </w:rPr>
-              <w:t xml:space="preserve">Sistem </w:t>
-            </w:r>
-            <w:proofErr w:type="spellStart"/>
-            <w:r>
-              <w:rPr>
-                <w:rFonts w:eastAsia="Times New Roman" w:cs="Times New Roman"/>
-                <w:color w:val="auto"/>
-                <w:kern w:val="0"/>
-                <w:szCs w:val="24"/>
-                <w:lang w:val="en-ID" w:eastAsia="en-ID"/>
-                <w14:ligatures w14:val="none"/>
-              </w:rPr>
-              <w:t>menghitung</w:t>
-            </w:r>
-            <w:proofErr w:type="spellEnd"/>
-            <w:r>
-              <w:rPr>
-                <w:rFonts w:eastAsia="Times New Roman" w:cs="Times New Roman"/>
-                <w:color w:val="auto"/>
-                <w:kern w:val="0"/>
-                <w:szCs w:val="24"/>
-                <w:lang w:val="en-ID" w:eastAsia="en-ID"/>
-                <w14:ligatures w14:val="none"/>
-              </w:rPr>
-              <w:t xml:space="preserve"> </w:t>
-            </w:r>
-            <w:proofErr w:type="spellStart"/>
-            <w:r>
-              <w:rPr>
-                <w:rFonts w:eastAsia="Times New Roman" w:cs="Times New Roman"/>
-                <w:color w:val="auto"/>
-                <w:kern w:val="0"/>
-                <w:szCs w:val="24"/>
-                <w:lang w:val="en-ID" w:eastAsia="en-ID"/>
-                <w14:ligatures w14:val="none"/>
-              </w:rPr>
-              <w:t>bobot</w:t>
-            </w:r>
-            <w:proofErr w:type="spellEnd"/>
-            <w:r>
-              <w:rPr>
-                <w:rFonts w:eastAsia="Times New Roman" w:cs="Times New Roman"/>
-                <w:color w:val="auto"/>
-                <w:kern w:val="0"/>
-                <w:szCs w:val="24"/>
-                <w:lang w:val="en-ID" w:eastAsia="en-ID"/>
-                <w14:ligatures w14:val="none"/>
-              </w:rPr>
-              <w:t xml:space="preserve"> </w:t>
-            </w:r>
-            <w:proofErr w:type="spellStart"/>
-            <w:r>
-              <w:rPr>
-                <w:rFonts w:eastAsia="Times New Roman" w:cs="Times New Roman"/>
-                <w:color w:val="auto"/>
-                <w:kern w:val="0"/>
-                <w:szCs w:val="24"/>
-                <w:lang w:val="en-ID" w:eastAsia="en-ID"/>
-                <w14:ligatures w14:val="none"/>
-              </w:rPr>
-              <w:t>perbandingan</w:t>
-            </w:r>
-            <w:proofErr w:type="spellEnd"/>
+              <w:t>Sistem menghitung bobot perbandingan</w:t>
+            </w:r>
           </w:p>
         </w:tc>
         <w:tc>
@@ -31764,79 +32353,7 @@
                 <w:lang w:val="en-ID" w:eastAsia="en-ID"/>
                 <w14:ligatures w14:val="none"/>
               </w:rPr>
-              <w:t xml:space="preserve">Hasil </w:t>
-            </w:r>
-            <w:proofErr w:type="spellStart"/>
-            <w:r>
-              <w:rPr>
-                <w:rFonts w:eastAsia="Times New Roman" w:cs="Times New Roman"/>
-                <w:color w:val="auto"/>
-                <w:kern w:val="0"/>
-                <w:szCs w:val="24"/>
-                <w:lang w:val="en-ID" w:eastAsia="en-ID"/>
-                <w14:ligatures w14:val="none"/>
-              </w:rPr>
-              <w:t>perbandingan</w:t>
-            </w:r>
-            <w:proofErr w:type="spellEnd"/>
-            <w:r>
-              <w:rPr>
-                <w:rFonts w:eastAsia="Times New Roman" w:cs="Times New Roman"/>
-                <w:color w:val="auto"/>
-                <w:kern w:val="0"/>
-                <w:szCs w:val="24"/>
-                <w:lang w:val="en-ID" w:eastAsia="en-ID"/>
-                <w14:ligatures w14:val="none"/>
-              </w:rPr>
-              <w:t xml:space="preserve"> </w:t>
-            </w:r>
-            <w:proofErr w:type="spellStart"/>
-            <w:r>
-              <w:rPr>
-                <w:rFonts w:eastAsia="Times New Roman" w:cs="Times New Roman"/>
-                <w:color w:val="auto"/>
-                <w:kern w:val="0"/>
-                <w:szCs w:val="24"/>
-                <w:lang w:val="en-ID" w:eastAsia="en-ID"/>
-                <w14:ligatures w14:val="none"/>
-              </w:rPr>
-              <w:t>kriteria</w:t>
-            </w:r>
-            <w:proofErr w:type="spellEnd"/>
-            <w:r>
-              <w:rPr>
-                <w:rFonts w:eastAsia="Times New Roman" w:cs="Times New Roman"/>
-                <w:color w:val="auto"/>
-                <w:kern w:val="0"/>
-                <w:szCs w:val="24"/>
-                <w:lang w:val="en-ID" w:eastAsia="en-ID"/>
-                <w14:ligatures w14:val="none"/>
-              </w:rPr>
-              <w:t xml:space="preserve"> </w:t>
-            </w:r>
-            <w:proofErr w:type="spellStart"/>
-            <w:r>
-              <w:rPr>
-                <w:rFonts w:eastAsia="Times New Roman" w:cs="Times New Roman"/>
-                <w:color w:val="auto"/>
-                <w:kern w:val="0"/>
-                <w:szCs w:val="24"/>
-                <w:lang w:val="en-ID" w:eastAsia="en-ID"/>
-                <w14:ligatures w14:val="none"/>
-              </w:rPr>
-              <w:t>tampil</w:t>
-            </w:r>
-            <w:proofErr w:type="spellEnd"/>
-            <w:r>
-              <w:rPr>
-                <w:rFonts w:eastAsia="Times New Roman" w:cs="Times New Roman"/>
-                <w:color w:val="auto"/>
-                <w:kern w:val="0"/>
-                <w:szCs w:val="24"/>
-                <w:lang w:val="en-ID" w:eastAsia="en-ID"/>
-                <w14:ligatures w14:val="none"/>
-              </w:rPr>
-              <w:t xml:space="preserve"> di tabel</w:t>
+              <w:t>Hasil perbandingan kriteria tampil di tabel</w:t>
             </w:r>
           </w:p>
         </w:tc>
@@ -31891,7 +32408,6 @@
                 <w14:ligatures w14:val="none"/>
               </w:rPr>
             </w:pPr>
-            <w:proofErr w:type="spellStart"/>
             <w:r>
               <w:rPr>
                 <w:rFonts w:eastAsia="Times New Roman" w:cs="Times New Roman"/>
@@ -31901,57 +32417,8 @@
                 <w:lang w:val="en-ID" w:eastAsia="en-ID"/>
                 <w14:ligatures w14:val="none"/>
               </w:rPr>
-              <w:t>Memproses</w:t>
-            </w:r>
-            <w:proofErr w:type="spellEnd"/>
-            <w:r>
-              <w:rPr>
-                <w:rFonts w:eastAsia="Times New Roman" w:cs="Times New Roman"/>
-                <w:color w:val="auto"/>
-                <w:kern w:val="0"/>
-                <w:szCs w:val="24"/>
-                <w:lang w:val="en-ID" w:eastAsia="en-ID"/>
-                <w14:ligatures w14:val="none"/>
-              </w:rPr>
-              <w:t xml:space="preserve"> </w:t>
-            </w:r>
-            <w:proofErr w:type="spellStart"/>
-            <w:r>
-              <w:rPr>
-                <w:rFonts w:eastAsia="Times New Roman" w:cs="Times New Roman"/>
-                <w:color w:val="auto"/>
-                <w:kern w:val="0"/>
-                <w:szCs w:val="24"/>
-                <w:lang w:val="en-ID" w:eastAsia="en-ID"/>
-                <w14:ligatures w14:val="none"/>
-              </w:rPr>
-              <w:t>Perbandingan</w:t>
-            </w:r>
-            <w:proofErr w:type="spellEnd"/>
-            <w:r>
-              <w:rPr>
-                <w:rFonts w:eastAsia="Times New Roman" w:cs="Times New Roman"/>
-                <w:color w:val="auto"/>
-                <w:kern w:val="0"/>
-                <w:szCs w:val="24"/>
-                <w:lang w:val="en-ID" w:eastAsia="en-ID"/>
-                <w14:ligatures w14:val="none"/>
-              </w:rPr>
-              <w:t xml:space="preserve"> </w:t>
-            </w:r>
-            <w:proofErr w:type="spellStart"/>
-            <w:r>
-              <w:rPr>
-                <w:rFonts w:eastAsia="Times New Roman" w:cs="Times New Roman"/>
-                <w:color w:val="auto"/>
-                <w:kern w:val="0"/>
-                <w:szCs w:val="24"/>
-                <w:lang w:val="en-ID" w:eastAsia="en-ID"/>
-                <w14:ligatures w14:val="none"/>
-              </w:rPr>
-              <w:t>Alternatif</w:t>
-            </w:r>
-            <w:proofErr w:type="spellEnd"/>
+              <w:t>Memproses Perbandingan Alternatif</w:t>
+            </w:r>
           </w:p>
         </w:tc>
         <w:tc>
@@ -31981,69 +32448,8 @@
                 <w:lang w:val="en-ID" w:eastAsia="en-ID"/>
                 <w14:ligatures w14:val="none"/>
               </w:rPr>
-              <w:t xml:space="preserve">Input </w:t>
-            </w:r>
-            <w:proofErr w:type="spellStart"/>
-            <w:r>
-              <w:rPr>
-                <w:rFonts w:eastAsia="Times New Roman" w:cs="Times New Roman"/>
-                <w:color w:val="auto"/>
-                <w:kern w:val="0"/>
-                <w:szCs w:val="24"/>
-                <w:lang w:val="en-ID" w:eastAsia="en-ID"/>
-                <w14:ligatures w14:val="none"/>
-              </w:rPr>
-              <w:t>perbandingan</w:t>
-            </w:r>
-            <w:proofErr w:type="spellEnd"/>
-            <w:r>
-              <w:rPr>
-                <w:rFonts w:eastAsia="Times New Roman" w:cs="Times New Roman"/>
-                <w:color w:val="auto"/>
-                <w:kern w:val="0"/>
-                <w:szCs w:val="24"/>
-                <w:lang w:val="en-ID" w:eastAsia="en-ID"/>
-                <w14:ligatures w14:val="none"/>
-              </w:rPr>
-              <w:t xml:space="preserve"> </w:t>
-            </w:r>
-            <w:proofErr w:type="spellStart"/>
-            <w:r>
-              <w:rPr>
-                <w:rFonts w:eastAsia="Times New Roman" w:cs="Times New Roman"/>
-                <w:color w:val="auto"/>
-                <w:kern w:val="0"/>
-                <w:szCs w:val="24"/>
-                <w:lang w:val="en-ID" w:eastAsia="en-ID"/>
-                <w14:ligatures w14:val="none"/>
-              </w:rPr>
-              <w:t>antar</w:t>
-            </w:r>
-            <w:proofErr w:type="spellEnd"/>
-            <w:r>
-              <w:rPr>
-                <w:rFonts w:eastAsia="Times New Roman" w:cs="Times New Roman"/>
-                <w:color w:val="auto"/>
-                <w:kern w:val="0"/>
-                <w:szCs w:val="24"/>
-                <w:lang w:val="en-ID" w:eastAsia="en-ID"/>
-                <w14:ligatures w14:val="none"/>
-              </w:rPr>
-              <w:t xml:space="preserve"> </w:t>
-            </w:r>
-            <w:proofErr w:type="spellStart"/>
-            <w:r>
-              <w:rPr>
-                <w:rFonts w:eastAsia="Times New Roman" w:cs="Times New Roman"/>
-                <w:color w:val="auto"/>
-                <w:kern w:val="0"/>
-                <w:szCs w:val="24"/>
-                <w:lang w:val="en-ID" w:eastAsia="en-ID"/>
-                <w14:ligatures w14:val="none"/>
-              </w:rPr>
-              <w:t>alternatif</w:t>
-            </w:r>
-            <w:proofErr w:type="spellEnd"/>
+              <w:t>Input perbandingan antar alternatif</w:t>
+            </w:r>
           </w:p>
         </w:tc>
         <w:tc>
@@ -32073,69 +32479,8 @@
                 <w:lang w:val="en-ID" w:eastAsia="en-ID"/>
                 <w14:ligatures w14:val="none"/>
               </w:rPr>
-              <w:t xml:space="preserve">Sistem </w:t>
-            </w:r>
-            <w:proofErr w:type="spellStart"/>
-            <w:r>
-              <w:rPr>
-                <w:rFonts w:eastAsia="Times New Roman" w:cs="Times New Roman"/>
-                <w:color w:val="auto"/>
-                <w:kern w:val="0"/>
-                <w:szCs w:val="24"/>
-                <w:lang w:val="en-ID" w:eastAsia="en-ID"/>
-                <w14:ligatures w14:val="none"/>
-              </w:rPr>
-              <w:t>menghitung</w:t>
-            </w:r>
-            <w:proofErr w:type="spellEnd"/>
-            <w:r>
-              <w:rPr>
-                <w:rFonts w:eastAsia="Times New Roman" w:cs="Times New Roman"/>
-                <w:color w:val="auto"/>
-                <w:kern w:val="0"/>
-                <w:szCs w:val="24"/>
-                <w:lang w:val="en-ID" w:eastAsia="en-ID"/>
-                <w14:ligatures w14:val="none"/>
-              </w:rPr>
-              <w:t xml:space="preserve"> </w:t>
-            </w:r>
-            <w:proofErr w:type="spellStart"/>
-            <w:r>
-              <w:rPr>
-                <w:rFonts w:eastAsia="Times New Roman" w:cs="Times New Roman"/>
-                <w:color w:val="auto"/>
-                <w:kern w:val="0"/>
-                <w:szCs w:val="24"/>
-                <w:lang w:val="en-ID" w:eastAsia="en-ID"/>
-                <w14:ligatures w14:val="none"/>
-              </w:rPr>
-              <w:t>prioritas</w:t>
-            </w:r>
-            <w:proofErr w:type="spellEnd"/>
-            <w:r>
-              <w:rPr>
-                <w:rFonts w:eastAsia="Times New Roman" w:cs="Times New Roman"/>
-                <w:color w:val="auto"/>
-                <w:kern w:val="0"/>
-                <w:szCs w:val="24"/>
-                <w:lang w:val="en-ID" w:eastAsia="en-ID"/>
-                <w14:ligatures w14:val="none"/>
-              </w:rPr>
-              <w:t xml:space="preserve"> </w:t>
-            </w:r>
-            <w:proofErr w:type="spellStart"/>
-            <w:r>
-              <w:rPr>
-                <w:rFonts w:eastAsia="Times New Roman" w:cs="Times New Roman"/>
-                <w:color w:val="auto"/>
-                <w:kern w:val="0"/>
-                <w:szCs w:val="24"/>
-                <w:lang w:val="en-ID" w:eastAsia="en-ID"/>
-                <w14:ligatures w14:val="none"/>
-              </w:rPr>
-              <w:t>alternatif</w:t>
-            </w:r>
-            <w:proofErr w:type="spellEnd"/>
+              <w:t>Sistem menghitung prioritas alternatif</w:t>
+            </w:r>
           </w:p>
         </w:tc>
         <w:tc>
@@ -32165,79 +32510,7 @@
                 <w:lang w:val="en-ID" w:eastAsia="en-ID"/>
                 <w14:ligatures w14:val="none"/>
               </w:rPr>
-              <w:t xml:space="preserve">Hasil </w:t>
-            </w:r>
-            <w:proofErr w:type="spellStart"/>
-            <w:r>
-              <w:rPr>
-                <w:rFonts w:eastAsia="Times New Roman" w:cs="Times New Roman"/>
-                <w:color w:val="auto"/>
-                <w:kern w:val="0"/>
-                <w:szCs w:val="24"/>
-                <w:lang w:val="en-ID" w:eastAsia="en-ID"/>
-                <w14:ligatures w14:val="none"/>
-              </w:rPr>
-              <w:t>perbandingan</w:t>
-            </w:r>
-            <w:proofErr w:type="spellEnd"/>
-            <w:r>
-              <w:rPr>
-                <w:rFonts w:eastAsia="Times New Roman" w:cs="Times New Roman"/>
-                <w:color w:val="auto"/>
-                <w:kern w:val="0"/>
-                <w:szCs w:val="24"/>
-                <w:lang w:val="en-ID" w:eastAsia="en-ID"/>
-                <w14:ligatures w14:val="none"/>
-              </w:rPr>
-              <w:t xml:space="preserve"> </w:t>
-            </w:r>
-            <w:proofErr w:type="spellStart"/>
-            <w:r>
-              <w:rPr>
-                <w:rFonts w:eastAsia="Times New Roman" w:cs="Times New Roman"/>
-                <w:color w:val="auto"/>
-                <w:kern w:val="0"/>
-                <w:szCs w:val="24"/>
-                <w:lang w:val="en-ID" w:eastAsia="en-ID"/>
-                <w14:ligatures w14:val="none"/>
-              </w:rPr>
-              <w:t>alternatif</w:t>
-            </w:r>
-            <w:proofErr w:type="spellEnd"/>
-            <w:r>
-              <w:rPr>
-                <w:rFonts w:eastAsia="Times New Roman" w:cs="Times New Roman"/>
-                <w:color w:val="auto"/>
-                <w:kern w:val="0"/>
-                <w:szCs w:val="24"/>
-                <w:lang w:val="en-ID" w:eastAsia="en-ID"/>
-                <w14:ligatures w14:val="none"/>
-              </w:rPr>
-              <w:t xml:space="preserve"> </w:t>
-            </w:r>
-            <w:proofErr w:type="spellStart"/>
-            <w:r>
-              <w:rPr>
-                <w:rFonts w:eastAsia="Times New Roman" w:cs="Times New Roman"/>
-                <w:color w:val="auto"/>
-                <w:kern w:val="0"/>
-                <w:szCs w:val="24"/>
-                <w:lang w:val="en-ID" w:eastAsia="en-ID"/>
-                <w14:ligatures w14:val="none"/>
-              </w:rPr>
-              <w:t>tampil</w:t>
-            </w:r>
-            <w:proofErr w:type="spellEnd"/>
-            <w:r>
-              <w:rPr>
-                <w:rFonts w:eastAsia="Times New Roman" w:cs="Times New Roman"/>
-                <w:color w:val="auto"/>
-                <w:kern w:val="0"/>
-                <w:szCs w:val="24"/>
-                <w:lang w:val="en-ID" w:eastAsia="en-ID"/>
-                <w14:ligatures w14:val="none"/>
-              </w:rPr>
-              <w:t xml:space="preserve"> di tabel</w:t>
+              <w:t>Hasil perbandingan alternatif tampil di tabel</w:t>
             </w:r>
           </w:p>
         </w:tc>
@@ -32264,10 +32537,7 @@
         <w:t>black box</w:t>
       </w:r>
       <w:r>
-        <w:t xml:space="preserve"> </w:t>
-      </w:r>
-      <w:r>
-        <w:t xml:space="preserve">pada fitur </w:t>
+        <w:t xml:space="preserve"> pada fitur </w:t>
       </w:r>
       <w:r>
         <w:rPr>
@@ -37656,6 +37926,17 @@
       <w:bCs/>
     </w:rPr>
   </w:style>
+  <w:style w:type="character" w:styleId="Emphasis">
+    <w:name w:val="Emphasis"/>
+    <w:basedOn w:val="DefaultParagraphFont"/>
+    <w:uiPriority w:val="20"/>
+    <w:qFormat/>
+    <w:rsid w:val="001C7456"/>
+    <w:rPr>
+      <w:i/>
+      <w:iCs/>
+    </w:rPr>
+  </w:style>
 </w:styles>
 </file>
 
